--- a/00-首页/题组Word/初赛模拟卷/初赛模拟卷III（非有机·答案版）.docx
+++ b/00-首页/题组Word/初赛模拟卷/初赛模拟卷III（非有机·答案版）.docx
@@ -55,6 +55,7 @@
     <w:p>
       <w:pPr>
         <w:pStyle w:val="BlockText"/>
+        <w:ind w:firstLine="420"/>
       </w:pPr>
       <w:r>
         <w:rPr>
@@ -725,6 +726,7 @@
     <w:p>
       <w:pPr>
         <w:pStyle w:val="BlockText"/>
+        <w:ind w:firstLine="420"/>
       </w:pPr>
       <w:r>
         <w:rPr>
@@ -820,6 +822,7 @@
     <w:p>
       <w:pPr>
         <w:pStyle w:val="FirstParagraph"/>
+        <w:ind w:firstLine="420"/>
       </w:pPr>
       <w:r>
         <w:rPr>
@@ -837,6 +840,7 @@
     <w:p>
       <w:pPr>
         <w:pStyle w:val="BodyText"/>
+        <w:ind w:firstLine="420"/>
       </w:pPr>
       <w:r>
         <w:rPr>
@@ -860,6 +864,7 @@
     <w:p>
       <w:pPr>
         <w:pStyle w:val="BodyText"/>
+        <w:ind w:firstLine="420"/>
       </w:pPr>
       <w:r>
         <w:rPr>
@@ -1017,6 +1022,7 @@
     <w:p>
       <w:pPr>
         <w:pStyle w:val="BodyText"/>
+        <w:ind w:firstLine="420"/>
       </w:pPr>
       <w:r>
         <w:rPr>
@@ -1087,6 +1093,7 @@
     <w:p>
       <w:pPr>
         <w:pStyle w:val="BodyText"/>
+        <w:ind w:firstLine="420"/>
       </w:pPr>
       <w:r>
         <w:rPr>
@@ -1274,6 +1281,7 @@
     <w:p>
       <w:pPr>
         <w:pStyle w:val="BodyText"/>
+        <w:ind w:firstLine="420"/>
       </w:pPr>
       <w:r>
         <w:rPr>
@@ -1906,6 +1914,7 @@
     <w:p>
       <w:pPr>
         <w:pStyle w:val="FirstParagraph"/>
+        <w:ind w:firstLine="420"/>
       </w:pPr>
       <w:r>
         <w:rPr>
@@ -2055,7 +2064,7 @@
         </w:rPr>
         <w:drawing>
           <wp:inline>
-            <wp:extent cx="1676400" cy="1498600"/>
+            <wp:extent cx="1612900" cy="1473200"/>
             <wp:effectExtent b="0" l="0" r="0" t="0"/>
             <wp:docPr descr="" title="" id="10" name="Picture"/>
             <a:graphic>
@@ -2076,7 +2085,7 @@
                   <pic:spPr bwMode="auto">
                     <a:xfrm>
                       <a:off x="0" y="0"/>
-                      <a:ext cx="1676400" cy="1498600"/>
+                      <a:ext cx="1612900" cy="1473200"/>
                     </a:xfrm>
                     <a:prstGeom prst="rect">
                       <a:avLst/>
@@ -2473,6 +2482,7 @@
     <w:p>
       <w:pPr>
         <w:pStyle w:val="FirstParagraph"/>
+        <w:ind w:firstLine="420"/>
       </w:pPr>
       <w:r>
         <w:rPr>
@@ -2877,6 +2887,7 @@
     <w:p>
       <w:pPr>
         <w:pStyle w:val="FirstParagraph"/>
+        <w:ind w:firstLine="420"/>
       </w:pPr>
       <w:r>
         <w:rPr>
@@ -3846,6 +3857,7 @@
     <w:p>
       <w:pPr>
         <w:pStyle w:val="BlockText"/>
+        <w:ind w:firstLine="420"/>
       </w:pPr>
       <w:r>
         <w:rPr>
@@ -3941,6 +3953,7 @@
     <w:p>
       <w:pPr>
         <w:pStyle w:val="FirstParagraph"/>
+        <w:ind w:firstLine="420"/>
       </w:pPr>
       <w:r>
         <w:rPr>
@@ -4165,6 +4178,7 @@
     <w:p>
       <w:pPr>
         <w:pStyle w:val="BodyText"/>
+        <w:ind w:firstLine="420"/>
       </w:pPr>
       <w:r>
         <w:rPr>
@@ -4188,6 +4202,7 @@
     <w:p>
       <w:pPr>
         <w:pStyle w:val="BodyText"/>
+        <w:ind w:firstLine="420"/>
       </w:pPr>
       <w:r>
         <w:rPr>
@@ -4331,6 +4346,7 @@
     <w:p>
       <w:pPr>
         <w:pStyle w:val="BodyText"/>
+        <w:ind w:firstLine="420"/>
       </w:pPr>
       <w:r>
         <w:rPr>
@@ -4618,6 +4634,7 @@
     <w:p>
       <w:pPr>
         <w:pStyle w:val="FirstParagraph"/>
+        <w:ind w:firstLine="420"/>
       </w:pPr>
       <w:r>
         <w:rPr>
@@ -4824,6 +4841,7 @@
     <w:p>
       <w:pPr>
         <w:pStyle w:val="FirstParagraph"/>
+        <w:ind w:firstLine="420"/>
       </w:pPr>
       <w:r>
         <w:rPr>
@@ -4952,6 +4970,7 @@
     <w:p>
       <w:pPr>
         <w:pStyle w:val="BodyText"/>
+        <w:ind w:firstLine="420"/>
       </w:pPr>
       <w:r>
         <w:rPr>
@@ -5140,6 +5159,7 @@
     <w:p>
       <w:pPr>
         <w:pStyle w:val="FirstParagraph"/>
+        <w:ind w:firstLine="420"/>
       </w:pPr>
       <w:r>
         <w:rPr>
@@ -5169,6 +5189,7 @@
     <w:p>
       <w:pPr>
         <w:pStyle w:val="BodyText"/>
+        <w:ind w:firstLine="420"/>
       </w:pPr>
       <w:r>
         <w:rPr>
@@ -5228,6 +5249,7 @@
     <w:p>
       <w:pPr>
         <w:pStyle w:val="BodyText"/>
+        <w:ind w:firstLine="420"/>
       </w:pPr>
       <w:r>
         <w:rPr>
@@ -5251,6 +5273,7 @@
     <w:p>
       <w:pPr>
         <w:pStyle w:val="BodyText"/>
+        <w:ind w:firstLine="420"/>
       </w:pPr>
       <w:r>
         <w:rPr>
@@ -5435,6 +5458,7 @@
     <w:p>
       <w:pPr>
         <w:pStyle w:val="BodyText"/>
+        <w:ind w:firstLine="420"/>
       </w:pPr>
       <w:r>
         <w:rPr>
@@ -5572,6 +5596,7 @@
     <w:p>
       <w:pPr>
         <w:pStyle w:val="FirstParagraph"/>
+        <w:ind w:firstLine="420"/>
       </w:pPr>
       <w:r>
         <w:rPr>
@@ -5601,6 +5626,7 @@
     <w:p>
       <w:pPr>
         <w:pStyle w:val="BodyText"/>
+        <w:ind w:firstLine="420"/>
       </w:pPr>
       <w:r>
         <w:rPr>
@@ -5961,6 +5987,7 @@
     <w:p>
       <w:pPr>
         <w:pStyle w:val="BlockText"/>
+        <w:ind w:firstLine="420"/>
       </w:pPr>
       <w:r>
         <w:rPr>
@@ -6056,6 +6083,7 @@
     <w:p>
       <w:pPr>
         <w:pStyle w:val="FirstParagraph"/>
+        <w:ind w:firstLine="420"/>
       </w:pPr>
       <w:r>
         <w:rPr>
@@ -6240,6 +6268,7 @@
     <w:p>
       <w:pPr>
         <w:pStyle w:val="BodyText"/>
+        <w:ind w:firstLine="420"/>
       </w:pPr>
       <w:r>
         <w:rPr>
@@ -6852,6 +6881,7 @@
     <w:p>
       <w:pPr>
         <w:pStyle w:val="BodyText"/>
+        <w:ind w:firstLine="420"/>
       </w:pPr>
       <w:r>
         <w:rPr>
@@ -6958,6 +6988,7 @@
     <w:p>
       <w:pPr>
         <w:pStyle w:val="BodyText"/>
+        <w:ind w:firstLine="420"/>
       </w:pPr>
       <w:r>
         <w:rPr>
@@ -7026,6 +7057,7 @@
     <w:p>
       <w:pPr>
         <w:pStyle w:val="BodyText"/>
+        <w:ind w:firstLine="420"/>
       </w:pPr>
       <w:r>
         <w:rPr>
@@ -7381,6 +7413,7 @@
     <w:p>
       <w:pPr>
         <w:pStyle w:val="FirstParagraph"/>
+        <w:ind w:firstLine="420"/>
       </w:pPr>
       <w:r>
         <w:rPr>
@@ -7976,6 +8009,7 @@
     <w:p>
       <w:pPr>
         <w:pStyle w:val="FirstParagraph"/>
+        <w:ind w:firstLine="420"/>
       </w:pPr>
       <w:r>
         <w:rPr>
@@ -8906,6 +8940,7 @@
     <w:p>
       <w:pPr>
         <w:pStyle w:val="FirstParagraph"/>
+        <w:ind w:firstLine="420"/>
       </w:pPr>
       <w:r>
         <w:rPr>
@@ -9007,6 +9042,7 @@
     <w:p>
       <w:pPr>
         <w:pStyle w:val="FirstParagraph"/>
+        <w:ind w:firstLine="420"/>
       </w:pPr>
       <w:r>
         <w:rPr>
@@ -9221,6 +9257,7 @@
     <w:p>
       <w:pPr>
         <w:pStyle w:val="BlockText"/>
+        <w:ind w:firstLine="420"/>
       </w:pPr>
       <w:r>
         <w:rPr>
@@ -9505,6 +9542,7 @@
     <w:p>
       <w:pPr>
         <w:pStyle w:val="BlockText"/>
+        <w:ind w:firstLine="420"/>
       </w:pPr>
       <w:r>
         <w:rPr>
@@ -9600,6 +9638,7 @@
     <w:p>
       <w:pPr>
         <w:pStyle w:val="FirstParagraph"/>
+        <w:ind w:firstLine="420"/>
       </w:pPr>
       <w:r>
         <w:rPr>
@@ -9620,6 +9659,7 @@
           <w:ilvl w:val="0"/>
           <w:numId w:val="1001"/>
         </w:numPr>
+        <w:ind w:firstLine="420"/>
       </w:pPr>
       <w:r>
         <w:rPr>
@@ -9700,6 +9740,7 @@
           <w:ilvl w:val="0"/>
           <w:numId w:val="1001"/>
         </w:numPr>
+        <w:ind w:firstLine="420"/>
       </w:pPr>
       <w:r>
         <w:rPr>
@@ -9901,6 +9942,7 @@
           <w:ilvl w:val="0"/>
           <w:numId w:val="1001"/>
         </w:numPr>
+        <w:ind w:firstLine="420"/>
       </w:pPr>
       <w:r>
         <w:rPr>
@@ -10179,6 +10221,7 @@
           <w:ilvl w:val="0"/>
           <w:numId w:val="1001"/>
         </w:numPr>
+        <w:ind w:firstLine="420"/>
       </w:pPr>
       <w:r>
         <w:rPr>
@@ -10331,6 +10374,7 @@
           <w:ilvl w:val="0"/>
           <w:numId w:val="1001"/>
         </w:numPr>
+        <w:ind w:firstLine="420"/>
       </w:pPr>
       <w:r>
         <w:rPr>
@@ -10462,6 +10506,7 @@
     <w:p>
       <w:pPr>
         <w:pStyle w:val="FirstParagraph"/>
+        <w:ind w:firstLine="420"/>
       </w:pPr>
       <w:r>
         <w:rPr>
@@ -10517,6 +10562,7 @@
     <w:p>
       <w:pPr>
         <w:pStyle w:val="BodyText"/>
+        <w:ind w:firstLine="420"/>
       </w:pPr>
       <w:r>
         <w:rPr>
@@ -10590,6 +10636,7 @@
     <w:p>
       <w:pPr>
         <w:pStyle w:val="BodyText"/>
+        <w:ind w:firstLine="420"/>
       </w:pPr>
       <w:r>
         <w:rPr>
@@ -10645,6 +10692,7 @@
     <w:p>
       <w:pPr>
         <w:pStyle w:val="BodyText"/>
+        <w:ind w:firstLine="420"/>
       </w:pPr>
       <w:r>
         <w:rPr>
@@ -10714,6 +10762,7 @@
     <w:p>
       <w:pPr>
         <w:pStyle w:val="BodyText"/>
+        <w:ind w:firstLine="420"/>
       </w:pPr>
       <w:r>
         <w:rPr>
@@ -10829,6 +10878,7 @@
     <w:p>
       <w:pPr>
         <w:pStyle w:val="BodyText"/>
+        <w:ind w:firstLine="420"/>
       </w:pPr>
       <w:r>
         <w:rPr>
@@ -10967,6 +11017,7 @@
     <w:p>
       <w:pPr>
         <w:pStyle w:val="BodyText"/>
+        <w:ind w:firstLine="420"/>
       </w:pPr>
       <w:r>
         <w:rPr>
@@ -11106,6 +11157,7 @@
     <w:p>
       <w:pPr>
         <w:pStyle w:val="BodyText"/>
+        <w:ind w:firstLine="420"/>
       </w:pPr>
       <w:r>
         <w:rPr>
@@ -11276,6 +11328,7 @@
     <w:p>
       <w:pPr>
         <w:pStyle w:val="FirstParagraph"/>
+        <w:ind w:firstLine="420"/>
       </w:pPr>
       <w:r>
         <w:rPr>
@@ -11299,6 +11352,7 @@
     <w:p>
       <w:pPr>
         <w:pStyle w:val="BodyText"/>
+        <w:ind w:firstLine="420"/>
       </w:pPr>
       <w:r>
         <w:rPr>
@@ -11457,6 +11511,7 @@
     <w:p>
       <w:pPr>
         <w:pStyle w:val="FirstParagraph"/>
+        <w:ind w:firstLine="420"/>
       </w:pPr>
       <w:r>
         <w:rPr>
@@ -11480,6 +11535,7 @@
     <w:p>
       <w:pPr>
         <w:pStyle w:val="BodyText"/>
+        <w:ind w:firstLine="420"/>
       </w:pPr>
       <w:r>
         <w:rPr>
@@ -11629,6 +11685,7 @@
     <w:p>
       <w:pPr>
         <w:pStyle w:val="FirstParagraph"/>
+        <w:ind w:firstLine="420"/>
       </w:pPr>
       <w:r>
         <w:rPr>
@@ -11719,6 +11776,7 @@
     <w:p>
       <w:pPr>
         <w:pStyle w:val="BlockText"/>
+        <w:ind w:firstLine="420"/>
       </w:pPr>
       <w:r>
         <w:rPr>
@@ -11826,6 +11884,7 @@
     <w:p>
       <w:pPr>
         <w:pStyle w:val="FirstParagraph"/>
+        <w:ind w:firstLine="420"/>
       </w:pPr>
       <w:r>
         <w:rPr>
@@ -12017,6 +12076,7 @@
     <w:p>
       <w:pPr>
         <w:pStyle w:val="BodyText"/>
+        <w:ind w:firstLine="420"/>
       </w:pPr>
       <w:r>
         <w:rPr>
@@ -12096,6 +12156,7 @@
     <w:p>
       <w:pPr>
         <w:pStyle w:val="BodyText"/>
+        <w:ind w:firstLine="420"/>
       </w:pPr>
       <w:r>
         <w:rPr>
@@ -12169,6 +12230,7 @@
     <w:p>
       <w:pPr>
         <w:pStyle w:val="BodyText"/>
+        <w:ind w:firstLine="420"/>
       </w:pPr>
       <w:r>
         <w:rPr>
@@ -12249,6 +12311,7 @@
     <w:p>
       <w:pPr>
         <w:pStyle w:val="FirstParagraph"/>
+        <w:ind w:firstLine="420"/>
       </w:pPr>
       <w:r>
         <w:rPr>
@@ -12609,6 +12672,7 @@
     <w:p>
       <w:pPr>
         <w:pStyle w:val="BodyText"/>
+        <w:ind w:firstLine="420"/>
       </w:pPr>
       <w:r>
         <w:rPr>
@@ -13122,6 +13186,7 @@
     <w:p>
       <w:pPr>
         <w:pStyle w:val="BlockText"/>
+        <w:ind w:firstLine="420"/>
       </w:pPr>
       <w:r>
         <w:rPr>
@@ -13502,6 +13567,7 @@
     <w:p>
       <w:pPr>
         <w:pStyle w:val="BlockText"/>
+        <w:ind w:firstLine="420"/>
       </w:pPr>
       <w:r>
         <w:rPr>
@@ -13609,6 +13675,7 @@
     <w:p>
       <w:pPr>
         <w:pStyle w:val="FirstParagraph"/>
+        <w:ind w:firstLine="420"/>
       </w:pPr>
       <w:r>
         <w:rPr>
@@ -13921,6 +13988,7 @@
     <w:p>
       <w:pPr>
         <w:pStyle w:val="BodyText"/>
+        <w:ind w:firstLine="420"/>
       </w:pPr>
       <w:r>
         <w:rPr>
@@ -14583,6 +14651,7 @@
     <w:p>
       <w:pPr>
         <w:pStyle w:val="FirstParagraph"/>
+        <w:ind w:firstLine="420"/>
       </w:pPr>
       <w:r>
         <w:rPr>
@@ -14597,6 +14666,346 @@
           <w:rFonts w:hint="eastAsia" w:ascii="Times New Roman" w:hAnsi="Times New Roman" w:eastAsia="Times New Roman" w:cs="Times New Roman"/>
         </w:rPr>
         <w:t>（4</w:t>
+      </w:r>
+      <w:r>
+        <w:rPr>
+          <w:rFonts w:hint="eastAsia" w:ascii="Times New Roman" w:hAnsi="Times New Roman" w:eastAsia="FangSong" w:cs="Times New Roman"/>
+        </w:rPr>
+        <w:t>分</w:t>
+      </w:r>
+      <w:r>
+        <w:rPr>
+          <w:rFonts w:hint="eastAsia" w:ascii="Times New Roman" w:hAnsi="Times New Roman" w:eastAsia="Times New Roman" w:cs="Times New Roman"/>
+        </w:rPr>
+        <w:t>）</w:t>
+      </w:r>
+    </w:p>
+    <w:p>
+      <w:pPr>
+        <w:pStyle w:val="BodyText"/>
+        <w:ind w:firstLine="420"/>
+      </w:pPr>
+      <w:r>
+        <w:rPr>
+          <w:rFonts w:ascii="Times New Roman" w:hAnsi="Times New Roman" w:eastAsia="Times New Roman" w:cs="Times New Roman"/>
+        </w:rPr>
+        <w:t>4.43×10</w:t>
+      </w:r>
+      <w:r>
+        <w:rPr>
+          <w:rFonts w:ascii="Times New Roman" w:hAnsi="Times New Roman" w:eastAsia="Times New Roman" w:cs="Times New Roman"/>
+          <w:vertAlign w:val="superscript"/>
+        </w:rPr>
+        <w:t>-3</w:t>
+      </w:r>
+      <w:r>
+        <w:rPr>
+          <w:rFonts w:ascii="Times New Roman" w:hAnsi="Times New Roman" w:eastAsia="Times New Roman" w:cs="Times New Roman"/>
+        </w:rPr>
+        <w:t xml:space="preserve"> </w:t>
+      </w:r>
+      <w:r>
+        <w:rPr>
+          <w:rFonts w:hint="eastAsia" w:ascii="Times New Roman" w:hAnsi="Times New Roman" w:eastAsia="Times New Roman" w:cs="Times New Roman"/>
+        </w:rPr>
+        <w:t>mol·L</w:t>
+      </w:r>
+      <w:r>
+        <w:rPr>
+          <w:rFonts w:hint="eastAsia" w:ascii="Times New Roman" w:hAnsi="Times New Roman" w:eastAsia="Times New Roman" w:cs="Times New Roman"/>
+          <w:vertAlign w:val="superscript"/>
+        </w:rPr>
+        <w:t>-1</w:t>
+      </w:r>
+      <w:r>
+        <w:rPr>
+          <w:rFonts w:hint="eastAsia" w:ascii="Times New Roman" w:hAnsi="Times New Roman" w:eastAsia="Times New Roman" w:cs="Times New Roman"/>
+        </w:rPr>
+        <w:t>（3</w:t>
+      </w:r>
+      <w:r>
+        <w:rPr>
+          <w:rFonts w:ascii="Times New Roman" w:hAnsi="Times New Roman" w:eastAsia="Times New Roman" w:cs="Times New Roman"/>
+        </w:rPr>
+        <w:t xml:space="preserve"> </w:t>
+      </w:r>
+      <w:r>
+        <w:rPr>
+          <w:rFonts w:hint="eastAsia" w:ascii="Times New Roman" w:hAnsi="Times New Roman" w:eastAsia="FangSong" w:cs="Times New Roman"/>
+        </w:rPr>
+        <w:t>分</w:t>
+      </w:r>
+      <w:r>
+        <w:rPr>
+          <w:rFonts w:hint="eastAsia" w:ascii="Times New Roman" w:hAnsi="Times New Roman" w:eastAsia="Times New Roman" w:cs="Times New Roman"/>
+        </w:rPr>
+        <w:t>）</w:t>
+      </w:r>
+    </w:p>
+    <w:p>
+      <w:pPr>
+        <w:pStyle w:val="BodyText"/>
+        <w:ind w:firstLine="420"/>
+      </w:pPr>
+      <w:r>
+        <w:rPr>
+          <w:rFonts w:hint="eastAsia" w:ascii="Times New Roman" w:hAnsi="Times New Roman" w:eastAsia="FangSong" w:cs="Times New Roman"/>
+        </w:rPr>
+        <w:t xml:space="preserve">不能选用</w:t>
+      </w:r>
+      <w:r>
+        <w:rPr>
+          <w:rFonts w:ascii="Times New Roman" w:hAnsi="Times New Roman" w:eastAsia="Times New Roman" w:cs="Times New Roman"/>
+        </w:rPr>
+        <w:t xml:space="preserve"> EBT </w:t>
+      </w:r>
+      <w:r>
+        <w:rPr>
+          <w:rFonts w:hint="eastAsia" w:ascii="Times New Roman" w:hAnsi="Times New Roman" w:eastAsia="FangSong" w:cs="Times New Roman"/>
+        </w:rPr>
+        <w:t>作指示剂</w:t>
+      </w:r>
+      <w:r>
+        <w:rPr>
+          <w:rFonts w:hint="eastAsia" w:ascii="Times New Roman" w:hAnsi="Times New Roman" w:eastAsia="Times New Roman" w:cs="Times New Roman"/>
+        </w:rPr>
+        <w:t>，</w:t>
+      </w:r>
+      <w:r>
+        <w:rPr>
+          <w:rFonts w:hint="eastAsia" w:ascii="Times New Roman" w:hAnsi="Times New Roman" w:eastAsia="FangSong" w:cs="Times New Roman"/>
+        </w:rPr>
+        <w:t>因为</w:t>
+      </w:r>
+      <w:r>
+        <w:rPr>
+          <w:rFonts w:ascii="Times New Roman" w:hAnsi="Times New Roman" w:eastAsia="Times New Roman" w:cs="Times New Roman"/>
+        </w:rPr>
+        <w:t xml:space="preserve"> Mg</w:t>
+      </w:r>
+      <w:r>
+        <w:rPr>
+          <w:rFonts w:ascii="Times New Roman" w:hAnsi="Times New Roman" w:eastAsia="Times New Roman" w:cs="Times New Roman"/>
+          <w:vertAlign w:val="superscript"/>
+        </w:rPr>
+        <w:t>2+</w:t>
+      </w:r>
+      <w:r>
+        <w:rPr>
+          <w:rFonts w:ascii="Times New Roman" w:hAnsi="Times New Roman" w:eastAsia="Times New Roman" w:cs="Times New Roman"/>
+        </w:rPr>
+        <w:t xml:space="preserve"> </w:t>
+      </w:r>
+      <w:r>
+        <w:rPr>
+          <w:rFonts w:hint="eastAsia" w:ascii="Times New Roman" w:hAnsi="Times New Roman" w:eastAsia="FangSong" w:cs="Times New Roman"/>
+        </w:rPr>
+        <w:t xml:space="preserve">和</w:t>
+      </w:r>
+      <w:r>
+        <w:rPr>
+          <w:rFonts w:ascii="Times New Roman" w:hAnsi="Times New Roman" w:eastAsia="Times New Roman" w:cs="Times New Roman"/>
+        </w:rPr>
+        <w:t xml:space="preserve"> EBT </w:t>
+      </w:r>
+      <w:r>
+        <w:rPr>
+          <w:rFonts w:hint="eastAsia" w:ascii="Times New Roman" w:hAnsi="Times New Roman" w:eastAsia="FangSong" w:cs="Times New Roman"/>
+        </w:rPr>
+        <w:t>也显色</w:t>
+      </w:r>
+      <w:r>
+        <w:rPr>
+          <w:rFonts w:hint="eastAsia" w:ascii="Times New Roman" w:hAnsi="Times New Roman" w:eastAsia="Times New Roman" w:cs="Times New Roman"/>
+        </w:rPr>
+        <w:t>，</w:t>
+      </w:r>
+      <w:r>
+        <w:rPr>
+          <w:rFonts w:hint="eastAsia" w:ascii="Times New Roman" w:hAnsi="Times New Roman" w:eastAsia="FangSong" w:cs="Times New Roman"/>
+        </w:rPr>
+        <w:t>这样</w:t>
+      </w:r>
+      <w:r>
+        <w:rPr>
+          <w:rFonts w:ascii="Times New Roman" w:hAnsi="Times New Roman" w:eastAsia="Times New Roman" w:cs="Times New Roman"/>
+        </w:rPr>
+        <w:t xml:space="preserve"> Mg</w:t>
+      </w:r>
+      <w:r>
+        <w:rPr>
+          <w:rFonts w:ascii="Times New Roman" w:hAnsi="Times New Roman" w:eastAsia="Times New Roman" w:cs="Times New Roman"/>
+          <w:vertAlign w:val="superscript"/>
+        </w:rPr>
+        <w:t>2+</w:t>
+      </w:r>
+      <w:r>
+        <w:rPr>
+          <w:rFonts w:ascii="Times New Roman" w:hAnsi="Times New Roman" w:eastAsia="Times New Roman" w:cs="Times New Roman"/>
+        </w:rPr>
+        <w:t xml:space="preserve"> </w:t>
+      </w:r>
+      <w:r>
+        <w:rPr>
+          <w:rFonts w:hint="eastAsia" w:ascii="Times New Roman" w:hAnsi="Times New Roman" w:eastAsia="FangSong" w:cs="Times New Roman"/>
+        </w:rPr>
+        <w:t xml:space="preserve">的存在对</w:t>
+      </w:r>
+      <w:r>
+        <w:rPr>
+          <w:rFonts w:ascii="Times New Roman" w:hAnsi="Times New Roman" w:eastAsia="Times New Roman" w:cs="Times New Roman"/>
+        </w:rPr>
+        <w:t xml:space="preserve"> Zn</w:t>
+      </w:r>
+      <w:r>
+        <w:rPr>
+          <w:rFonts w:ascii="Times New Roman" w:hAnsi="Times New Roman" w:eastAsia="Times New Roman" w:cs="Times New Roman"/>
+          <w:vertAlign w:val="superscript"/>
+        </w:rPr>
+        <w:t>2+</w:t>
+      </w:r>
+      <w:r>
+        <w:rPr>
+          <w:rFonts w:ascii="Times New Roman" w:hAnsi="Times New Roman" w:eastAsia="Times New Roman" w:cs="Times New Roman"/>
+        </w:rPr>
+        <w:t xml:space="preserve"> </w:t>
+      </w:r>
+      <w:r>
+        <w:rPr>
+          <w:rFonts w:hint="eastAsia" w:ascii="Times New Roman" w:hAnsi="Times New Roman" w:eastAsia="FangSong" w:cs="Times New Roman"/>
+        </w:rPr>
+        <w:t>的滴定有干扰</w:t>
+      </w:r>
+      <w:r>
+        <w:rPr>
+          <w:rFonts w:hint="eastAsia" w:ascii="Times New Roman" w:hAnsi="Times New Roman" w:eastAsia="Times New Roman" w:cs="Times New Roman"/>
+        </w:rPr>
+        <w:t>。（1</w:t>
+      </w:r>
+      <w:r>
+        <w:rPr>
+          <w:rFonts w:ascii="Times New Roman" w:hAnsi="Times New Roman" w:eastAsia="Times New Roman" w:cs="Times New Roman"/>
+        </w:rPr>
+        <w:t xml:space="preserve"> </w:t>
+      </w:r>
+      <w:r>
+        <w:rPr>
+          <w:rFonts w:hint="eastAsia" w:ascii="Times New Roman" w:hAnsi="Times New Roman" w:eastAsia="FangSong" w:cs="Times New Roman"/>
+        </w:rPr>
+        <w:t>分</w:t>
+      </w:r>
+      <w:r>
+        <w:rPr>
+          <w:rFonts w:hint="eastAsia" w:ascii="Times New Roman" w:hAnsi="Times New Roman" w:eastAsia="Times New Roman" w:cs="Times New Roman"/>
+        </w:rPr>
+        <w:t>）</w:t>
+      </w:r>
+    </w:p>
+    <w:p>
+      <w:pPr>
+        <w:pStyle w:val="BodyText"/>
+        <w:ind w:firstLine="420"/>
+      </w:pPr>
+      <w:r>
+        <w:rPr>
+          <w:rFonts w:ascii="Times New Roman" w:hAnsi="Times New Roman" w:eastAsia="Times New Roman" w:cs="Times New Roman"/>
+          <w:b/>
+          <w:bCs/>
+        </w:rPr>
+        <w:t xml:space="preserve">6-2</w:t>
+      </w:r>
+      <w:r>
+        <w:rPr>
+          <w:rFonts w:hint="eastAsia" w:ascii="Times New Roman" w:hAnsi="Times New Roman" w:eastAsia="Times New Roman" w:cs="Times New Roman"/>
+        </w:rPr>
+        <w:t>（7</w:t>
+      </w:r>
+      <w:r>
+        <w:rPr>
+          <w:rFonts w:hint="eastAsia" w:ascii="Times New Roman" w:hAnsi="Times New Roman" w:eastAsia="FangSong" w:cs="Times New Roman"/>
+        </w:rPr>
+        <w:t>分</w:t>
+      </w:r>
+      <w:r>
+        <w:rPr>
+          <w:rFonts w:hint="eastAsia" w:ascii="Times New Roman" w:hAnsi="Times New Roman" w:eastAsia="Times New Roman" w:cs="Times New Roman"/>
+        </w:rPr>
+        <w:t>）</w:t>
+      </w:r>
+    </w:p>
+    <w:p>
+      <w:pPr>
+        <w:pStyle w:val="BodyText"/>
+        <w:ind w:firstLine="420"/>
+      </w:pPr>
+      <w:r>
+        <w:rPr>
+          <w:rFonts w:ascii="Times New Roman" w:hAnsi="Times New Roman" w:eastAsia="Times New Roman" w:cs="Times New Roman"/>
+        </w:rPr>
+        <w:t xml:space="preserve">c </w:t>
+      </w:r>
+      <w:r>
+        <w:rPr>
+          <w:rFonts w:hint="eastAsia" w:ascii="Times New Roman" w:hAnsi="Times New Roman" w:eastAsia="Times New Roman" w:cs="Times New Roman"/>
+        </w:rPr>
+        <w:t xml:space="preserve">＝</w:t>
+      </w:r>
+      <w:r>
+        <w:rPr>
+          <w:rFonts w:ascii="Times New Roman" w:hAnsi="Times New Roman" w:eastAsia="Times New Roman" w:cs="Times New Roman"/>
+        </w:rPr>
+        <w:t xml:space="preserve"> (0.020 mol·L</w:t>
+      </w:r>
+      <w:r>
+        <w:rPr>
+          <w:rFonts w:ascii="Times New Roman" w:hAnsi="Times New Roman" w:eastAsia="Times New Roman" w:cs="Times New Roman"/>
+          <w:vertAlign w:val="superscript"/>
+        </w:rPr>
+        <w:t>-1</w:t>
+      </w:r>
+      <w:r>
+        <w:rPr>
+          <w:rFonts w:ascii="Times New Roman" w:hAnsi="Times New Roman" w:eastAsia="Times New Roman" w:cs="Times New Roman"/>
+        </w:rPr>
+        <w:t xml:space="preserve"> × V</w:t>
+      </w:r>
+      <w:r>
+        <w:rPr>
+          <w:rFonts w:ascii="Times New Roman" w:hAnsi="Times New Roman" w:eastAsia="Times New Roman" w:cs="Times New Roman"/>
+          <w:vertAlign w:val="subscript"/>
+        </w:rPr>
+        <w:t>3</w:t>
+      </w:r>
+      <w:r>
+        <w:rPr>
+          <w:rFonts w:ascii="Times New Roman" w:hAnsi="Times New Roman" w:eastAsia="Times New Roman" w:cs="Times New Roman"/>
+        </w:rPr>
+        <w:t xml:space="preserve"> × 1000 L·mL</w:t>
+      </w:r>
+      <w:r>
+        <w:rPr>
+          <w:rFonts w:ascii="Times New Roman" w:hAnsi="Times New Roman" w:eastAsia="Times New Roman" w:cs="Times New Roman"/>
+          <w:vertAlign w:val="superscript"/>
+        </w:rPr>
+        <w:t>-1</w:t>
+      </w:r>
+      <w:r>
+        <w:rPr>
+          <w:rFonts w:ascii="Times New Roman" w:hAnsi="Times New Roman" w:eastAsia="Times New Roman" w:cs="Times New Roman"/>
+        </w:rPr>
+        <w:t xml:space="preserve">) / (20.00 </w:t>
+      </w:r>
+      <w:r>
+        <w:rPr>
+          <w:rFonts w:hint="eastAsia" w:ascii="Times New Roman" w:hAnsi="Times New Roman" w:eastAsia="Times New Roman" w:cs="Times New Roman"/>
+        </w:rPr>
+        <w:t xml:space="preserve">mL)（3</w:t>
+      </w:r>
+      <w:r>
+        <w:rPr>
+          <w:rFonts w:ascii="Times New Roman" w:hAnsi="Times New Roman" w:eastAsia="Times New Roman" w:cs="Times New Roman"/>
+        </w:rPr>
+        <w:t xml:space="preserve"> </w:t>
       </w:r>
       <w:r>
         <w:rPr>
@@ -14619,57 +15028,47 @@
         <w:rPr>
           <w:rFonts w:ascii="Times New Roman" w:hAnsi="Times New Roman" w:eastAsia="Times New Roman" w:cs="Times New Roman"/>
         </w:rPr>
-        <w:t>4.43×10</w:t>
+        <w:t>Al</w:t>
       </w:r>
       <w:r>
         <w:rPr>
           <w:rFonts w:ascii="Times New Roman" w:hAnsi="Times New Roman" w:eastAsia="Times New Roman" w:cs="Times New Roman"/>
           <w:vertAlign w:val="superscript"/>
         </w:rPr>
-        <w:t>-3</w:t>
-      </w:r>
-      <w:r>
-        <w:rPr>
-          <w:rFonts w:ascii="Times New Roman" w:hAnsi="Times New Roman" w:eastAsia="Times New Roman" w:cs="Times New Roman"/>
-        </w:rPr>
-        <w:t xml:space="preserve"> </w:t>
-      </w:r>
-      <w:r>
-        <w:rPr>
-          <w:rFonts w:hint="eastAsia" w:ascii="Times New Roman" w:hAnsi="Times New Roman" w:eastAsia="Times New Roman" w:cs="Times New Roman"/>
-        </w:rPr>
-        <w:t>mol·L</w:t>
-      </w:r>
-      <w:r>
-        <w:rPr>
-          <w:rFonts w:hint="eastAsia" w:ascii="Times New Roman" w:hAnsi="Times New Roman" w:eastAsia="Times New Roman" w:cs="Times New Roman"/>
+        <w:t>3+</w:t>
+      </w:r>
+      <w:r>
+        <w:rPr>
+          <w:rFonts w:ascii="Times New Roman" w:hAnsi="Times New Roman" w:eastAsia="Times New Roman" w:cs="Times New Roman"/>
+        </w:rPr>
+        <w:t xml:space="preserve"> + 6F</w:t>
+      </w:r>
+      <w:r>
+        <w:rPr>
+          <w:rFonts w:ascii="Times New Roman" w:hAnsi="Times New Roman" w:eastAsia="Times New Roman" w:cs="Times New Roman"/>
           <w:vertAlign w:val="superscript"/>
         </w:rPr>
-        <w:t>-1</w:t>
-      </w:r>
-      <w:r>
-        <w:rPr>
-          <w:rFonts w:hint="eastAsia" w:ascii="Times New Roman" w:hAnsi="Times New Roman" w:eastAsia="Times New Roman" w:cs="Times New Roman"/>
-        </w:rPr>
-        <w:t>（3</w:t>
-      </w:r>
-      <w:r>
-        <w:rPr>
-          <w:rFonts w:ascii="Times New Roman" w:hAnsi="Times New Roman" w:eastAsia="Times New Roman" w:cs="Times New Roman"/>
-        </w:rPr>
-        <w:t xml:space="preserve"> </w:t>
-      </w:r>
-      <w:r>
-        <w:rPr>
-          <w:rFonts w:hint="eastAsia" w:ascii="Times New Roman" w:hAnsi="Times New Roman" w:eastAsia="FangSong" w:cs="Times New Roman"/>
-        </w:rPr>
-        <w:t>分</w:t>
-      </w:r>
-      <w:r>
-        <w:rPr>
-          <w:rFonts w:hint="eastAsia" w:ascii="Times New Roman" w:hAnsi="Times New Roman" w:eastAsia="Times New Roman" w:cs="Times New Roman"/>
-        </w:rPr>
-        <w:t>）</w:t>
+        <w:t>-</w:t>
+      </w:r>
+      <w:r>
+        <w:rPr>
+          <w:rFonts w:ascii="Times New Roman" w:hAnsi="Times New Roman" w:eastAsia="Times New Roman" w:cs="Times New Roman"/>
+        </w:rPr>
+        <w:t xml:space="preserve"> ═ AlF</w:t>
+      </w:r>
+      <w:r>
+        <w:rPr>
+          <w:rFonts w:ascii="Times New Roman" w:hAnsi="Times New Roman" w:eastAsia="Times New Roman" w:cs="Times New Roman"/>
+          <w:vertAlign w:val="subscript"/>
+        </w:rPr>
+        <w:t>6</w:t>
+      </w:r>
+      <w:r>
+        <w:rPr>
+          <w:rFonts w:ascii="Times New Roman" w:hAnsi="Times New Roman" w:eastAsia="Times New Roman" w:cs="Times New Roman"/>
+          <w:vertAlign w:val="superscript"/>
+        </w:rPr>
+        <w:t>3-</w:t>
       </w:r>
     </w:p>
     <w:p>
@@ -14678,39 +15077,9 @@
       </w:pPr>
       <w:r>
         <w:rPr>
-          <w:rFonts w:hint="eastAsia" w:ascii="Times New Roman" w:hAnsi="Times New Roman" w:eastAsia="FangSong" w:cs="Times New Roman"/>
-        </w:rPr>
-        <w:t xml:space="preserve">不能选用</w:t>
-      </w:r>
-      <w:r>
-        <w:rPr>
-          <w:rFonts w:ascii="Times New Roman" w:hAnsi="Times New Roman" w:eastAsia="Times New Roman" w:cs="Times New Roman"/>
-        </w:rPr>
-        <w:t xml:space="preserve"> EBT </w:t>
-      </w:r>
-      <w:r>
-        <w:rPr>
-          <w:rFonts w:hint="eastAsia" w:ascii="Times New Roman" w:hAnsi="Times New Roman" w:eastAsia="FangSong" w:cs="Times New Roman"/>
-        </w:rPr>
-        <w:t>作指示剂</w:t>
-      </w:r>
-      <w:r>
-        <w:rPr>
-          <w:rFonts w:hint="eastAsia" w:ascii="Times New Roman" w:hAnsi="Times New Roman" w:eastAsia="Times New Roman" w:cs="Times New Roman"/>
-        </w:rPr>
-        <w:t>，</w:t>
-      </w:r>
-      <w:r>
-        <w:rPr>
-          <w:rFonts w:hint="eastAsia" w:ascii="Times New Roman" w:hAnsi="Times New Roman" w:eastAsia="FangSong" w:cs="Times New Roman"/>
-        </w:rPr>
-        <w:t>因为</w:t>
-      </w:r>
-      <w:r>
-        <w:rPr>
-          <w:rFonts w:ascii="Times New Roman" w:hAnsi="Times New Roman" w:eastAsia="Times New Roman" w:cs="Times New Roman"/>
-        </w:rPr>
-        <w:t xml:space="preserve"> Mg</w:t>
+          <w:rFonts w:ascii="Times New Roman" w:hAnsi="Times New Roman" w:eastAsia="Times New Roman" w:cs="Times New Roman"/>
+        </w:rPr>
+        <w:t>Cu</w:t>
       </w:r>
       <w:r>
         <w:rPr>
@@ -14723,111 +15092,53 @@
         <w:rPr>
           <w:rFonts w:ascii="Times New Roman" w:hAnsi="Times New Roman" w:eastAsia="Times New Roman" w:cs="Times New Roman"/>
         </w:rPr>
-        <w:t xml:space="preserve"> </w:t>
-      </w:r>
-      <w:r>
-        <w:rPr>
-          <w:rFonts w:hint="eastAsia" w:ascii="Times New Roman" w:hAnsi="Times New Roman" w:eastAsia="FangSong" w:cs="Times New Roman"/>
-        </w:rPr>
-        <w:t xml:space="preserve">和</w:t>
-      </w:r>
-      <w:r>
-        <w:rPr>
-          <w:rFonts w:ascii="Times New Roman" w:hAnsi="Times New Roman" w:eastAsia="Times New Roman" w:cs="Times New Roman"/>
-        </w:rPr>
-        <w:t xml:space="preserve"> EBT </w:t>
-      </w:r>
-      <w:r>
-        <w:rPr>
-          <w:rFonts w:hint="eastAsia" w:ascii="Times New Roman" w:hAnsi="Times New Roman" w:eastAsia="FangSong" w:cs="Times New Roman"/>
-        </w:rPr>
-        <w:t>也显色</w:t>
-      </w:r>
-      <w:r>
-        <w:rPr>
-          <w:rFonts w:hint="eastAsia" w:ascii="Times New Roman" w:hAnsi="Times New Roman" w:eastAsia="Times New Roman" w:cs="Times New Roman"/>
-        </w:rPr>
-        <w:t>，</w:t>
-      </w:r>
-      <w:r>
-        <w:rPr>
-          <w:rFonts w:hint="eastAsia" w:ascii="Times New Roman" w:hAnsi="Times New Roman" w:eastAsia="FangSong" w:cs="Times New Roman"/>
-        </w:rPr>
-        <w:t>这样</w:t>
-      </w:r>
-      <w:r>
-        <w:rPr>
-          <w:rFonts w:ascii="Times New Roman" w:hAnsi="Times New Roman" w:eastAsia="Times New Roman" w:cs="Times New Roman"/>
-        </w:rPr>
-        <w:t xml:space="preserve"> Mg</w:t>
+        <w:t xml:space="preserve"> + H</w:t>
+      </w:r>
+      <w:r>
+        <w:rPr>
+          <w:rFonts w:ascii="Times New Roman" w:hAnsi="Times New Roman" w:eastAsia="Times New Roman" w:cs="Times New Roman"/>
+          <w:vertAlign w:val="subscript"/>
+        </w:rPr>
+        <w:t>2</w:t>
+      </w:r>
+      <w:r>
+        <w:rPr>
+          <w:rFonts w:ascii="Times New Roman" w:hAnsi="Times New Roman" w:eastAsia="Times New Roman" w:cs="Times New Roman"/>
+        </w:rPr>
+        <w:t>Y</w:t>
       </w:r>
       <w:r>
         <w:rPr>
           <w:rFonts w:ascii="Times New Roman" w:hAnsi="Times New Roman" w:eastAsia="Times New Roman" w:cs="Times New Roman"/>
           <w:vertAlign w:val="superscript"/>
         </w:rPr>
-        <w:t>2+</w:t>
-      </w:r>
-      <w:r>
-        <w:rPr>
-          <w:rFonts w:ascii="Times New Roman" w:hAnsi="Times New Roman" w:eastAsia="Times New Roman" w:cs="Times New Roman"/>
-        </w:rPr>
-        <w:t xml:space="preserve"> </w:t>
-      </w:r>
-      <w:r>
-        <w:rPr>
-          <w:rFonts w:hint="eastAsia" w:ascii="Times New Roman" w:hAnsi="Times New Roman" w:eastAsia="FangSong" w:cs="Times New Roman"/>
-        </w:rPr>
-        <w:t xml:space="preserve">的存在对</w:t>
-      </w:r>
-      <w:r>
-        <w:rPr>
-          <w:rFonts w:ascii="Times New Roman" w:hAnsi="Times New Roman" w:eastAsia="Times New Roman" w:cs="Times New Roman"/>
-        </w:rPr>
-        <w:t xml:space="preserve"> Zn</w:t>
+        <w:t>2-</w:t>
+      </w:r>
+      <w:r>
+        <w:rPr>
+          <w:rFonts w:ascii="Times New Roman" w:hAnsi="Times New Roman" w:eastAsia="Times New Roman" w:cs="Times New Roman"/>
+        </w:rPr>
+        <w:t xml:space="preserve"> ═ CuY</w:t>
       </w:r>
       <w:r>
         <w:rPr>
           <w:rFonts w:ascii="Times New Roman" w:hAnsi="Times New Roman" w:eastAsia="Times New Roman" w:cs="Times New Roman"/>
           <w:vertAlign w:val="superscript"/>
         </w:rPr>
-        <w:t>2+</w:t>
-      </w:r>
-      <w:r>
-        <w:rPr>
-          <w:rFonts w:ascii="Times New Roman" w:hAnsi="Times New Roman" w:eastAsia="Times New Roman" w:cs="Times New Roman"/>
-        </w:rPr>
-        <w:t xml:space="preserve"> </w:t>
-      </w:r>
-      <w:r>
-        <w:rPr>
-          <w:rFonts w:hint="eastAsia" w:ascii="Times New Roman" w:hAnsi="Times New Roman" w:eastAsia="FangSong" w:cs="Times New Roman"/>
-        </w:rPr>
-        <w:t>的滴定有干扰</w:t>
-      </w:r>
-      <w:r>
-        <w:rPr>
-          <w:rFonts w:hint="eastAsia" w:ascii="Times New Roman" w:hAnsi="Times New Roman" w:eastAsia="Times New Roman" w:cs="Times New Roman"/>
-        </w:rPr>
-        <w:t>。（1</w:t>
-      </w:r>
-      <w:r>
-        <w:rPr>
-          <w:rFonts w:ascii="Times New Roman" w:hAnsi="Times New Roman" w:eastAsia="Times New Roman" w:cs="Times New Roman"/>
-        </w:rPr>
-        <w:t xml:space="preserve"> </w:t>
-      </w:r>
-      <w:r>
-        <w:rPr>
-          <w:rFonts w:hint="eastAsia" w:ascii="Times New Roman" w:hAnsi="Times New Roman" w:eastAsia="FangSong" w:cs="Times New Roman"/>
-        </w:rPr>
-        <w:t>分</w:t>
-      </w:r>
-      <w:r>
-        <w:rPr>
-          <w:rFonts w:hint="eastAsia" w:ascii="Times New Roman" w:hAnsi="Times New Roman" w:eastAsia="Times New Roman" w:cs="Times New Roman"/>
-        </w:rPr>
-        <w:t>）</w:t>
+        <w:t>2-</w:t>
+      </w:r>
+      <w:r>
+        <w:rPr>
+          <w:rFonts w:ascii="Times New Roman" w:hAnsi="Times New Roman" w:eastAsia="Times New Roman" w:cs="Times New Roman"/>
+        </w:rPr>
+        <w:t xml:space="preserve"> + 2H</w:t>
+      </w:r>
+      <w:r>
+        <w:rPr>
+          <w:rFonts w:ascii="Times New Roman" w:hAnsi="Times New Roman" w:eastAsia="Times New Roman" w:cs="Times New Roman"/>
+          <w:vertAlign w:val="superscript"/>
+        </w:rPr>
+        <w:t>+</w:t>
       </w:r>
     </w:p>
     <w:p>
@@ -14837,271 +15148,34 @@
       <w:r>
         <w:rPr>
           <w:rFonts w:ascii="Times New Roman" w:hAnsi="Times New Roman" w:eastAsia="Times New Roman" w:cs="Times New Roman"/>
-          <w:b/>
-          <w:bCs/>
-        </w:rPr>
-        <w:t xml:space="preserve">6-2</w:t>
-      </w:r>
-      <w:r>
-        <w:rPr>
-          <w:rFonts w:hint="eastAsia" w:ascii="Times New Roman" w:hAnsi="Times New Roman" w:eastAsia="Times New Roman" w:cs="Times New Roman"/>
-        </w:rPr>
-        <w:t>（7</w:t>
-      </w:r>
-      <w:r>
-        <w:rPr>
-          <w:rFonts w:hint="eastAsia" w:ascii="Times New Roman" w:hAnsi="Times New Roman" w:eastAsia="FangSong" w:cs="Times New Roman"/>
-        </w:rPr>
-        <w:t>分</w:t>
-      </w:r>
-      <w:r>
-        <w:rPr>
-          <w:rFonts w:hint="eastAsia" w:ascii="Times New Roman" w:hAnsi="Times New Roman" w:eastAsia="Times New Roman" w:cs="Times New Roman"/>
-        </w:rPr>
-        <w:t>）</w:t>
+        </w:rPr>
+        <w:t>Cu</w:t>
+      </w:r>
+      <w:r>
+        <w:rPr>
+          <w:rFonts w:ascii="Times New Roman" w:hAnsi="Times New Roman" w:eastAsia="Times New Roman" w:cs="Times New Roman"/>
+          <w:vertAlign w:val="superscript"/>
+        </w:rPr>
+        <w:t>2+</w:t>
+      </w:r>
+      <w:r>
+        <w:rPr>
+          <w:rFonts w:ascii="Times New Roman" w:hAnsi="Times New Roman" w:eastAsia="Times New Roman" w:cs="Times New Roman"/>
+        </w:rPr>
+        <w:t xml:space="preserve"> + PAN ═ CuPAN</w:t>
+      </w:r>
+      <w:r>
+        <w:rPr>
+          <w:rFonts w:ascii="Times New Roman" w:hAnsi="Times New Roman" w:eastAsia="Times New Roman" w:cs="Times New Roman"/>
+          <w:vertAlign w:val="superscript"/>
+        </w:rPr>
+        <w:t>2+</w:t>
       </w:r>
     </w:p>
     <w:p>
       <w:pPr>
         <w:pStyle w:val="BodyText"/>
-      </w:pPr>
-      <w:r>
-        <w:rPr>
-          <w:rFonts w:ascii="Times New Roman" w:hAnsi="Times New Roman" w:eastAsia="Times New Roman" w:cs="Times New Roman"/>
-        </w:rPr>
-        <w:t xml:space="preserve">c </w:t>
-      </w:r>
-      <w:r>
-        <w:rPr>
-          <w:rFonts w:hint="eastAsia" w:ascii="Times New Roman" w:hAnsi="Times New Roman" w:eastAsia="Times New Roman" w:cs="Times New Roman"/>
-        </w:rPr>
-        <w:t xml:space="preserve">＝</w:t>
-      </w:r>
-      <w:r>
-        <w:rPr>
-          <w:rFonts w:ascii="Times New Roman" w:hAnsi="Times New Roman" w:eastAsia="Times New Roman" w:cs="Times New Roman"/>
-        </w:rPr>
-        <w:t xml:space="preserve"> (0.020 mol·L</w:t>
-      </w:r>
-      <w:r>
-        <w:rPr>
-          <w:rFonts w:ascii="Times New Roman" w:hAnsi="Times New Roman" w:eastAsia="Times New Roman" w:cs="Times New Roman"/>
-          <w:vertAlign w:val="superscript"/>
-        </w:rPr>
-        <w:t>-1</w:t>
-      </w:r>
-      <w:r>
-        <w:rPr>
-          <w:rFonts w:ascii="Times New Roman" w:hAnsi="Times New Roman" w:eastAsia="Times New Roman" w:cs="Times New Roman"/>
-        </w:rPr>
-        <w:t xml:space="preserve"> × V</w:t>
-      </w:r>
-      <w:r>
-        <w:rPr>
-          <w:rFonts w:ascii="Times New Roman" w:hAnsi="Times New Roman" w:eastAsia="Times New Roman" w:cs="Times New Roman"/>
-          <w:vertAlign w:val="subscript"/>
-        </w:rPr>
-        <w:t>3</w:t>
-      </w:r>
-      <w:r>
-        <w:rPr>
-          <w:rFonts w:ascii="Times New Roman" w:hAnsi="Times New Roman" w:eastAsia="Times New Roman" w:cs="Times New Roman"/>
-        </w:rPr>
-        <w:t xml:space="preserve"> × 1000 L·mL</w:t>
-      </w:r>
-      <w:r>
-        <w:rPr>
-          <w:rFonts w:ascii="Times New Roman" w:hAnsi="Times New Roman" w:eastAsia="Times New Roman" w:cs="Times New Roman"/>
-          <w:vertAlign w:val="superscript"/>
-        </w:rPr>
-        <w:t>-1</w:t>
-      </w:r>
-      <w:r>
-        <w:rPr>
-          <w:rFonts w:ascii="Times New Roman" w:hAnsi="Times New Roman" w:eastAsia="Times New Roman" w:cs="Times New Roman"/>
-        </w:rPr>
-        <w:t xml:space="preserve">) / (20.00 </w:t>
-      </w:r>
-      <w:r>
-        <w:rPr>
-          <w:rFonts w:hint="eastAsia" w:ascii="Times New Roman" w:hAnsi="Times New Roman" w:eastAsia="Times New Roman" w:cs="Times New Roman"/>
-        </w:rPr>
-        <w:t xml:space="preserve">mL)（3</w:t>
-      </w:r>
-      <w:r>
-        <w:rPr>
-          <w:rFonts w:ascii="Times New Roman" w:hAnsi="Times New Roman" w:eastAsia="Times New Roman" w:cs="Times New Roman"/>
-        </w:rPr>
-        <w:t xml:space="preserve"> </w:t>
-      </w:r>
-      <w:r>
-        <w:rPr>
-          <w:rFonts w:hint="eastAsia" w:ascii="Times New Roman" w:hAnsi="Times New Roman" w:eastAsia="FangSong" w:cs="Times New Roman"/>
-        </w:rPr>
-        <w:t>分</w:t>
-      </w:r>
-      <w:r>
-        <w:rPr>
-          <w:rFonts w:hint="eastAsia" w:ascii="Times New Roman" w:hAnsi="Times New Roman" w:eastAsia="Times New Roman" w:cs="Times New Roman"/>
-        </w:rPr>
-        <w:t>）</w:t>
-      </w:r>
-    </w:p>
-    <w:p>
-      <w:pPr>
-        <w:pStyle w:val="BodyText"/>
-      </w:pPr>
-      <w:r>
-        <w:rPr>
-          <w:rFonts w:ascii="Times New Roman" w:hAnsi="Times New Roman" w:eastAsia="Times New Roman" w:cs="Times New Roman"/>
-        </w:rPr>
-        <w:t>Al</w:t>
-      </w:r>
-      <w:r>
-        <w:rPr>
-          <w:rFonts w:ascii="Times New Roman" w:hAnsi="Times New Roman" w:eastAsia="Times New Roman" w:cs="Times New Roman"/>
-          <w:vertAlign w:val="superscript"/>
-        </w:rPr>
-        <w:t>3+</w:t>
-      </w:r>
-      <w:r>
-        <w:rPr>
-          <w:rFonts w:ascii="Times New Roman" w:hAnsi="Times New Roman" w:eastAsia="Times New Roman" w:cs="Times New Roman"/>
-        </w:rPr>
-        <w:t xml:space="preserve"> + 6F</w:t>
-      </w:r>
-      <w:r>
-        <w:rPr>
-          <w:rFonts w:ascii="Times New Roman" w:hAnsi="Times New Roman" w:eastAsia="Times New Roman" w:cs="Times New Roman"/>
-          <w:vertAlign w:val="superscript"/>
-        </w:rPr>
-        <w:t>-</w:t>
-      </w:r>
-      <w:r>
-        <w:rPr>
-          <w:rFonts w:ascii="Times New Roman" w:hAnsi="Times New Roman" w:eastAsia="Times New Roman" w:cs="Times New Roman"/>
-        </w:rPr>
-        <w:t xml:space="preserve"> ═ AlF</w:t>
-      </w:r>
-      <w:r>
-        <w:rPr>
-          <w:rFonts w:ascii="Times New Roman" w:hAnsi="Times New Roman" w:eastAsia="Times New Roman" w:cs="Times New Roman"/>
-          <w:vertAlign w:val="subscript"/>
-        </w:rPr>
-        <w:t>6</w:t>
-      </w:r>
-      <w:r>
-        <w:rPr>
-          <w:rFonts w:ascii="Times New Roman" w:hAnsi="Times New Roman" w:eastAsia="Times New Roman" w:cs="Times New Roman"/>
-          <w:vertAlign w:val="superscript"/>
-        </w:rPr>
-        <w:t>3-</w:t>
-      </w:r>
-    </w:p>
-    <w:p>
-      <w:pPr>
-        <w:pStyle w:val="BodyText"/>
-      </w:pPr>
-      <w:r>
-        <w:rPr>
-          <w:rFonts w:ascii="Times New Roman" w:hAnsi="Times New Roman" w:eastAsia="Times New Roman" w:cs="Times New Roman"/>
-        </w:rPr>
-        <w:t>Cu</w:t>
-      </w:r>
-      <w:r>
-        <w:rPr>
-          <w:rFonts w:ascii="Times New Roman" w:hAnsi="Times New Roman" w:eastAsia="Times New Roman" w:cs="Times New Roman"/>
-          <w:vertAlign w:val="superscript"/>
-        </w:rPr>
-        <w:t>2+</w:t>
-      </w:r>
-      <w:r>
-        <w:rPr>
-          <w:rFonts w:ascii="Times New Roman" w:hAnsi="Times New Roman" w:eastAsia="Times New Roman" w:cs="Times New Roman"/>
-        </w:rPr>
-        <w:t xml:space="preserve"> + H</w:t>
-      </w:r>
-      <w:r>
-        <w:rPr>
-          <w:rFonts w:ascii="Times New Roman" w:hAnsi="Times New Roman" w:eastAsia="Times New Roman" w:cs="Times New Roman"/>
-          <w:vertAlign w:val="subscript"/>
-        </w:rPr>
-        <w:t>2</w:t>
-      </w:r>
-      <w:r>
-        <w:rPr>
-          <w:rFonts w:ascii="Times New Roman" w:hAnsi="Times New Roman" w:eastAsia="Times New Roman" w:cs="Times New Roman"/>
-        </w:rPr>
-        <w:t>Y</w:t>
-      </w:r>
-      <w:r>
-        <w:rPr>
-          <w:rFonts w:ascii="Times New Roman" w:hAnsi="Times New Roman" w:eastAsia="Times New Roman" w:cs="Times New Roman"/>
-          <w:vertAlign w:val="superscript"/>
-        </w:rPr>
-        <w:t>2-</w:t>
-      </w:r>
-      <w:r>
-        <w:rPr>
-          <w:rFonts w:ascii="Times New Roman" w:hAnsi="Times New Roman" w:eastAsia="Times New Roman" w:cs="Times New Roman"/>
-        </w:rPr>
-        <w:t xml:space="preserve"> ═ CuY</w:t>
-      </w:r>
-      <w:r>
-        <w:rPr>
-          <w:rFonts w:ascii="Times New Roman" w:hAnsi="Times New Roman" w:eastAsia="Times New Roman" w:cs="Times New Roman"/>
-          <w:vertAlign w:val="superscript"/>
-        </w:rPr>
-        <w:t>2-</w:t>
-      </w:r>
-      <w:r>
-        <w:rPr>
-          <w:rFonts w:ascii="Times New Roman" w:hAnsi="Times New Roman" w:eastAsia="Times New Roman" w:cs="Times New Roman"/>
-        </w:rPr>
-        <w:t xml:space="preserve"> + 2H</w:t>
-      </w:r>
-      <w:r>
-        <w:rPr>
-          <w:rFonts w:ascii="Times New Roman" w:hAnsi="Times New Roman" w:eastAsia="Times New Roman" w:cs="Times New Roman"/>
-          <w:vertAlign w:val="superscript"/>
-        </w:rPr>
-        <w:t>+</w:t>
-      </w:r>
-    </w:p>
-    <w:p>
-      <w:pPr>
-        <w:pStyle w:val="BodyText"/>
-      </w:pPr>
-      <w:r>
-        <w:rPr>
-          <w:rFonts w:ascii="Times New Roman" w:hAnsi="Times New Roman" w:eastAsia="Times New Roman" w:cs="Times New Roman"/>
-        </w:rPr>
-        <w:t>Cu</w:t>
-      </w:r>
-      <w:r>
-        <w:rPr>
-          <w:rFonts w:ascii="Times New Roman" w:hAnsi="Times New Roman" w:eastAsia="Times New Roman" w:cs="Times New Roman"/>
-          <w:vertAlign w:val="superscript"/>
-        </w:rPr>
-        <w:t>2+</w:t>
-      </w:r>
-      <w:r>
-        <w:rPr>
-          <w:rFonts w:ascii="Times New Roman" w:hAnsi="Times New Roman" w:eastAsia="Times New Roman" w:cs="Times New Roman"/>
-        </w:rPr>
-        <w:t xml:space="preserve"> + PAN ═ CuPAN</w:t>
-      </w:r>
-      <w:r>
-        <w:rPr>
-          <w:rFonts w:ascii="Times New Roman" w:hAnsi="Times New Roman" w:eastAsia="Times New Roman" w:cs="Times New Roman"/>
-          <w:vertAlign w:val="superscript"/>
-        </w:rPr>
-        <w:t>2+</w:t>
-      </w:r>
-    </w:p>
-    <w:p>
-      <w:pPr>
-        <w:pStyle w:val="BodyText"/>
+        <w:ind w:firstLine="420"/>
       </w:pPr>
       <w:r>
         <w:rPr>
@@ -15168,6 +15242,7 @@
     <w:p>
       <w:pPr>
         <w:pStyle w:val="BlockText"/>
+        <w:ind w:firstLine="420"/>
       </w:pPr>
       <w:r>
         <w:rPr>
@@ -15342,6 +15417,7 @@
     <w:p>
       <w:pPr>
         <w:pStyle w:val="BlockText"/>
+        <w:ind w:firstLine="420"/>
       </w:pPr>
       <w:r>
         <w:rPr>
@@ -15437,6 +15513,7 @@
     <w:p>
       <w:pPr>
         <w:pStyle w:val="FirstParagraph"/>
+        <w:ind w:firstLine="420"/>
       </w:pPr>
       <w:r>
         <w:rPr>
@@ -15604,6 +15681,7 @@
     <w:p>
       <w:pPr>
         <w:pStyle w:val="BodyText"/>
+        <w:ind w:firstLine="420"/>
       </w:pPr>
       <w:r>
         <w:rPr>
@@ -15639,6 +15717,7 @@
     <w:p>
       <w:pPr>
         <w:pStyle w:val="BodyText"/>
+        <w:ind w:firstLine="420"/>
       </w:pPr>
       <w:r>
         <w:rPr>
@@ -15698,6 +15777,7 @@
     <w:p>
       <w:pPr>
         <w:pStyle w:val="BodyText"/>
+        <w:ind w:firstLine="420"/>
       </w:pPr>
       <w:r>
         <w:rPr>
@@ -15734,6 +15814,7 @@
     <w:p>
       <w:pPr>
         <w:pStyle w:val="FirstParagraph"/>
+        <w:ind w:firstLine="420"/>
       </w:pPr>
       <w:r>
         <w:rPr>
@@ -15964,6 +16045,7 @@
     <w:p>
       <w:pPr>
         <w:pStyle w:val="FirstParagraph"/>
+        <w:ind w:firstLine="420"/>
       </w:pPr>
       <w:r>
         <w:rPr>
@@ -16321,6 +16403,7 @@
     <w:p>
       <w:pPr>
         <w:pStyle w:val="BodyText"/>
+        <w:ind w:firstLine="420"/>
       </w:pPr>
       <w:r>
         <w:rPr>
@@ -16344,6 +16427,7 @@
     <w:p>
       <w:pPr>
         <w:pStyle w:val="BodyText"/>
+        <w:ind w:firstLine="420"/>
       </w:pPr>
       <w:r>
         <w:rPr>
@@ -16497,6 +16581,7 @@
     <w:p>
       <w:pPr>
         <w:pStyle w:val="BodyText"/>
+        <w:ind w:firstLine="420"/>
       </w:pPr>
       <w:r>
         <w:rPr>
@@ -16520,6 +16605,7 @@
     <w:p>
       <w:pPr>
         <w:pStyle w:val="BodyText"/>
+        <w:ind w:firstLine="420"/>
       </w:pPr>
       <w:r>
         <w:rPr>
@@ -16616,6 +16702,7 @@
     <w:p>
       <w:pPr>
         <w:pStyle w:val="BodyText"/>
+        <w:ind w:firstLine="420"/>
       </w:pPr>
       <w:r>
         <w:rPr>
@@ -17139,6 +17226,7 @@
     <w:p>
       <w:pPr>
         <w:pStyle w:val="BlockText"/>
+        <w:ind w:firstLine="420"/>
       </w:pPr>
       <w:r>
         <w:rPr>
@@ -17246,6 +17334,7 @@
     <w:p>
       <w:pPr>
         <w:pStyle w:val="FirstParagraph"/>
+        <w:ind w:firstLine="420"/>
       </w:pPr>
       <m:oMath>
         <m:oMathPr>
@@ -17578,6 +17667,7 @@
     <w:p>
       <w:pPr>
         <w:pStyle w:val="BodyText"/>
+        <w:ind w:firstLine="420"/>
       </w:pPr>
       <w:r>
         <w:rPr>
@@ -17601,6 +17691,7 @@
     <w:p>
       <w:pPr>
         <w:pStyle w:val="BodyText"/>
+        <w:ind w:firstLine="420"/>
       </w:pPr>
       <w:r>
         <w:rPr>
@@ -17769,6 +17860,7 @@
     <w:p>
       <w:pPr>
         <w:pStyle w:val="BodyText"/>
+        <w:ind w:firstLine="420"/>
       </w:pPr>
       <w:r>
         <w:rPr>
@@ -17816,6 +17908,7 @@
     <w:p>
       <w:pPr>
         <w:pStyle w:val="BodyText"/>
+        <w:ind w:firstLine="420"/>
       </w:pPr>
       <w:r>
         <w:rPr>
@@ -17900,6 +17993,7 @@
     <w:p>
       <w:pPr>
         <w:pStyle w:val="BodyText"/>
+        <w:ind w:firstLine="420"/>
       </w:pPr>
       <w:r>
         <w:rPr>
@@ -18129,6 +18223,7 @@
     <w:p>
       <w:pPr>
         <w:pStyle w:val="FirstParagraph"/>
+        <w:ind w:firstLine="420"/>
       </w:pPr>
       <w:r>
         <w:rPr>
@@ -18152,6 +18247,7 @@
     <w:p>
       <w:pPr>
         <w:pStyle w:val="BodyText"/>
+        <w:ind w:firstLine="420"/>
       </w:pPr>
       <w:r>
         <w:rPr>
@@ -18267,6 +18363,7 @@
     <w:p>
       <w:pPr>
         <w:pStyle w:val="BodyText"/>
+        <w:ind w:firstLine="420"/>
       </w:pPr>
       <w:r>
         <w:rPr>
@@ -18452,6 +18549,7 @@
     <w:p>
       <w:pPr>
         <w:pStyle w:val="FirstParagraph"/>
+        <w:ind w:firstLine="420"/>
       </w:pPr>
       <w:r>
         <w:rPr>
@@ -18553,6 +18651,7 @@
     <w:p>
       <w:pPr>
         <w:pStyle w:val="BodyText"/>
+        <w:ind w:firstLine="420"/>
       </w:pPr>
       <w:r>
         <w:rPr>
@@ -18576,6 +18675,7 @@
     <w:p>
       <w:pPr>
         <w:pStyle w:val="BodyText"/>
+        <w:ind w:firstLine="420"/>
       </w:pPr>
       <w:r>
         <w:rPr>
@@ -18743,6 +18843,7 @@
     <w:p>
       <w:pPr>
         <w:pStyle w:val="FirstParagraph"/>
+        <w:ind w:firstLine="420"/>
       </w:pPr>
       <w:r>
         <w:rPr>
@@ -18907,6 +19008,7 @@
     <w:p>
       <w:pPr>
         <w:pStyle w:val="BodyText"/>
+        <w:ind w:firstLine="420"/>
       </w:pPr>
       <w:r>
         <w:rPr>
@@ -19049,6 +19151,7 @@
     <w:p>
       <w:pPr>
         <w:pStyle w:val="BodyText"/>
+        <w:ind w:firstLine="420"/>
       </w:pPr>
       <w:r>
         <w:rPr>
@@ -19495,6 +19598,7 @@
     <w:p>
       <w:pPr>
         <w:pStyle w:val="FirstParagraph"/>
+        <w:ind w:firstLine="420"/>
       </w:pPr>
       <w:r>
         <w:rPr>
@@ -19838,6 +19942,7 @@
     <w:p>
       <w:pPr>
         <w:pStyle w:val="BlockText"/>
+        <w:ind w:firstLine="420"/>
       </w:pPr>
       <w:r>
         <w:rPr>
@@ -19933,6 +20038,7 @@
     <w:p>
       <w:pPr>
         <w:pStyle w:val="FirstParagraph"/>
+        <w:ind w:firstLine="420"/>
       </w:pPr>
       <w:r>
         <w:rPr>
@@ -20199,6 +20305,7 @@
     <w:p>
       <w:pPr>
         <w:pStyle w:val="BodyText"/>
+        <w:ind w:firstLine="420"/>
       </w:pPr>
       <w:r>
         <w:rPr>
@@ -20278,6 +20385,7 @@
     <w:p>
       <w:pPr>
         <w:pStyle w:val="BodyText"/>
+        <w:ind w:firstLine="420"/>
       </w:pPr>
       <w:r>
         <w:rPr>
@@ -20674,6 +20782,7 @@
     <w:p>
       <w:pPr>
         <w:pStyle w:val="FirstParagraph"/>
+        <w:ind w:firstLine="420"/>
       </w:pPr>
       <w:r>
         <w:rPr>
@@ -20728,6 +20837,7 @@
     <w:p>
       <w:pPr>
         <w:pStyle w:val="BodyText"/>
+        <w:ind w:firstLine="420"/>
       </w:pPr>
       <w:r>
         <w:rPr>
@@ -21047,6 +21157,7 @@
     <w:p>
       <w:pPr>
         <w:pStyle w:val="FirstParagraph"/>
+        <w:ind w:firstLine="420"/>
       </w:pPr>
       <w:r>
         <w:rPr>
@@ -21228,6 +21339,7 @@
     <w:p>
       <w:pPr>
         <w:pStyle w:val="FirstParagraph"/>
+        <w:ind w:firstLine="420"/>
       </w:pPr>
       <w:r>
         <w:rPr>
@@ -21400,6 +21512,7 @@
     <w:p>
       <w:pPr>
         <w:pStyle w:val="FirstParagraph"/>
+        <w:ind w:firstLine="420"/>
       </w:pPr>
       <w:r>
         <w:rPr>
@@ -21647,6 +21760,7 @@
     <w:p>
       <w:pPr>
         <w:pStyle w:val="FirstParagraph"/>
+        <w:ind w:firstLine="420"/>
       </w:pPr>
       <w:r>
         <w:rPr>
@@ -21803,6 +21917,7 @@
     <w:p>
       <w:pPr>
         <w:pStyle w:val="BlockText"/>
+        <w:ind w:firstLine="420"/>
       </w:pPr>
       <w:r>
         <w:rPr>
@@ -21898,6 +22013,7 @@
     <w:p>
       <w:pPr>
         <w:pStyle w:val="FirstParagraph"/>
+        <w:ind w:firstLine="420"/>
       </w:pPr>
       <w:r>
         <w:rPr>
@@ -22055,6 +22171,7 @@
     <w:p>
       <w:pPr>
         <w:pStyle w:val="BodyText"/>
+        <w:ind w:firstLine="420"/>
       </w:pPr>
       <w:r>
         <w:rPr>
@@ -22345,6 +22462,7 @@
     <w:p>
       <w:pPr>
         <w:pStyle w:val="BodyText"/>
+        <w:ind w:firstLine="420"/>
       </w:pPr>
       <w:r>
         <w:rPr>
@@ -22634,6 +22752,7 @@
     <w:p>
       <w:pPr>
         <w:pStyle w:val="BodyText"/>
+        <w:ind w:firstLine="420"/>
       </w:pPr>
       <w:r>
         <w:rPr>
@@ -22713,6 +22832,7 @@
     <w:p>
       <w:pPr>
         <w:pStyle w:val="BodyText"/>
+        <w:ind w:firstLine="420"/>
       </w:pPr>
       <w:r>
         <w:rPr>
@@ -22863,6 +22983,7 @@
     <w:p>
       <w:pPr>
         <w:pStyle w:val="BodyText"/>
+        <w:ind w:firstLine="420"/>
       </w:pPr>
       <w:r>
         <w:rPr>
@@ -23126,6 +23247,7 @@
     <w:p>
       <w:pPr>
         <w:pStyle w:val="FirstParagraph"/>
+        <w:ind w:firstLine="420"/>
       </w:pPr>
       <w:r>
         <w:rPr>
@@ -23144,6 +23266,78 @@
           <w:rFonts w:hint="eastAsia" w:ascii="Times New Roman" w:hAnsi="Times New Roman" w:eastAsia="Times New Roman" w:cs="Times New Roman"/>
         </w:rPr>
         <w:t>）</w:t>
+      </w:r>
+    </w:p>
+    <w:p>
+      <w:pPr>
+        <w:pStyle w:val="BodyText"/>
+        <w:ind w:firstLine="420"/>
+      </w:pPr>
+      <w:r>
+        <w:rPr>
+          <w:rFonts w:hint="eastAsia" w:ascii="Times New Roman" w:hAnsi="Times New Roman" w:eastAsia="Times New Roman" w:cs="Times New Roman"/>
+        </w:rPr>
+        <w:t xml:space="preserve">（DMSO</w:t>
+      </w:r>
+      <w:r>
+        <w:rPr>
+          <w:rFonts w:ascii="Times New Roman" w:hAnsi="Times New Roman" w:eastAsia="Times New Roman" w:cs="Times New Roman"/>
+        </w:rPr>
+        <w:t xml:space="preserve"> </w:t>
+      </w:r>
+      <w:r>
+        <w:rPr>
+          <w:rFonts w:hint="eastAsia" w:ascii="Times New Roman" w:hAnsi="Times New Roman" w:eastAsia="FangSong" w:cs="Times New Roman"/>
+        </w:rPr>
+        <w:t>为还原剂</w:t>
+      </w:r>
+      <w:r>
+        <w:rPr>
+          <w:rFonts w:hint="eastAsia" w:ascii="Times New Roman" w:hAnsi="Times New Roman" w:eastAsia="Times New Roman" w:cs="Times New Roman"/>
+        </w:rPr>
+        <w:t>，</w:t>
+      </w:r>
+      <w:r>
+        <w:rPr>
+          <w:rFonts w:hint="eastAsia" w:ascii="Times New Roman" w:hAnsi="Times New Roman" w:eastAsia="FangSong" w:cs="Times New Roman"/>
+        </w:rPr>
+        <w:t>把</w:t>
+      </w:r>
+      <w:r>
+        <w:rPr>
+          <w:rFonts w:ascii="Times New Roman" w:hAnsi="Times New Roman" w:eastAsia="Times New Roman" w:cs="Times New Roman"/>
+        </w:rPr>
+        <w:t xml:space="preserve"> Pd(II) </w:t>
+      </w:r>
+      <w:r>
+        <w:rPr>
+          <w:rFonts w:hint="eastAsia" w:ascii="Times New Roman" w:hAnsi="Times New Roman" w:eastAsia="FangSong" w:cs="Times New Roman"/>
+        </w:rPr>
+        <w:t xml:space="preserve">歧化体系中的部分</w:t>
+      </w:r>
+      <w:r>
+        <w:rPr>
+          <w:rFonts w:ascii="Times New Roman" w:hAnsi="Times New Roman" w:eastAsia="Times New Roman" w:cs="Times New Roman"/>
+        </w:rPr>
+        <w:t xml:space="preserve"> Pd </w:t>
+      </w:r>
+      <w:r>
+        <w:rPr>
+          <w:rFonts w:hint="eastAsia" w:ascii="Times New Roman" w:hAnsi="Times New Roman" w:eastAsia="FangSong" w:cs="Times New Roman"/>
+        </w:rPr>
+        <w:t xml:space="preserve">氧化态平衡为</w:t>
+      </w:r>
+      <w:r>
+        <w:rPr>
+          <w:rFonts w:ascii="Times New Roman" w:hAnsi="Times New Roman" w:eastAsia="Times New Roman" w:cs="Times New Roman"/>
+        </w:rPr>
+        <w:t xml:space="preserve"> </w:t>
+      </w:r>
+      <w:r>
+        <w:rPr>
+          <w:rFonts w:hint="eastAsia" w:ascii="Times New Roman" w:hAnsi="Times New Roman" w:eastAsia="Times New Roman" w:cs="Times New Roman"/>
+        </w:rPr>
+        <w:t xml:space="preserve">Pd(IV)。）</w:t>
       </w:r>
     </w:p>
     <w:p>
@@ -23152,87 +23346,17 @@
       </w:pPr>
       <w:r>
         <w:rPr>
-          <w:rFonts w:hint="eastAsia" w:ascii="Times New Roman" w:hAnsi="Times New Roman" w:eastAsia="Times New Roman" w:cs="Times New Roman"/>
-        </w:rPr>
-        <w:t xml:space="preserve">（DMSO</w:t>
-      </w:r>
-      <w:r>
-        <w:rPr>
-          <w:rFonts w:ascii="Times New Roman" w:hAnsi="Times New Roman" w:eastAsia="Times New Roman" w:cs="Times New Roman"/>
-        </w:rPr>
-        <w:t xml:space="preserve"> </w:t>
-      </w:r>
-      <w:r>
-        <w:rPr>
-          <w:rFonts w:hint="eastAsia" w:ascii="Times New Roman" w:hAnsi="Times New Roman" w:eastAsia="FangSong" w:cs="Times New Roman"/>
-        </w:rPr>
-        <w:t>为还原剂</w:t>
-      </w:r>
-      <w:r>
-        <w:rPr>
-          <w:rFonts w:hint="eastAsia" w:ascii="Times New Roman" w:hAnsi="Times New Roman" w:eastAsia="Times New Roman" w:cs="Times New Roman"/>
-        </w:rPr>
-        <w:t>，</w:t>
-      </w:r>
-      <w:r>
-        <w:rPr>
-          <w:rFonts w:hint="eastAsia" w:ascii="Times New Roman" w:hAnsi="Times New Roman" w:eastAsia="FangSong" w:cs="Times New Roman"/>
-        </w:rPr>
-        <w:t>把</w:t>
-      </w:r>
-      <w:r>
-        <w:rPr>
-          <w:rFonts w:ascii="Times New Roman" w:hAnsi="Times New Roman" w:eastAsia="Times New Roman" w:cs="Times New Roman"/>
-        </w:rPr>
-        <w:t xml:space="preserve"> Pd(II) </w:t>
-      </w:r>
-      <w:r>
-        <w:rPr>
-          <w:rFonts w:hint="eastAsia" w:ascii="Times New Roman" w:hAnsi="Times New Roman" w:eastAsia="FangSong" w:cs="Times New Roman"/>
-        </w:rPr>
-        <w:t xml:space="preserve">歧化体系中的部分</w:t>
-      </w:r>
-      <w:r>
-        <w:rPr>
-          <w:rFonts w:ascii="Times New Roman" w:hAnsi="Times New Roman" w:eastAsia="Times New Roman" w:cs="Times New Roman"/>
-        </w:rPr>
-        <w:t xml:space="preserve"> Pd </w:t>
-      </w:r>
-      <w:r>
-        <w:rPr>
-          <w:rFonts w:hint="eastAsia" w:ascii="Times New Roman" w:hAnsi="Times New Roman" w:eastAsia="FangSong" w:cs="Times New Roman"/>
-        </w:rPr>
-        <w:t xml:space="preserve">氧化态平衡为</w:t>
-      </w:r>
-      <w:r>
-        <w:rPr>
-          <w:rFonts w:ascii="Times New Roman" w:hAnsi="Times New Roman" w:eastAsia="Times New Roman" w:cs="Times New Roman"/>
-        </w:rPr>
-        <w:t xml:space="preserve"> </w:t>
-      </w:r>
-      <w:r>
-        <w:rPr>
-          <w:rFonts w:hint="eastAsia" w:ascii="Times New Roman" w:hAnsi="Times New Roman" w:eastAsia="Times New Roman" w:cs="Times New Roman"/>
-        </w:rPr>
-        <w:t xml:space="preserve">Pd(IV)。）</w:t>
+          <w:rFonts w:ascii="Times New Roman" w:hAnsi="Times New Roman" w:eastAsia="Times New Roman" w:cs="Times New Roman"/>
+          <w:b/>
+          <w:bCs/>
+        </w:rPr>
+        <w:t xml:space="preserve">10-2</w:t>
       </w:r>
     </w:p>
     <w:p>
       <w:pPr>
         <w:pStyle w:val="BodyText"/>
-      </w:pPr>
-      <w:r>
-        <w:rPr>
-          <w:rFonts w:ascii="Times New Roman" w:hAnsi="Times New Roman" w:eastAsia="Times New Roman" w:cs="Times New Roman"/>
-          <w:b/>
-          <w:bCs/>
-        </w:rPr>
-        <w:t xml:space="preserve">10-2</w:t>
-      </w:r>
-    </w:p>
-    <w:p>
-      <w:pPr>
-        <w:pStyle w:val="BodyText"/>
+        <w:ind w:firstLine="420"/>
       </w:pPr>
       <w:r>
         <w:rPr>
@@ -23340,6 +23464,7 @@
     <w:p>
       <w:pPr>
         <w:pStyle w:val="BodyText"/>
+        <w:ind w:firstLine="420"/>
       </w:pPr>
       <w:r>
         <w:rPr>
@@ -23815,6 +23940,7 @@
     <w:p>
       <w:pPr>
         <w:pStyle w:val="FirstParagraph"/>
+        <w:ind w:firstLine="420"/>
       </w:pPr>
       <w:r>
         <w:rPr>
@@ -23838,6 +23964,7 @@
     <w:p>
       <w:pPr>
         <w:pStyle w:val="BlockText"/>
+        <w:ind w:firstLine="420"/>
       </w:pPr>
       <w:r>
         <w:rPr>
@@ -24176,6 +24303,7 @@
     <w:p>
       <w:pPr>
         <w:pStyle w:val="FirstParagraph"/>
+        <w:ind w:firstLine="420"/>
       </w:pPr>
       <w:r>
         <w:rPr>
@@ -24266,6 +24394,7 @@
     <w:p>
       <w:pPr>
         <w:pStyle w:val="BlockText"/>
+        <w:ind w:firstLine="420"/>
       </w:pPr>
       <w:r>
         <w:rPr>
@@ -24373,6 +24502,7 @@
     <w:p>
       <w:pPr>
         <w:pStyle w:val="FirstParagraph"/>
+        <w:ind w:firstLine="420"/>
       </w:pPr>
       <w:r>
         <w:rPr>
@@ -24590,6 +24720,7 @@
     <w:p>
       <w:pPr>
         <w:pStyle w:val="BodyText"/>
+        <w:ind w:firstLine="420"/>
       </w:pPr>
       <w:r>
         <w:rPr>
@@ -24681,6 +24812,7 @@
     <w:p>
       <w:pPr>
         <w:pStyle w:val="BodyText"/>
+        <w:ind w:firstLine="420"/>
       </w:pPr>
       <w:r>
         <w:rPr>
@@ -24907,6 +25039,7 @@
     <w:p>
       <w:pPr>
         <w:pStyle w:val="BodyText"/>
+        <w:ind w:firstLine="420"/>
       </w:pPr>
       <w:r>
         <w:rPr>
@@ -24986,6 +25119,7 @@
     <w:p>
       <w:pPr>
         <w:pStyle w:val="BodyText"/>
+        <w:ind w:firstLine="420"/>
       </w:pPr>
       <w:r>
         <w:rPr>
@@ -25083,6 +25217,7 @@
     <w:p>
       <w:pPr>
         <w:pStyle w:val="BodyText"/>
+        <w:ind w:firstLine="420"/>
       </w:pPr>
       <w:r>
         <w:rPr>
@@ -25150,6 +25285,7 @@
     <w:p>
       <w:pPr>
         <w:pStyle w:val="BodyText"/>
+        <w:ind w:firstLine="420"/>
       </w:pPr>
       <w:r>
         <w:rPr>
@@ -25261,6 +25397,7 @@
     <w:p>
       <w:pPr>
         <w:pStyle w:val="BodyText"/>
+        <w:ind w:firstLine="420"/>
       </w:pPr>
       <w:r>
         <w:rPr>
@@ -25376,6 +25513,7 @@
     <w:p>
       <w:pPr>
         <w:pStyle w:val="BodyText"/>
+        <w:ind w:firstLine="420"/>
       </w:pPr>
       <w:r>
         <w:rPr>
@@ -25537,6 +25675,7 @@
     <w:p>
       <w:pPr>
         <w:pStyle w:val="BodyText"/>
+        <w:ind w:firstLine="420"/>
       </w:pPr>
       <w:r>
         <w:rPr>
@@ -25629,6 +25768,274 @@
           <w:rFonts w:hint="eastAsia" w:ascii="Times New Roman" w:hAnsi="Times New Roman" w:eastAsia="Times New Roman" w:cs="Times New Roman"/>
         </w:rPr>
         <w:t xml:space="preserve">Bi。）</w:t>
+      </w:r>
+    </w:p>
+    <w:p>
+      <w:pPr>
+        <w:pStyle w:val="BodyText"/>
+        <w:ind w:firstLine="420"/>
+      </w:pPr>
+      <w:r>
+        <w:rPr>
+          <w:rFonts w:hint="eastAsia" w:ascii="Times New Roman" w:hAnsi="Times New Roman" w:eastAsia="FangSong" w:cs="Times New Roman"/>
+        </w:rPr>
+        <w:t>离子结构高度对称</w:t>
+      </w:r>
+      <w:r>
+        <w:rPr>
+          <w:rFonts w:hint="eastAsia" w:ascii="Times New Roman" w:hAnsi="Times New Roman" w:eastAsia="Times New Roman" w:cs="Times New Roman"/>
+        </w:rPr>
+        <w:t>，</w:t>
+      </w:r>
+      <w:r>
+        <w:rPr>
+          <w:rFonts w:hint="eastAsia" w:ascii="Times New Roman" w:hAnsi="Times New Roman" w:eastAsia="FangSong" w:cs="Times New Roman"/>
+        </w:rPr>
+        <w:t>根据</w:t>
+      </w:r>
+      <w:r>
+        <w:rPr>
+          <w:rFonts w:ascii="Times New Roman" w:hAnsi="Times New Roman" w:eastAsia="Times New Roman" w:cs="Times New Roman"/>
+        </w:rPr>
+        <w:t xml:space="preserve"> As </w:t>
+      </w:r>
+      <w:r>
+        <w:rPr>
+          <w:rFonts w:hint="eastAsia" w:ascii="Times New Roman" w:hAnsi="Times New Roman" w:eastAsia="FangSong" w:cs="Times New Roman"/>
+        </w:rPr>
+        <w:t>的结构特点</w:t>
+      </w:r>
+      <w:r>
+        <w:rPr>
+          <w:rFonts w:hint="eastAsia" w:ascii="Times New Roman" w:hAnsi="Times New Roman" w:eastAsia="Times New Roman" w:cs="Times New Roman"/>
+        </w:rPr>
+        <w:t>，</w:t>
+      </w:r>
+      <w:r>
+        <w:rPr>
+          <w:rFonts w:hint="eastAsia" w:ascii="Times New Roman" w:hAnsi="Times New Roman" w:eastAsia="FangSong" w:cs="Times New Roman"/>
+        </w:rPr>
+        <w:t>猜测应为</w:t>
+      </w:r>
+      <w:r>
+        <w:rPr>
+          <w:rFonts w:ascii="Times New Roman" w:hAnsi="Times New Roman" w:eastAsia="Times New Roman" w:cs="Times New Roman"/>
+        </w:rPr>
+        <w:t xml:space="preserve"> </w:t>
+      </w:r>
+      <w:r>
+        <w:rPr>
+          <w:rFonts w:hint="eastAsia" w:ascii="Times New Roman" w:hAnsi="Times New Roman" w:eastAsia="Times New Roman" w:cs="Times New Roman"/>
+        </w:rPr>
+        <w:t>AsF</w:t>
+      </w:r>
+      <w:r>
+        <w:rPr>
+          <w:rFonts w:hint="eastAsia" w:ascii="Times New Roman" w:hAnsi="Times New Roman" w:eastAsia="Times New Roman" w:cs="Times New Roman"/>
+          <w:vertAlign w:val="subscript"/>
+        </w:rPr>
+        <w:t>6</w:t>
+      </w:r>
+      <w:r>
+        <w:rPr>
+          <w:rFonts w:hint="eastAsia" w:ascii="Times New Roman" w:hAnsi="Times New Roman" w:eastAsia="Times New Roman" w:cs="Times New Roman"/>
+          <w:vertAlign w:val="superscript"/>
+        </w:rPr>
+        <w:t>-</w:t>
+      </w:r>
+      <w:r>
+        <w:rPr>
+          <w:rFonts w:hint="eastAsia" w:ascii="Times New Roman" w:hAnsi="Times New Roman" w:eastAsia="Times New Roman" w:cs="Times New Roman"/>
+        </w:rPr>
+        <w:t>，</w:t>
+      </w:r>
+      <w:r>
+        <w:rPr>
+          <w:rFonts w:hint="eastAsia" w:ascii="Times New Roman" w:hAnsi="Times New Roman" w:eastAsia="FangSong" w:cs="Times New Roman"/>
+        </w:rPr>
+        <w:t>因此</w:t>
+      </w:r>
+      <w:r>
+        <w:rPr>
+          <w:rFonts w:ascii="Times New Roman" w:hAnsi="Times New Roman" w:eastAsia="Times New Roman" w:cs="Times New Roman"/>
+        </w:rPr>
+        <w:t xml:space="preserve"> A </w:t>
+      </w:r>
+      <w:r>
+        <w:rPr>
+          <w:rFonts w:hint="eastAsia" w:ascii="Times New Roman" w:hAnsi="Times New Roman" w:eastAsia="FangSong" w:cs="Times New Roman"/>
+        </w:rPr>
+        <w:t xml:space="preserve">的分子式为</w:t>
+      </w:r>
+      <w:r>
+        <w:rPr>
+          <w:rFonts w:ascii="Times New Roman" w:hAnsi="Times New Roman" w:eastAsia="Times New Roman" w:cs="Times New Roman"/>
+        </w:rPr>
+        <w:t xml:space="preserve"> </w:t>
+      </w:r>
+      <w:r>
+        <w:rPr>
+          <w:rFonts w:hint="eastAsia" w:ascii="Times New Roman" w:hAnsi="Times New Roman" w:eastAsia="Times New Roman" w:cs="Times New Roman"/>
+        </w:rPr>
+        <w:t>Bi</w:t>
+      </w:r>
+      <w:r>
+        <w:rPr>
+          <w:rFonts w:hint="eastAsia" w:ascii="Times New Roman" w:hAnsi="Times New Roman" w:eastAsia="Times New Roman" w:cs="Times New Roman"/>
+          <w:vertAlign w:val="subscript"/>
+        </w:rPr>
+        <w:t>5</w:t>
+      </w:r>
+      <w:r>
+        <w:rPr>
+          <w:rFonts w:hint="eastAsia" w:ascii="Times New Roman" w:hAnsi="Times New Roman" w:eastAsia="Times New Roman" w:cs="Times New Roman"/>
+        </w:rPr>
+        <w:t>(AsF</w:t>
+      </w:r>
+      <w:r>
+        <w:rPr>
+          <w:rFonts w:hint="eastAsia" w:ascii="Times New Roman" w:hAnsi="Times New Roman" w:eastAsia="Times New Roman" w:cs="Times New Roman"/>
+          <w:vertAlign w:val="subscript"/>
+        </w:rPr>
+        <w:t>6</w:t>
+      </w:r>
+      <w:r>
+        <w:rPr>
+          <w:rFonts w:hint="eastAsia" w:ascii="Times New Roman" w:hAnsi="Times New Roman" w:eastAsia="Times New Roman" w:cs="Times New Roman"/>
+        </w:rPr>
+        <w:t>)</w:t>
+      </w:r>
+      <w:r>
+        <w:rPr>
+          <w:rFonts w:hint="eastAsia" w:ascii="Times New Roman" w:hAnsi="Times New Roman" w:eastAsia="Times New Roman" w:cs="Times New Roman"/>
+          <w:vertAlign w:val="subscript"/>
+        </w:rPr>
+        <w:t>3</w:t>
+      </w:r>
+      <w:r>
+        <w:rPr>
+          <w:rFonts w:hint="eastAsia" w:ascii="Times New Roman" w:hAnsi="Times New Roman" w:eastAsia="Times New Roman" w:cs="Times New Roman"/>
+        </w:rPr>
+        <w:t>，</w:t>
+      </w:r>
+      <w:r>
+        <w:rPr>
+          <w:rFonts w:hint="eastAsia" w:ascii="Times New Roman" w:hAnsi="Times New Roman" w:eastAsia="FangSong" w:cs="Times New Roman"/>
+        </w:rPr>
+        <w:t>然后将</w:t>
+      </w:r>
+      <w:r>
+        <w:rPr>
+          <w:rFonts w:ascii="Times New Roman" w:hAnsi="Times New Roman" w:eastAsia="Times New Roman" w:cs="Times New Roman"/>
+        </w:rPr>
+        <w:t xml:space="preserve"> Bi </w:t>
+      </w:r>
+      <w:r>
+        <w:rPr>
+          <w:rFonts w:hint="eastAsia" w:ascii="Times New Roman" w:hAnsi="Times New Roman" w:eastAsia="FangSong" w:cs="Times New Roman"/>
+        </w:rPr>
+        <w:t>元素质量分数进行验证即可得证</w:t>
+      </w:r>
+      <w:r>
+        <w:rPr>
+          <w:rFonts w:hint="eastAsia" w:ascii="Times New Roman" w:hAnsi="Times New Roman" w:eastAsia="Times New Roman" w:cs="Times New Roman"/>
+        </w:rPr>
+        <w:t>（5×209/(5×209＋3×130.9)＝64.8%</w:t>
+      </w:r>
+      <w:r>
+        <w:rPr>
+          <w:rFonts w:ascii="Times New Roman" w:hAnsi="Times New Roman" w:eastAsia="Times New Roman" w:cs="Times New Roman"/>
+        </w:rPr>
+        <w:t xml:space="preserve"> </w:t>
+      </w:r>
+      <w:r>
+        <w:rPr>
+          <w:rFonts w:hint="eastAsia" w:ascii="Times New Roman" w:hAnsi="Times New Roman" w:eastAsia="Times New Roman" w:cs="Times New Roman"/>
+        </w:rPr>
+        <w:t xml:space="preserve">✓）。</w:t>
+      </w:r>
+    </w:p>
+    <w:p>
+      <w:pPr>
+        <w:pStyle w:val="BodyText"/>
+        <w:ind w:firstLine="420"/>
+      </w:pPr>
+      <w:r>
+        <w:rPr>
+          <w:rFonts w:hint="eastAsia" w:ascii="Times New Roman" w:hAnsi="Times New Roman" w:eastAsia="FangSong" w:cs="Times New Roman"/>
+        </w:rPr>
+        <w:t>化学反应为</w:t>
+      </w:r>
+      <w:r>
+        <w:rPr>
+          <w:rFonts w:hint="eastAsia" w:ascii="Times New Roman" w:hAnsi="Times New Roman" w:eastAsia="Times New Roman" w:cs="Times New Roman"/>
+        </w:rPr>
+        <w:t>：10Bi</w:t>
+      </w:r>
+      <w:r>
+        <w:rPr>
+          <w:rFonts w:ascii="Times New Roman" w:hAnsi="Times New Roman" w:eastAsia="Times New Roman" w:cs="Times New Roman"/>
+        </w:rPr>
+        <w:t xml:space="preserve"> + 9AsF</w:t>
+      </w:r>
+      <w:r>
+        <w:rPr>
+          <w:rFonts w:ascii="Times New Roman" w:hAnsi="Times New Roman" w:eastAsia="Times New Roman" w:cs="Times New Roman"/>
+          <w:vertAlign w:val="subscript"/>
+        </w:rPr>
+        <w:t>5</w:t>
+      </w:r>
+      <w:r>
+        <w:rPr>
+          <w:rFonts w:ascii="Times New Roman" w:hAnsi="Times New Roman" w:eastAsia="Times New Roman" w:cs="Times New Roman"/>
+        </w:rPr>
+        <w:t xml:space="preserve"> ═ 2Bi</w:t>
+      </w:r>
+      <w:r>
+        <w:rPr>
+          <w:rFonts w:ascii="Times New Roman" w:hAnsi="Times New Roman" w:eastAsia="Times New Roman" w:cs="Times New Roman"/>
+          <w:vertAlign w:val="subscript"/>
+        </w:rPr>
+        <w:t>5</w:t>
+      </w:r>
+      <w:r>
+        <w:rPr>
+          <w:rFonts w:ascii="Times New Roman" w:hAnsi="Times New Roman" w:eastAsia="Times New Roman" w:cs="Times New Roman"/>
+        </w:rPr>
+        <w:t>(AsF</w:t>
+      </w:r>
+      <w:r>
+        <w:rPr>
+          <w:rFonts w:ascii="Times New Roman" w:hAnsi="Times New Roman" w:eastAsia="Times New Roman" w:cs="Times New Roman"/>
+          <w:vertAlign w:val="subscript"/>
+        </w:rPr>
+        <w:t>6</w:t>
+      </w:r>
+      <w:r>
+        <w:rPr>
+          <w:rFonts w:ascii="Times New Roman" w:hAnsi="Times New Roman" w:eastAsia="Times New Roman" w:cs="Times New Roman"/>
+        </w:rPr>
+        <w:t>)</w:t>
+      </w:r>
+      <w:r>
+        <w:rPr>
+          <w:rFonts w:ascii="Times New Roman" w:hAnsi="Times New Roman" w:eastAsia="Times New Roman" w:cs="Times New Roman"/>
+          <w:vertAlign w:val="subscript"/>
+        </w:rPr>
+        <w:t>3</w:t>
+      </w:r>
+      <w:r>
+        <w:rPr>
+          <w:rFonts w:ascii="Times New Roman" w:hAnsi="Times New Roman" w:eastAsia="Times New Roman" w:cs="Times New Roman"/>
+        </w:rPr>
+        <w:t xml:space="preserve"> + 3AsF</w:t>
+      </w:r>
+      <w:r>
+        <w:rPr>
+          <w:rFonts w:ascii="Times New Roman" w:hAnsi="Times New Roman" w:eastAsia="Times New Roman" w:cs="Times New Roman"/>
+          <w:vertAlign w:val="subscript"/>
+        </w:rPr>
+        <w:t>3</w:t>
       </w:r>
     </w:p>
     <w:p>
@@ -25637,9 +26044,29 @@
       </w:pPr>
       <w:r>
         <w:rPr>
-          <w:rFonts w:hint="eastAsia" w:ascii="Times New Roman" w:hAnsi="Times New Roman" w:eastAsia="FangSong" w:cs="Times New Roman"/>
-        </w:rPr>
-        <w:t>离子结构高度对称</w:t>
+          <w:rFonts w:ascii="Times New Roman" w:hAnsi="Times New Roman" w:eastAsia="Times New Roman" w:cs="Times New Roman"/>
+          <w:b/>
+          <w:bCs/>
+        </w:rPr>
+        <w:t xml:space="preserve">11-2-1</w:t>
+      </w:r>
+    </w:p>
+    <w:p>
+      <w:pPr>
+        <w:pStyle w:val="BodyText"/>
+        <w:ind w:firstLine="420"/>
+      </w:pPr>
+      <w:r>
+        <w:rPr>
+          <w:rFonts w:ascii="Times New Roman" w:hAnsi="Times New Roman" w:eastAsia="Times New Roman" w:cs="Times New Roman"/>
+        </w:rPr>
+        <w:t xml:space="preserve">B </w:t>
+      </w:r>
+      <w:r>
+        <w:rPr>
+          <w:rFonts w:hint="eastAsia" w:ascii="Times New Roman" w:hAnsi="Times New Roman" w:eastAsia="FangSong" w:cs="Times New Roman"/>
+        </w:rPr>
+        <w:t>的阴离子高度对称</w:t>
       </w:r>
       <w:r>
         <w:rPr>
@@ -25651,19 +26078,7 @@
         <w:rPr>
           <w:rFonts w:hint="eastAsia" w:ascii="Times New Roman" w:hAnsi="Times New Roman" w:eastAsia="FangSong" w:cs="Times New Roman"/>
         </w:rPr>
-        <w:t>根据</w:t>
-      </w:r>
-      <w:r>
-        <w:rPr>
-          <w:rFonts w:ascii="Times New Roman" w:hAnsi="Times New Roman" w:eastAsia="Times New Roman" w:cs="Times New Roman"/>
-        </w:rPr>
-        <w:t xml:space="preserve"> As </w:t>
-      </w:r>
-      <w:r>
-        <w:rPr>
-          <w:rFonts w:hint="eastAsia" w:ascii="Times New Roman" w:hAnsi="Times New Roman" w:eastAsia="FangSong" w:cs="Times New Roman"/>
-        </w:rPr>
-        <w:t>的结构特点</w:t>
+        <w:t>根据质量守恒</w:t>
       </w:r>
       <w:r>
         <w:rPr>
@@ -25675,7 +26090,31 @@
         <w:rPr>
           <w:rFonts w:hint="eastAsia" w:ascii="Times New Roman" w:hAnsi="Times New Roman" w:eastAsia="FangSong" w:cs="Times New Roman"/>
         </w:rPr>
-        <w:t>猜测应为</w:t>
+        <w:t>阴离子应为</w:t>
+      </w:r>
+      <w:r>
+        <w:rPr>
+          <w:rFonts w:ascii="Times New Roman" w:hAnsi="Times New Roman" w:eastAsia="Times New Roman" w:cs="Times New Roman"/>
+        </w:rPr>
+        <w:t xml:space="preserve"> Al </w:t>
+      </w:r>
+      <w:r>
+        <w:rPr>
+          <w:rFonts w:hint="eastAsia" w:ascii="Times New Roman" w:hAnsi="Times New Roman" w:eastAsia="FangSong" w:cs="Times New Roman"/>
+        </w:rPr>
+        <w:t>的配离子</w:t>
+      </w:r>
+      <w:r>
+        <w:rPr>
+          <w:rFonts w:hint="eastAsia" w:ascii="Times New Roman" w:hAnsi="Times New Roman" w:eastAsia="Times New Roman" w:cs="Times New Roman"/>
+        </w:rPr>
+        <w:t>，</w:t>
+      </w:r>
+      <w:r>
+        <w:rPr>
+          <w:rFonts w:hint="eastAsia" w:ascii="Times New Roman" w:hAnsi="Times New Roman" w:eastAsia="FangSong" w:cs="Times New Roman"/>
+        </w:rPr>
+        <w:t>应为</w:t>
       </w:r>
       <w:r>
         <w:rPr>
@@ -25687,14 +26126,14 @@
         <w:rPr>
           <w:rFonts w:hint="eastAsia" w:ascii="Times New Roman" w:hAnsi="Times New Roman" w:eastAsia="Times New Roman" w:cs="Times New Roman"/>
         </w:rPr>
-        <w:t>AsF</w:t>
+        <w:t>AlCl</w:t>
       </w:r>
       <w:r>
         <w:rPr>
           <w:rFonts w:hint="eastAsia" w:ascii="Times New Roman" w:hAnsi="Times New Roman" w:eastAsia="Times New Roman" w:cs="Times New Roman"/>
           <w:vertAlign w:val="subscript"/>
         </w:rPr>
-        <w:t>6</w:t>
+        <w:t>4</w:t>
       </w:r>
       <w:r>
         <w:rPr>
@@ -25719,7 +26158,7 @@
         <w:rPr>
           <w:rFonts w:ascii="Times New Roman" w:hAnsi="Times New Roman" w:eastAsia="Times New Roman" w:cs="Times New Roman"/>
         </w:rPr>
-        <w:t xml:space="preserve"> A </w:t>
+        <w:t xml:space="preserve"> B </w:t>
       </w:r>
       <w:r>
         <w:rPr>
@@ -25750,14 +26189,14 @@
         <w:rPr>
           <w:rFonts w:hint="eastAsia" w:ascii="Times New Roman" w:hAnsi="Times New Roman" w:eastAsia="Times New Roman" w:cs="Times New Roman"/>
         </w:rPr>
-        <w:t>(AsF</w:t>
+        <w:t>(AlCl</w:t>
       </w:r>
       <w:r>
         <w:rPr>
           <w:rFonts w:hint="eastAsia" w:ascii="Times New Roman" w:hAnsi="Times New Roman" w:eastAsia="Times New Roman" w:cs="Times New Roman"/>
           <w:vertAlign w:val="subscript"/>
         </w:rPr>
-        <w:t>6</w:t>
+        <w:t>4</w:t>
       </w:r>
       <w:r>
         <w:rPr>
@@ -25776,43 +26215,43 @@
         <w:rPr>
           <w:rFonts w:hint="eastAsia" w:ascii="Times New Roman" w:hAnsi="Times New Roman" w:eastAsia="Times New Roman" w:cs="Times New Roman"/>
         </w:rPr>
-        <w:t>，</w:t>
-      </w:r>
-      <w:r>
-        <w:rPr>
-          <w:rFonts w:hint="eastAsia" w:ascii="Times New Roman" w:hAnsi="Times New Roman" w:eastAsia="FangSong" w:cs="Times New Roman"/>
-        </w:rPr>
-        <w:t>然后将</w:t>
-      </w:r>
-      <w:r>
-        <w:rPr>
-          <w:rFonts w:ascii="Times New Roman" w:hAnsi="Times New Roman" w:eastAsia="Times New Roman" w:cs="Times New Roman"/>
-        </w:rPr>
-        <w:t xml:space="preserve"> Bi </w:t>
-      </w:r>
-      <w:r>
-        <w:rPr>
-          <w:rFonts w:hint="eastAsia" w:ascii="Times New Roman" w:hAnsi="Times New Roman" w:eastAsia="FangSong" w:cs="Times New Roman"/>
-        </w:rPr>
-        <w:t>元素质量分数进行验证即可得证</w:t>
-      </w:r>
-      <w:r>
-        <w:rPr>
-          <w:rFonts w:hint="eastAsia" w:ascii="Times New Roman" w:hAnsi="Times New Roman" w:eastAsia="Times New Roman" w:cs="Times New Roman"/>
-        </w:rPr>
-        <w:t>（5×209/(5×209＋3×130.9)＝64.8%</w:t>
-      </w:r>
-      <w:r>
-        <w:rPr>
-          <w:rFonts w:ascii="Times New Roman" w:hAnsi="Times New Roman" w:eastAsia="Times New Roman" w:cs="Times New Roman"/>
-        </w:rPr>
-        <w:t xml:space="preserve"> </w:t>
-      </w:r>
-      <w:r>
-        <w:rPr>
-          <w:rFonts w:hint="eastAsia" w:ascii="Times New Roman" w:hAnsi="Times New Roman" w:eastAsia="Times New Roman" w:cs="Times New Roman"/>
-        </w:rPr>
-        <w:t xml:space="preserve">✓）。</w:t>
+        <w:t>。</w:t>
+      </w:r>
+      <w:r>
+        <w:rPr>
+          <w:rFonts w:hint="eastAsia" w:ascii="Times New Roman" w:hAnsi="Times New Roman" w:eastAsia="FangSong" w:cs="Times New Roman"/>
+        </w:rPr>
+        <w:t>将铋元素质量分数代入验证即可</w:t>
+      </w:r>
+      <w:r>
+        <w:rPr>
+          <w:rFonts w:hint="eastAsia" w:ascii="Times New Roman" w:hAnsi="Times New Roman" w:eastAsia="Times New Roman" w:cs="Times New Roman"/>
+        </w:rPr>
+        <w:t>（5×209/(5×209＋3×169.8)＝67.1%</w:t>
+      </w:r>
+      <w:r>
+        <w:rPr>
+          <w:rFonts w:ascii="Times New Roman" w:hAnsi="Times New Roman" w:eastAsia="Times New Roman" w:cs="Times New Roman"/>
+        </w:rPr>
+        <w:t xml:space="preserve"> ≈ </w:t>
+      </w:r>
+      <w:r>
+        <w:rPr>
+          <w:rFonts w:hint="eastAsia" w:ascii="Times New Roman" w:hAnsi="Times New Roman" w:eastAsia="Times New Roman" w:cs="Times New Roman"/>
+        </w:rPr>
+        <w:t>67.33%）。</w:t>
+      </w:r>
+      <w:r>
+        <w:rPr>
+          <w:rFonts w:hint="eastAsia" w:ascii="Times New Roman" w:hAnsi="Times New Roman" w:eastAsia="FangSong" w:cs="Times New Roman"/>
+        </w:rPr>
+        <w:t>化学方程式为</w:t>
+      </w:r>
+      <w:r>
+        <w:rPr>
+          <w:rFonts w:hint="eastAsia" w:ascii="Times New Roman" w:hAnsi="Times New Roman" w:eastAsia="Times New Roman" w:cs="Times New Roman"/>
+        </w:rPr>
+        <w:t>：</w:t>
       </w:r>
     </w:p>
     <w:p>
@@ -25821,73 +26260,61 @@
       </w:pPr>
       <w:r>
         <w:rPr>
-          <w:rFonts w:hint="eastAsia" w:ascii="Times New Roman" w:hAnsi="Times New Roman" w:eastAsia="FangSong" w:cs="Times New Roman"/>
-        </w:rPr>
-        <w:t>化学反应为</w:t>
-      </w:r>
-      <w:r>
-        <w:rPr>
-          <w:rFonts w:hint="eastAsia" w:ascii="Times New Roman" w:hAnsi="Times New Roman" w:eastAsia="Times New Roman" w:cs="Times New Roman"/>
-        </w:rPr>
-        <w:t>：10Bi</w:t>
-      </w:r>
-      <w:r>
-        <w:rPr>
-          <w:rFonts w:ascii="Times New Roman" w:hAnsi="Times New Roman" w:eastAsia="Times New Roman" w:cs="Times New Roman"/>
-        </w:rPr>
-        <w:t xml:space="preserve"> + 9AsF</w:t>
+          <w:rFonts w:ascii="Times New Roman" w:hAnsi="Times New Roman" w:eastAsia="Times New Roman" w:cs="Times New Roman"/>
+        </w:rPr>
+        <w:t>4Bi + BiCl</w:t>
       </w:r>
       <w:r>
         <w:rPr>
           <w:rFonts w:ascii="Times New Roman" w:hAnsi="Times New Roman" w:eastAsia="Times New Roman" w:cs="Times New Roman"/>
           <w:vertAlign w:val="subscript"/>
         </w:rPr>
+        <w:t>3</w:t>
+      </w:r>
+      <w:r>
+        <w:rPr>
+          <w:rFonts w:ascii="Times New Roman" w:hAnsi="Times New Roman" w:eastAsia="Times New Roman" w:cs="Times New Roman"/>
+        </w:rPr>
+        <w:t xml:space="preserve"> + 3AlCl</w:t>
+      </w:r>
+      <w:r>
+        <w:rPr>
+          <w:rFonts w:ascii="Times New Roman" w:hAnsi="Times New Roman" w:eastAsia="Times New Roman" w:cs="Times New Roman"/>
+          <w:vertAlign w:val="subscript"/>
+        </w:rPr>
+        <w:t>3</w:t>
+      </w:r>
+      <w:r>
+        <w:rPr>
+          <w:rFonts w:ascii="Times New Roman" w:hAnsi="Times New Roman" w:eastAsia="Times New Roman" w:cs="Times New Roman"/>
+        </w:rPr>
+        <w:t xml:space="preserve"> ═ Bi</w:t>
+      </w:r>
+      <w:r>
+        <w:rPr>
+          <w:rFonts w:ascii="Times New Roman" w:hAnsi="Times New Roman" w:eastAsia="Times New Roman" w:cs="Times New Roman"/>
+          <w:vertAlign w:val="subscript"/>
+        </w:rPr>
         <w:t>5</w:t>
       </w:r>
       <w:r>
         <w:rPr>
           <w:rFonts w:ascii="Times New Roman" w:hAnsi="Times New Roman" w:eastAsia="Times New Roman" w:cs="Times New Roman"/>
         </w:rPr>
-        <w:t xml:space="preserve"> ═ 2Bi</w:t>
+        <w:t>(AlCl</w:t>
       </w:r>
       <w:r>
         <w:rPr>
           <w:rFonts w:ascii="Times New Roman" w:hAnsi="Times New Roman" w:eastAsia="Times New Roman" w:cs="Times New Roman"/>
           <w:vertAlign w:val="subscript"/>
         </w:rPr>
-        <w:t>5</w:t>
-      </w:r>
-      <w:r>
-        <w:rPr>
-          <w:rFonts w:ascii="Times New Roman" w:hAnsi="Times New Roman" w:eastAsia="Times New Roman" w:cs="Times New Roman"/>
-        </w:rPr>
-        <w:t>(AsF</w:t>
-      </w:r>
-      <w:r>
-        <w:rPr>
-          <w:rFonts w:ascii="Times New Roman" w:hAnsi="Times New Roman" w:eastAsia="Times New Roman" w:cs="Times New Roman"/>
-          <w:vertAlign w:val="subscript"/>
-        </w:rPr>
-        <w:t>6</w:t>
+        <w:t>4</w:t>
       </w:r>
       <w:r>
         <w:rPr>
           <w:rFonts w:ascii="Times New Roman" w:hAnsi="Times New Roman" w:eastAsia="Times New Roman" w:cs="Times New Roman"/>
         </w:rPr>
         <w:t>)</w:t>
-      </w:r>
-      <w:r>
-        <w:rPr>
-          <w:rFonts w:ascii="Times New Roman" w:hAnsi="Times New Roman" w:eastAsia="Times New Roman" w:cs="Times New Roman"/>
-          <w:vertAlign w:val="subscript"/>
-        </w:rPr>
-        <w:t>3</w:t>
-      </w:r>
-      <w:r>
-        <w:rPr>
-          <w:rFonts w:ascii="Times New Roman" w:hAnsi="Times New Roman" w:eastAsia="Times New Roman" w:cs="Times New Roman"/>
-        </w:rPr>
-        <w:t xml:space="preserve"> + 3AsF</w:t>
       </w:r>
       <w:r>
         <w:rPr>
@@ -25907,7 +26334,478 @@
           <w:b/>
           <w:bCs/>
         </w:rPr>
-        <w:t xml:space="preserve">11-2-1</w:t>
+        <w:t xml:space="preserve">11-2-2</w:t>
+      </w:r>
+    </w:p>
+    <w:p>
+      <w:pPr>
+        <w:pStyle w:val="BodyText"/>
+        <w:ind w:firstLine="420"/>
+      </w:pPr>
+      <w:r>
+        <w:rPr>
+          <w:rFonts w:ascii="Times New Roman" w:hAnsi="Times New Roman" w:eastAsia="Times New Roman" w:cs="Times New Roman"/>
+        </w:rPr>
+        <w:t xml:space="preserve">C </w:t>
+      </w:r>
+      <w:r>
+        <w:rPr>
+          <w:rFonts w:hint="eastAsia" w:ascii="Times New Roman" w:hAnsi="Times New Roman" w:eastAsia="FangSong" w:cs="Times New Roman"/>
+        </w:rPr>
+        <w:t xml:space="preserve">的分子式不妨设为</w:t>
+      </w:r>
+      <w:r>
+        <w:rPr>
+          <w:rFonts w:ascii="Times New Roman" w:hAnsi="Times New Roman" w:eastAsia="Times New Roman" w:cs="Times New Roman"/>
+        </w:rPr>
+        <w:t xml:space="preserve"> Bi</w:t>
+      </w:r>
+      <w:r>
+        <w:rPr>
+          <w:rFonts w:ascii="Times New Roman" w:hAnsi="Times New Roman" w:eastAsia="Times New Roman" w:cs="Times New Roman"/>
+          <w:vertAlign w:val="subscript"/>
+        </w:rPr>
+        <w:t>n</w:t>
+      </w:r>
+      <w:r>
+        <w:rPr>
+          <w:rFonts w:ascii="Times New Roman" w:hAnsi="Times New Roman" w:eastAsia="Times New Roman" w:cs="Times New Roman"/>
+        </w:rPr>
+        <w:t>(AlCl</w:t>
+      </w:r>
+      <w:r>
+        <w:rPr>
+          <w:rFonts w:ascii="Times New Roman" w:hAnsi="Times New Roman" w:eastAsia="Times New Roman" w:cs="Times New Roman"/>
+          <w:vertAlign w:val="subscript"/>
+        </w:rPr>
+        <w:t>4</w:t>
+      </w:r>
+      <w:r>
+        <w:rPr>
+          <w:rFonts w:ascii="Times New Roman" w:hAnsi="Times New Roman" w:eastAsia="Times New Roman" w:cs="Times New Roman"/>
+        </w:rPr>
+        <w:t>)</w:t>
+      </w:r>
+      <w:r>
+        <w:rPr>
+          <w:rFonts w:ascii="Times New Roman" w:hAnsi="Times New Roman" w:eastAsia="Times New Roman" w:cs="Times New Roman"/>
+          <w:vertAlign w:val="subscript"/>
+        </w:rPr>
+        <w:t>m</w:t>
+      </w:r>
+      <w:r>
+        <w:rPr>
+          <w:rFonts w:ascii="Times New Roman" w:hAnsi="Times New Roman" w:eastAsia="Times New Roman" w:cs="Times New Roman"/>
+        </w:rPr>
+        <w:t>。</w:t>
+      </w:r>
+    </w:p>
+    <w:p>
+      <w:pPr>
+        <w:pStyle w:val="BodyText"/>
+        <w:ind w:firstLine="420"/>
+      </w:pPr>
+      <w:r>
+        <w:rPr>
+          <w:rFonts w:hint="eastAsia" w:ascii="Times New Roman" w:hAnsi="Times New Roman" w:eastAsia="FangSong" w:cs="Times New Roman"/>
+        </w:rPr>
+        <w:t xml:space="preserve">则</w:t>
+      </w:r>
+      <w:r>
+        <w:rPr>
+          <w:rFonts w:ascii="Times New Roman" w:hAnsi="Times New Roman" w:eastAsia="Times New Roman" w:cs="Times New Roman"/>
+        </w:rPr>
+        <w:t xml:space="preserve"> </w:t>
+      </w:r>
+      <w:r>
+        <w:rPr>
+          <w:rFonts w:hint="eastAsia" w:ascii="Times New Roman" w:hAnsi="Times New Roman" w:eastAsia="Times New Roman" w:cs="Times New Roman"/>
+        </w:rPr>
+        <w:t>209n/(209n＋169m)＝83.18%，</w:t>
+      </w:r>
+      <w:r>
+        <w:rPr>
+          <w:rFonts w:hint="eastAsia" w:ascii="Times New Roman" w:hAnsi="Times New Roman" w:eastAsia="FangSong" w:cs="Times New Roman"/>
+        </w:rPr>
+        <w:t>即</w:t>
+      </w:r>
+      <w:r>
+        <w:rPr>
+          <w:rFonts w:ascii="Times New Roman" w:hAnsi="Times New Roman" w:eastAsia="Times New Roman" w:cs="Times New Roman"/>
+        </w:rPr>
+        <w:t xml:space="preserve"> </w:t>
+      </w:r>
+      <w:r>
+        <w:rPr>
+          <w:rFonts w:hint="eastAsia" w:ascii="Times New Roman" w:hAnsi="Times New Roman" w:eastAsia="Times New Roman" w:cs="Times New Roman"/>
+        </w:rPr>
+        <w:t>209n/169m＝83.18/16.82，n/m＝4。</w:t>
+      </w:r>
+      <w:r>
+        <w:rPr>
+          <w:rFonts w:hint="eastAsia" w:ascii="Times New Roman" w:hAnsi="Times New Roman" w:eastAsia="FangSong" w:cs="Times New Roman"/>
+        </w:rPr>
+        <w:t>由于化合物</w:t>
+      </w:r>
+      <w:r>
+        <w:rPr>
+          <w:rFonts w:ascii="Times New Roman" w:hAnsi="Times New Roman" w:eastAsia="Times New Roman" w:cs="Times New Roman"/>
+        </w:rPr>
+        <w:t xml:space="preserve"> C </w:t>
+      </w:r>
+      <w:r>
+        <w:rPr>
+          <w:rFonts w:hint="eastAsia" w:ascii="Times New Roman" w:hAnsi="Times New Roman" w:eastAsia="FangSong" w:cs="Times New Roman"/>
+        </w:rPr>
+        <w:t>的阳离子可看作是封闭的多面体中削去对称的两个顶点得到的立体构型</w:t>
+      </w:r>
+      <w:r>
+        <w:rPr>
+          <w:rFonts w:hint="eastAsia" w:ascii="Times New Roman" w:hAnsi="Times New Roman" w:eastAsia="Times New Roman" w:cs="Times New Roman"/>
+        </w:rPr>
+        <w:t>，</w:t>
+      </w:r>
+      <w:r>
+        <w:rPr>
+          <w:rFonts w:hint="eastAsia" w:ascii="Times New Roman" w:hAnsi="Times New Roman" w:eastAsia="FangSong" w:cs="Times New Roman"/>
+        </w:rPr>
+        <w:t>排除了</w:t>
+      </w:r>
+      <w:r>
+        <w:rPr>
+          <w:rFonts w:ascii="Times New Roman" w:hAnsi="Times New Roman" w:eastAsia="Times New Roman" w:cs="Times New Roman"/>
+        </w:rPr>
+        <w:t xml:space="preserve"> </w:t>
+      </w:r>
+      <w:r>
+        <w:rPr>
+          <w:rFonts w:hint="eastAsia" w:ascii="Times New Roman" w:hAnsi="Times New Roman" w:eastAsia="Times New Roman" w:cs="Times New Roman"/>
+        </w:rPr>
+        <w:t>Bi</w:t>
+      </w:r>
+      <w:r>
+        <w:rPr>
+          <w:rFonts w:hint="eastAsia" w:ascii="Times New Roman" w:hAnsi="Times New Roman" w:eastAsia="Times New Roman" w:cs="Times New Roman"/>
+          <w:vertAlign w:val="subscript"/>
+        </w:rPr>
+        <w:t>4</w:t>
+      </w:r>
+      <w:r>
+        <w:rPr>
+          <w:rFonts w:hint="eastAsia" w:ascii="Times New Roman" w:hAnsi="Times New Roman" w:eastAsia="Times New Roman" w:cs="Times New Roman"/>
+          <w:vertAlign w:val="superscript"/>
+        </w:rPr>
+        <w:t>+</w:t>
+      </w:r>
+      <w:r>
+        <w:rPr>
+          <w:rFonts w:hint="eastAsia" w:ascii="Times New Roman" w:hAnsi="Times New Roman" w:eastAsia="Times New Roman" w:cs="Times New Roman"/>
+        </w:rPr>
+        <w:t>（</w:t>
+      </w:r>
+      <w:r>
+        <w:rPr>
+          <w:rFonts w:hint="eastAsia" w:ascii="Times New Roman" w:hAnsi="Times New Roman" w:eastAsia="FangSong" w:cs="Times New Roman"/>
+        </w:rPr>
+        <w:t>若是</w:t>
+      </w:r>
+      <w:r>
+        <w:rPr>
+          <w:rFonts w:hint="eastAsia" w:ascii="Times New Roman" w:hAnsi="Times New Roman" w:eastAsia="Times New Roman" w:cs="Times New Roman"/>
+        </w:rPr>
+        <w:t>，</w:t>
+      </w:r>
+      <w:r>
+        <w:rPr>
+          <w:rFonts w:hint="eastAsia" w:ascii="Times New Roman" w:hAnsi="Times New Roman" w:eastAsia="FangSong" w:cs="Times New Roman"/>
+        </w:rPr>
+        <w:t>应为八面体扣除对称的两个顶点</w:t>
+      </w:r>
+      <w:r>
+        <w:rPr>
+          <w:rFonts w:hint="eastAsia" w:ascii="Times New Roman" w:hAnsi="Times New Roman" w:eastAsia="Times New Roman" w:cs="Times New Roman"/>
+        </w:rPr>
+        <w:t>，</w:t>
+      </w:r>
+      <w:r>
+        <w:rPr>
+          <w:rFonts w:hint="eastAsia" w:ascii="Times New Roman" w:hAnsi="Times New Roman" w:eastAsia="FangSong" w:cs="Times New Roman"/>
+        </w:rPr>
+        <w:t>应为平面四边形</w:t>
+      </w:r>
+      <w:r>
+        <w:rPr>
+          <w:rFonts w:hint="eastAsia" w:ascii="Times New Roman" w:hAnsi="Times New Roman" w:eastAsia="Times New Roman" w:cs="Times New Roman"/>
+        </w:rPr>
+        <w:t>）。</w:t>
+      </w:r>
+    </w:p>
+    <w:p>
+      <w:pPr>
+        <w:pStyle w:val="BodyText"/>
+        <w:ind w:firstLine="420"/>
+      </w:pPr>
+      <w:r>
+        <w:rPr>
+          <w:rFonts w:hint="eastAsia" w:ascii="Times New Roman" w:hAnsi="Times New Roman" w:eastAsia="FangSong" w:cs="Times New Roman"/>
+        </w:rPr>
+        <w:t xml:space="preserve">因此</w:t>
+      </w:r>
+      <w:r>
+        <w:rPr>
+          <w:rFonts w:ascii="Times New Roman" w:hAnsi="Times New Roman" w:eastAsia="Times New Roman" w:cs="Times New Roman"/>
+        </w:rPr>
+        <w:t xml:space="preserve"> </w:t>
+      </w:r>
+      <w:r>
+        <w:rPr>
+          <w:rFonts w:hint="eastAsia" w:ascii="Times New Roman" w:hAnsi="Times New Roman" w:eastAsia="Times New Roman" w:cs="Times New Roman"/>
+        </w:rPr>
+        <w:t xml:space="preserve">n/m＝4</w:t>
+      </w:r>
+      <w:r>
+        <w:rPr>
+          <w:rFonts w:ascii="Times New Roman" w:hAnsi="Times New Roman" w:eastAsia="Times New Roman" w:cs="Times New Roman"/>
+        </w:rPr>
+        <w:t xml:space="preserve"> </w:t>
+      </w:r>
+      <w:r>
+        <w:rPr>
+          <w:rFonts w:hint="eastAsia" w:ascii="Times New Roman" w:hAnsi="Times New Roman" w:eastAsia="FangSong" w:cs="Times New Roman"/>
+        </w:rPr>
+        <w:t xml:space="preserve">的公比应为</w:t>
+      </w:r>
+      <w:r>
+        <w:rPr>
+          <w:rFonts w:ascii="Times New Roman" w:hAnsi="Times New Roman" w:eastAsia="Times New Roman" w:cs="Times New Roman"/>
+        </w:rPr>
+        <w:t xml:space="preserve"> </w:t>
+      </w:r>
+      <w:r>
+        <w:rPr>
+          <w:rFonts w:hint="eastAsia" w:ascii="Times New Roman" w:hAnsi="Times New Roman" w:eastAsia="Times New Roman" w:cs="Times New Roman"/>
+        </w:rPr>
+        <w:t>2，</w:t>
+      </w:r>
+      <w:r>
+        <w:rPr>
+          <w:rFonts w:hint="eastAsia" w:ascii="Times New Roman" w:hAnsi="Times New Roman" w:eastAsia="FangSong" w:cs="Times New Roman"/>
+        </w:rPr>
+        <w:t>即</w:t>
+      </w:r>
+      <w:r>
+        <w:rPr>
+          <w:rFonts w:ascii="Times New Roman" w:hAnsi="Times New Roman" w:eastAsia="Times New Roman" w:cs="Times New Roman"/>
+        </w:rPr>
+        <w:t xml:space="preserve"> </w:t>
+      </w:r>
+      <w:r>
+        <w:rPr>
+          <w:rFonts w:hint="eastAsia" w:ascii="Times New Roman" w:hAnsi="Times New Roman" w:eastAsia="Times New Roman" w:cs="Times New Roman"/>
+        </w:rPr>
+        <w:t>n＝8，m＝2，</w:t>
+      </w:r>
+      <w:r>
+        <w:rPr>
+          <w:rFonts w:hint="eastAsia" w:ascii="Times New Roman" w:hAnsi="Times New Roman" w:eastAsia="FangSong" w:cs="Times New Roman"/>
+        </w:rPr>
+        <w:t>即</w:t>
+      </w:r>
+      <w:r>
+        <w:rPr>
+          <w:rFonts w:ascii="Times New Roman" w:hAnsi="Times New Roman" w:eastAsia="Times New Roman" w:cs="Times New Roman"/>
+        </w:rPr>
+        <w:t xml:space="preserve"> C </w:t>
+      </w:r>
+      <w:r>
+        <w:rPr>
+          <w:rFonts w:hint="eastAsia" w:ascii="Times New Roman" w:hAnsi="Times New Roman" w:eastAsia="FangSong" w:cs="Times New Roman"/>
+        </w:rPr>
+        <w:t xml:space="preserve">的阳离子为</w:t>
+      </w:r>
+      <w:r>
+        <w:rPr>
+          <w:rFonts w:ascii="Times New Roman" w:hAnsi="Times New Roman" w:eastAsia="Times New Roman" w:cs="Times New Roman"/>
+        </w:rPr>
+        <w:t xml:space="preserve"> </w:t>
+      </w:r>
+      <w:r>
+        <w:rPr>
+          <w:rFonts w:hint="eastAsia" w:ascii="Times New Roman" w:hAnsi="Times New Roman" w:eastAsia="Times New Roman" w:cs="Times New Roman"/>
+        </w:rPr>
+        <w:t>Bi</w:t>
+      </w:r>
+      <w:r>
+        <w:rPr>
+          <w:rFonts w:hint="eastAsia" w:ascii="Times New Roman" w:hAnsi="Times New Roman" w:eastAsia="Times New Roman" w:cs="Times New Roman"/>
+          <w:vertAlign w:val="subscript"/>
+        </w:rPr>
+        <w:t>8</w:t>
+      </w:r>
+      <w:r>
+        <w:rPr>
+          <w:rFonts w:hint="eastAsia" w:ascii="Times New Roman" w:hAnsi="Times New Roman" w:eastAsia="Times New Roman" w:cs="Times New Roman"/>
+          <w:vertAlign w:val="superscript"/>
+        </w:rPr>
+        <w:t>2+</w:t>
+      </w:r>
+      <w:r>
+        <w:rPr>
+          <w:rFonts w:hint="eastAsia" w:ascii="Times New Roman" w:hAnsi="Times New Roman" w:eastAsia="Times New Roman" w:cs="Times New Roman"/>
+        </w:rPr>
+        <w:t>，C</w:t>
+      </w:r>
+      <w:r>
+        <w:rPr>
+          <w:rFonts w:ascii="Times New Roman" w:hAnsi="Times New Roman" w:eastAsia="Times New Roman" w:cs="Times New Roman"/>
+        </w:rPr>
+        <w:t xml:space="preserve"> </w:t>
+      </w:r>
+      <w:r>
+        <w:rPr>
+          <w:rFonts w:hint="eastAsia" w:ascii="Times New Roman" w:hAnsi="Times New Roman" w:eastAsia="FangSong" w:cs="Times New Roman"/>
+        </w:rPr>
+        <w:t xml:space="preserve">的分子式为</w:t>
+      </w:r>
+      <w:r>
+        <w:rPr>
+          <w:rFonts w:ascii="Times New Roman" w:hAnsi="Times New Roman" w:eastAsia="Times New Roman" w:cs="Times New Roman"/>
+        </w:rPr>
+        <w:t xml:space="preserve"> Bi</w:t>
+      </w:r>
+      <w:r>
+        <w:rPr>
+          <w:rFonts w:ascii="Times New Roman" w:hAnsi="Times New Roman" w:eastAsia="Times New Roman" w:cs="Times New Roman"/>
+          <w:vertAlign w:val="subscript"/>
+        </w:rPr>
+        <w:t>8</w:t>
+      </w:r>
+      <w:r>
+        <w:rPr>
+          <w:rFonts w:ascii="Times New Roman" w:hAnsi="Times New Roman" w:eastAsia="Times New Roman" w:cs="Times New Roman"/>
+        </w:rPr>
+        <w:t>(AlCl</w:t>
+      </w:r>
+      <w:r>
+        <w:rPr>
+          <w:rFonts w:ascii="Times New Roman" w:hAnsi="Times New Roman" w:eastAsia="Times New Roman" w:cs="Times New Roman"/>
+          <w:vertAlign w:val="subscript"/>
+        </w:rPr>
+        <w:t>4</w:t>
+      </w:r>
+      <w:r>
+        <w:rPr>
+          <w:rFonts w:ascii="Times New Roman" w:hAnsi="Times New Roman" w:eastAsia="Times New Roman" w:cs="Times New Roman"/>
+        </w:rPr>
+        <w:t>)</w:t>
+      </w:r>
+      <w:r>
+        <w:rPr>
+          <w:rFonts w:ascii="Times New Roman" w:hAnsi="Times New Roman" w:eastAsia="Times New Roman" w:cs="Times New Roman"/>
+          <w:vertAlign w:val="subscript"/>
+        </w:rPr>
+        <w:t>2</w:t>
+      </w:r>
+      <w:r>
+        <w:rPr>
+          <w:rFonts w:ascii="Times New Roman" w:hAnsi="Times New Roman" w:eastAsia="Times New Roman" w:cs="Times New Roman"/>
+        </w:rPr>
+        <w:t>。</w:t>
+      </w:r>
+    </w:p>
+    <w:p>
+      <w:pPr>
+        <w:pStyle w:val="BodyText"/>
+        <w:ind w:firstLine="420"/>
+      </w:pPr>
+      <w:r>
+        <w:rPr>
+          <w:rFonts w:hint="eastAsia" w:ascii="Times New Roman" w:hAnsi="Times New Roman" w:eastAsia="FangSong" w:cs="Times New Roman"/>
+        </w:rPr>
+        <w:t xml:space="preserve">制备</w:t>
+      </w:r>
+      <w:r>
+        <w:rPr>
+          <w:rFonts w:ascii="Times New Roman" w:hAnsi="Times New Roman" w:eastAsia="Times New Roman" w:cs="Times New Roman"/>
+        </w:rPr>
+        <w:t xml:space="preserve"> C </w:t>
+      </w:r>
+      <w:r>
+        <w:rPr>
+          <w:rFonts w:hint="eastAsia" w:ascii="Times New Roman" w:hAnsi="Times New Roman" w:eastAsia="FangSong" w:cs="Times New Roman"/>
+        </w:rPr>
+        <w:t>的化学方程式为</w:t>
+      </w:r>
+      <w:r>
+        <w:rPr>
+          <w:rFonts w:hint="eastAsia" w:ascii="Times New Roman" w:hAnsi="Times New Roman" w:eastAsia="Times New Roman" w:cs="Times New Roman"/>
+        </w:rPr>
+        <w:t>：22Bi</w:t>
+      </w:r>
+      <w:r>
+        <w:rPr>
+          <w:rFonts w:ascii="Times New Roman" w:hAnsi="Times New Roman" w:eastAsia="Times New Roman" w:cs="Times New Roman"/>
+        </w:rPr>
+        <w:t xml:space="preserve"> + 2BiCl</w:t>
+      </w:r>
+      <w:r>
+        <w:rPr>
+          <w:rFonts w:ascii="Times New Roman" w:hAnsi="Times New Roman" w:eastAsia="Times New Roman" w:cs="Times New Roman"/>
+          <w:vertAlign w:val="subscript"/>
+        </w:rPr>
+        <w:t>3</w:t>
+      </w:r>
+      <w:r>
+        <w:rPr>
+          <w:rFonts w:ascii="Times New Roman" w:hAnsi="Times New Roman" w:eastAsia="Times New Roman" w:cs="Times New Roman"/>
+        </w:rPr>
+        <w:t xml:space="preserve"> + 6AlCl</w:t>
+      </w:r>
+      <w:r>
+        <w:rPr>
+          <w:rFonts w:ascii="Times New Roman" w:hAnsi="Times New Roman" w:eastAsia="Times New Roman" w:cs="Times New Roman"/>
+          <w:vertAlign w:val="subscript"/>
+        </w:rPr>
+        <w:t>3</w:t>
+      </w:r>
+      <w:r>
+        <w:rPr>
+          <w:rFonts w:ascii="Times New Roman" w:hAnsi="Times New Roman" w:eastAsia="Times New Roman" w:cs="Times New Roman"/>
+        </w:rPr>
+        <w:t xml:space="preserve"> ═ 3Bi</w:t>
+      </w:r>
+      <w:r>
+        <w:rPr>
+          <w:rFonts w:ascii="Times New Roman" w:hAnsi="Times New Roman" w:eastAsia="Times New Roman" w:cs="Times New Roman"/>
+          <w:vertAlign w:val="subscript"/>
+        </w:rPr>
+        <w:t>8</w:t>
+      </w:r>
+      <w:r>
+        <w:rPr>
+          <w:rFonts w:ascii="Times New Roman" w:hAnsi="Times New Roman" w:eastAsia="Times New Roman" w:cs="Times New Roman"/>
+        </w:rPr>
+        <w:t>(AlCl</w:t>
+      </w:r>
+      <w:r>
+        <w:rPr>
+          <w:rFonts w:ascii="Times New Roman" w:hAnsi="Times New Roman" w:eastAsia="Times New Roman" w:cs="Times New Roman"/>
+          <w:vertAlign w:val="subscript"/>
+        </w:rPr>
+        <w:t>4</w:t>
+      </w:r>
+      <w:r>
+        <w:rPr>
+          <w:rFonts w:ascii="Times New Roman" w:hAnsi="Times New Roman" w:eastAsia="Times New Roman" w:cs="Times New Roman"/>
+        </w:rPr>
+        <w:t>)</w:t>
+      </w:r>
+      <w:r>
+        <w:rPr>
+          <w:rFonts w:ascii="Times New Roman" w:hAnsi="Times New Roman" w:eastAsia="Times New Roman" w:cs="Times New Roman"/>
+          <w:vertAlign w:val="subscript"/>
+        </w:rPr>
+        <w:t>2</w:t>
       </w:r>
     </w:p>
     <w:p>
@@ -25917,14 +26815,67 @@
       <w:r>
         <w:rPr>
           <w:rFonts w:ascii="Times New Roman" w:hAnsi="Times New Roman" w:eastAsia="Times New Roman" w:cs="Times New Roman"/>
-        </w:rPr>
-        <w:t xml:space="preserve">B </w:t>
-      </w:r>
-      <w:r>
-        <w:rPr>
-          <w:rFonts w:hint="eastAsia" w:ascii="Times New Roman" w:hAnsi="Times New Roman" w:eastAsia="FangSong" w:cs="Times New Roman"/>
-        </w:rPr>
-        <w:t>的阴离子高度对称</w:t>
+          <w:b/>
+          <w:bCs/>
+        </w:rPr>
+        <w:t xml:space="preserve">11-2-3</w:t>
+      </w:r>
+    </w:p>
+    <w:p>
+      <w:pPr>
+        <w:pStyle w:val="BodyText"/>
+        <w:ind w:firstLine="420"/>
+      </w:pPr>
+      <w:r>
+        <w:rPr>
+          <w:rFonts w:ascii="Times New Roman" w:hAnsi="Times New Roman" w:eastAsia="Times New Roman" w:cs="Times New Roman"/>
+        </w:rPr>
+        <w:t>Bi</w:t>
+      </w:r>
+      <w:r>
+        <w:rPr>
+          <w:rFonts w:ascii="Times New Roman" w:hAnsi="Times New Roman" w:eastAsia="Times New Roman" w:cs="Times New Roman"/>
+          <w:vertAlign w:val="subscript"/>
+        </w:rPr>
+        <w:t>5</w:t>
+      </w:r>
+      <w:r>
+        <w:rPr>
+          <w:rFonts w:ascii="Times New Roman" w:hAnsi="Times New Roman" w:eastAsia="Times New Roman" w:cs="Times New Roman"/>
+        </w:rPr>
+        <w:t>(AlCl</w:t>
+      </w:r>
+      <w:r>
+        <w:rPr>
+          <w:rFonts w:ascii="Times New Roman" w:hAnsi="Times New Roman" w:eastAsia="Times New Roman" w:cs="Times New Roman"/>
+          <w:vertAlign w:val="subscript"/>
+        </w:rPr>
+        <w:t>4</w:t>
+      </w:r>
+      <w:r>
+        <w:rPr>
+          <w:rFonts w:ascii="Times New Roman" w:hAnsi="Times New Roman" w:eastAsia="Times New Roman" w:cs="Times New Roman"/>
+        </w:rPr>
+        <w:t>)</w:t>
+      </w:r>
+      <w:r>
+        <w:rPr>
+          <w:rFonts w:ascii="Times New Roman" w:hAnsi="Times New Roman" w:eastAsia="Times New Roman" w:cs="Times New Roman"/>
+          <w:vertAlign w:val="subscript"/>
+        </w:rPr>
+        <w:t>3</w:t>
+      </w:r>
+      <w:r>
+        <w:rPr>
+          <w:rFonts w:ascii="Times New Roman" w:hAnsi="Times New Roman" w:eastAsia="Times New Roman" w:cs="Times New Roman"/>
+        </w:rPr>
+        <w:t xml:space="preserve"> </w:t>
+      </w:r>
+      <w:r>
+        <w:rPr>
+          <w:rFonts w:hint="eastAsia" w:ascii="Times New Roman" w:hAnsi="Times New Roman" w:eastAsia="FangSong" w:cs="Times New Roman"/>
+        </w:rPr>
+        <w:t>为抗磁性物质</w:t>
       </w:r>
       <w:r>
         <w:rPr>
@@ -25936,180 +26887,13 @@
         <w:rPr>
           <w:rFonts w:hint="eastAsia" w:ascii="Times New Roman" w:hAnsi="Times New Roman" w:eastAsia="FangSong" w:cs="Times New Roman"/>
         </w:rPr>
-        <w:t>根据质量守恒</w:t>
-      </w:r>
-      <w:r>
-        <w:rPr>
-          <w:rFonts w:hint="eastAsia" w:ascii="Times New Roman" w:hAnsi="Times New Roman" w:eastAsia="Times New Roman" w:cs="Times New Roman"/>
-        </w:rPr>
-        <w:t>，</w:t>
-      </w:r>
-      <w:r>
-        <w:rPr>
-          <w:rFonts w:hint="eastAsia" w:ascii="Times New Roman" w:hAnsi="Times New Roman" w:eastAsia="FangSong" w:cs="Times New Roman"/>
-        </w:rPr>
-        <w:t>阴离子应为</w:t>
-      </w:r>
-      <w:r>
-        <w:rPr>
-          <w:rFonts w:ascii="Times New Roman" w:hAnsi="Times New Roman" w:eastAsia="Times New Roman" w:cs="Times New Roman"/>
-        </w:rPr>
-        <w:t xml:space="preserve"> Al </w:t>
-      </w:r>
-      <w:r>
-        <w:rPr>
-          <w:rFonts w:hint="eastAsia" w:ascii="Times New Roman" w:hAnsi="Times New Roman" w:eastAsia="FangSong" w:cs="Times New Roman"/>
-        </w:rPr>
-        <w:t>的配离子</w:t>
-      </w:r>
-      <w:r>
-        <w:rPr>
-          <w:rFonts w:hint="eastAsia" w:ascii="Times New Roman" w:hAnsi="Times New Roman" w:eastAsia="Times New Roman" w:cs="Times New Roman"/>
-        </w:rPr>
-        <w:t>，</w:t>
-      </w:r>
-      <w:r>
-        <w:rPr>
-          <w:rFonts w:hint="eastAsia" w:ascii="Times New Roman" w:hAnsi="Times New Roman" w:eastAsia="FangSong" w:cs="Times New Roman"/>
-        </w:rPr>
-        <w:t>应为</w:t>
-      </w:r>
-      <w:r>
-        <w:rPr>
-          <w:rFonts w:ascii="Times New Roman" w:hAnsi="Times New Roman" w:eastAsia="Times New Roman" w:cs="Times New Roman"/>
-        </w:rPr>
-        <w:t xml:space="preserve"> </w:t>
-      </w:r>
-      <w:r>
-        <w:rPr>
-          <w:rFonts w:hint="eastAsia" w:ascii="Times New Roman" w:hAnsi="Times New Roman" w:eastAsia="Times New Roman" w:cs="Times New Roman"/>
-        </w:rPr>
-        <w:t>AlCl</w:t>
-      </w:r>
-      <w:r>
-        <w:rPr>
-          <w:rFonts w:hint="eastAsia" w:ascii="Times New Roman" w:hAnsi="Times New Roman" w:eastAsia="Times New Roman" w:cs="Times New Roman"/>
-          <w:vertAlign w:val="subscript"/>
-        </w:rPr>
-        <w:t>4</w:t>
-      </w:r>
-      <w:r>
-        <w:rPr>
-          <w:rFonts w:hint="eastAsia" w:ascii="Times New Roman" w:hAnsi="Times New Roman" w:eastAsia="Times New Roman" w:cs="Times New Roman"/>
-          <w:vertAlign w:val="superscript"/>
-        </w:rPr>
-        <w:t>-</w:t>
-      </w:r>
-      <w:r>
-        <w:rPr>
-          <w:rFonts w:hint="eastAsia" w:ascii="Times New Roman" w:hAnsi="Times New Roman" w:eastAsia="Times New Roman" w:cs="Times New Roman"/>
-        </w:rPr>
-        <w:t>，</w:t>
-      </w:r>
-      <w:r>
-        <w:rPr>
-          <w:rFonts w:hint="eastAsia" w:ascii="Times New Roman" w:hAnsi="Times New Roman" w:eastAsia="FangSong" w:cs="Times New Roman"/>
-        </w:rPr>
-        <w:t>因此</w:t>
-      </w:r>
-      <w:r>
-        <w:rPr>
-          <w:rFonts w:ascii="Times New Roman" w:hAnsi="Times New Roman" w:eastAsia="Times New Roman" w:cs="Times New Roman"/>
-        </w:rPr>
-        <w:t xml:space="preserve"> B </w:t>
-      </w:r>
-      <w:r>
-        <w:rPr>
-          <w:rFonts w:hint="eastAsia" w:ascii="Times New Roman" w:hAnsi="Times New Roman" w:eastAsia="FangSong" w:cs="Times New Roman"/>
-        </w:rPr>
-        <w:t xml:space="preserve">的分子式为</w:t>
-      </w:r>
-      <w:r>
-        <w:rPr>
-          <w:rFonts w:ascii="Times New Roman" w:hAnsi="Times New Roman" w:eastAsia="Times New Roman" w:cs="Times New Roman"/>
-        </w:rPr>
-        <w:t xml:space="preserve"> </w:t>
-      </w:r>
-      <w:r>
-        <w:rPr>
-          <w:rFonts w:hint="eastAsia" w:ascii="Times New Roman" w:hAnsi="Times New Roman" w:eastAsia="Times New Roman" w:cs="Times New Roman"/>
-        </w:rPr>
-        <w:t>Bi</w:t>
-      </w:r>
-      <w:r>
-        <w:rPr>
-          <w:rFonts w:hint="eastAsia" w:ascii="Times New Roman" w:hAnsi="Times New Roman" w:eastAsia="Times New Roman" w:cs="Times New Roman"/>
-          <w:vertAlign w:val="subscript"/>
-        </w:rPr>
-        <w:t>5</w:t>
-      </w:r>
-      <w:r>
-        <w:rPr>
-          <w:rFonts w:hint="eastAsia" w:ascii="Times New Roman" w:hAnsi="Times New Roman" w:eastAsia="Times New Roman" w:cs="Times New Roman"/>
-        </w:rPr>
-        <w:t>(AlCl</w:t>
-      </w:r>
-      <w:r>
-        <w:rPr>
-          <w:rFonts w:hint="eastAsia" w:ascii="Times New Roman" w:hAnsi="Times New Roman" w:eastAsia="Times New Roman" w:cs="Times New Roman"/>
-          <w:vertAlign w:val="subscript"/>
-        </w:rPr>
-        <w:t>4</w:t>
-      </w:r>
-      <w:r>
-        <w:rPr>
-          <w:rFonts w:hint="eastAsia" w:ascii="Times New Roman" w:hAnsi="Times New Roman" w:eastAsia="Times New Roman" w:cs="Times New Roman"/>
-        </w:rPr>
-        <w:t>)</w:t>
-      </w:r>
-      <w:r>
-        <w:rPr>
-          <w:rFonts w:hint="eastAsia" w:ascii="Times New Roman" w:hAnsi="Times New Roman" w:eastAsia="Times New Roman" w:cs="Times New Roman"/>
-          <w:vertAlign w:val="subscript"/>
-        </w:rPr>
-        <w:t>3</w:t>
+        <w:t>无未成对电子</w:t>
       </w:r>
       <w:r>
         <w:rPr>
           <w:rFonts w:hint="eastAsia" w:ascii="Times New Roman" w:hAnsi="Times New Roman" w:eastAsia="Times New Roman" w:cs="Times New Roman"/>
         </w:rPr>
         <w:t>。</w:t>
-      </w:r>
-      <w:r>
-        <w:rPr>
-          <w:rFonts w:hint="eastAsia" w:ascii="Times New Roman" w:hAnsi="Times New Roman" w:eastAsia="FangSong" w:cs="Times New Roman"/>
-        </w:rPr>
-        <w:t>将铋元素质量分数代入验证即可</w:t>
-      </w:r>
-      <w:r>
-        <w:rPr>
-          <w:rFonts w:hint="eastAsia" w:ascii="Times New Roman" w:hAnsi="Times New Roman" w:eastAsia="Times New Roman" w:cs="Times New Roman"/>
-        </w:rPr>
-        <w:t>（5×209/(5×209＋3×169.8)＝67.1%</w:t>
-      </w:r>
-      <w:r>
-        <w:rPr>
-          <w:rFonts w:ascii="Times New Roman" w:hAnsi="Times New Roman" w:eastAsia="Times New Roman" w:cs="Times New Roman"/>
-        </w:rPr>
-        <w:t xml:space="preserve"> ≈ </w:t>
-      </w:r>
-      <w:r>
-        <w:rPr>
-          <w:rFonts w:hint="eastAsia" w:ascii="Times New Roman" w:hAnsi="Times New Roman" w:eastAsia="Times New Roman" w:cs="Times New Roman"/>
-        </w:rPr>
-        <w:t>67.33%）。</w:t>
-      </w:r>
-      <w:r>
-        <w:rPr>
-          <w:rFonts w:hint="eastAsia" w:ascii="Times New Roman" w:hAnsi="Times New Roman" w:eastAsia="FangSong" w:cs="Times New Roman"/>
-        </w:rPr>
-        <w:t>化学方程式为</w:t>
-      </w:r>
-      <w:r>
-        <w:rPr>
-          <w:rFonts w:hint="eastAsia" w:ascii="Times New Roman" w:hAnsi="Times New Roman" w:eastAsia="Times New Roman" w:cs="Times New Roman"/>
-        </w:rPr>
-        <w:t>：</w:t>
       </w:r>
     </w:p>
     <w:p>
@@ -26119,652 +26903,16 @@
       <w:r>
         <w:rPr>
           <w:rFonts w:ascii="Times New Roman" w:hAnsi="Times New Roman" w:eastAsia="Times New Roman" w:cs="Times New Roman"/>
-        </w:rPr>
-        <w:t>4Bi + BiCl</w:t>
-      </w:r>
-      <w:r>
-        <w:rPr>
-          <w:rFonts w:ascii="Times New Roman" w:hAnsi="Times New Roman" w:eastAsia="Times New Roman" w:cs="Times New Roman"/>
-          <w:vertAlign w:val="subscript"/>
-        </w:rPr>
-        <w:t>3</w:t>
-      </w:r>
-      <w:r>
-        <w:rPr>
-          <w:rFonts w:ascii="Times New Roman" w:hAnsi="Times New Roman" w:eastAsia="Times New Roman" w:cs="Times New Roman"/>
-        </w:rPr>
-        <w:t xml:space="preserve"> + 3AlCl</w:t>
-      </w:r>
-      <w:r>
-        <w:rPr>
-          <w:rFonts w:ascii="Times New Roman" w:hAnsi="Times New Roman" w:eastAsia="Times New Roman" w:cs="Times New Roman"/>
-          <w:vertAlign w:val="subscript"/>
-        </w:rPr>
-        <w:t>3</w:t>
-      </w:r>
-      <w:r>
-        <w:rPr>
-          <w:rFonts w:ascii="Times New Roman" w:hAnsi="Times New Roman" w:eastAsia="Times New Roman" w:cs="Times New Roman"/>
-        </w:rPr>
-        <w:t xml:space="preserve"> ═ Bi</w:t>
-      </w:r>
-      <w:r>
-        <w:rPr>
-          <w:rFonts w:ascii="Times New Roman" w:hAnsi="Times New Roman" w:eastAsia="Times New Roman" w:cs="Times New Roman"/>
-          <w:vertAlign w:val="subscript"/>
-        </w:rPr>
-        <w:t>5</w:t>
-      </w:r>
-      <w:r>
-        <w:rPr>
-          <w:rFonts w:ascii="Times New Roman" w:hAnsi="Times New Roman" w:eastAsia="Times New Roman" w:cs="Times New Roman"/>
-        </w:rPr>
-        <w:t>(AlCl</w:t>
-      </w:r>
-      <w:r>
-        <w:rPr>
-          <w:rFonts w:ascii="Times New Roman" w:hAnsi="Times New Roman" w:eastAsia="Times New Roman" w:cs="Times New Roman"/>
-          <w:vertAlign w:val="subscript"/>
-        </w:rPr>
-        <w:t>4</w:t>
-      </w:r>
-      <w:r>
-        <w:rPr>
-          <w:rFonts w:ascii="Times New Roman" w:hAnsi="Times New Roman" w:eastAsia="Times New Roman" w:cs="Times New Roman"/>
-        </w:rPr>
-        <w:t>)</w:t>
-      </w:r>
-      <w:r>
-        <w:rPr>
-          <w:rFonts w:ascii="Times New Roman" w:hAnsi="Times New Roman" w:eastAsia="Times New Roman" w:cs="Times New Roman"/>
-          <w:vertAlign w:val="subscript"/>
-        </w:rPr>
-        <w:t>3</w:t>
+          <w:b/>
+          <w:bCs/>
+        </w:rPr>
+        <w:t xml:space="preserve">11-2-4</w:t>
       </w:r>
     </w:p>
     <w:p>
       <w:pPr>
         <w:pStyle w:val="BodyText"/>
-      </w:pPr>
-      <w:r>
-        <w:rPr>
-          <w:rFonts w:ascii="Times New Roman" w:hAnsi="Times New Roman" w:eastAsia="Times New Roman" w:cs="Times New Roman"/>
-          <w:b/>
-          <w:bCs/>
-        </w:rPr>
-        <w:t xml:space="preserve">11-2-2</w:t>
-      </w:r>
-    </w:p>
-    <w:p>
-      <w:pPr>
-        <w:pStyle w:val="BodyText"/>
-      </w:pPr>
-      <w:r>
-        <w:rPr>
-          <w:rFonts w:ascii="Times New Roman" w:hAnsi="Times New Roman" w:eastAsia="Times New Roman" w:cs="Times New Roman"/>
-        </w:rPr>
-        <w:t xml:space="preserve">C </w:t>
-      </w:r>
-      <w:r>
-        <w:rPr>
-          <w:rFonts w:hint="eastAsia" w:ascii="Times New Roman" w:hAnsi="Times New Roman" w:eastAsia="FangSong" w:cs="Times New Roman"/>
-        </w:rPr>
-        <w:t xml:space="preserve">的分子式不妨设为</w:t>
-      </w:r>
-      <w:r>
-        <w:rPr>
-          <w:rFonts w:ascii="Times New Roman" w:hAnsi="Times New Roman" w:eastAsia="Times New Roman" w:cs="Times New Roman"/>
-        </w:rPr>
-        <w:t xml:space="preserve"> Bi</w:t>
-      </w:r>
-      <w:r>
-        <w:rPr>
-          <w:rFonts w:ascii="Times New Roman" w:hAnsi="Times New Roman" w:eastAsia="Times New Roman" w:cs="Times New Roman"/>
-          <w:vertAlign w:val="subscript"/>
-        </w:rPr>
-        <w:t>n</w:t>
-      </w:r>
-      <w:r>
-        <w:rPr>
-          <w:rFonts w:ascii="Times New Roman" w:hAnsi="Times New Roman" w:eastAsia="Times New Roman" w:cs="Times New Roman"/>
-        </w:rPr>
-        <w:t>(AlCl</w:t>
-      </w:r>
-      <w:r>
-        <w:rPr>
-          <w:rFonts w:ascii="Times New Roman" w:hAnsi="Times New Roman" w:eastAsia="Times New Roman" w:cs="Times New Roman"/>
-          <w:vertAlign w:val="subscript"/>
-        </w:rPr>
-        <w:t>4</w:t>
-      </w:r>
-      <w:r>
-        <w:rPr>
-          <w:rFonts w:ascii="Times New Roman" w:hAnsi="Times New Roman" w:eastAsia="Times New Roman" w:cs="Times New Roman"/>
-        </w:rPr>
-        <w:t>)</w:t>
-      </w:r>
-      <w:r>
-        <w:rPr>
-          <w:rFonts w:ascii="Times New Roman" w:hAnsi="Times New Roman" w:eastAsia="Times New Roman" w:cs="Times New Roman"/>
-          <w:vertAlign w:val="subscript"/>
-        </w:rPr>
-        <w:t>m</w:t>
-      </w:r>
-      <w:r>
-        <w:rPr>
-          <w:rFonts w:ascii="Times New Roman" w:hAnsi="Times New Roman" w:eastAsia="Times New Roman" w:cs="Times New Roman"/>
-        </w:rPr>
-        <w:t>。</w:t>
-      </w:r>
-    </w:p>
-    <w:p>
-      <w:pPr>
-        <w:pStyle w:val="BodyText"/>
-      </w:pPr>
-      <w:r>
-        <w:rPr>
-          <w:rFonts w:hint="eastAsia" w:ascii="Times New Roman" w:hAnsi="Times New Roman" w:eastAsia="FangSong" w:cs="Times New Roman"/>
-        </w:rPr>
-        <w:t xml:space="preserve">则</w:t>
-      </w:r>
-      <w:r>
-        <w:rPr>
-          <w:rFonts w:ascii="Times New Roman" w:hAnsi="Times New Roman" w:eastAsia="Times New Roman" w:cs="Times New Roman"/>
-        </w:rPr>
-        <w:t xml:space="preserve"> </w:t>
-      </w:r>
-      <w:r>
-        <w:rPr>
-          <w:rFonts w:hint="eastAsia" w:ascii="Times New Roman" w:hAnsi="Times New Roman" w:eastAsia="Times New Roman" w:cs="Times New Roman"/>
-        </w:rPr>
-        <w:t>209n/(209n＋169m)＝83.18%，</w:t>
-      </w:r>
-      <w:r>
-        <w:rPr>
-          <w:rFonts w:hint="eastAsia" w:ascii="Times New Roman" w:hAnsi="Times New Roman" w:eastAsia="FangSong" w:cs="Times New Roman"/>
-        </w:rPr>
-        <w:t>即</w:t>
-      </w:r>
-      <w:r>
-        <w:rPr>
-          <w:rFonts w:ascii="Times New Roman" w:hAnsi="Times New Roman" w:eastAsia="Times New Roman" w:cs="Times New Roman"/>
-        </w:rPr>
-        <w:t xml:space="preserve"> </w:t>
-      </w:r>
-      <w:r>
-        <w:rPr>
-          <w:rFonts w:hint="eastAsia" w:ascii="Times New Roman" w:hAnsi="Times New Roman" w:eastAsia="Times New Roman" w:cs="Times New Roman"/>
-        </w:rPr>
-        <w:t>209n/169m＝83.18/16.82，n/m＝4。</w:t>
-      </w:r>
-      <w:r>
-        <w:rPr>
-          <w:rFonts w:hint="eastAsia" w:ascii="Times New Roman" w:hAnsi="Times New Roman" w:eastAsia="FangSong" w:cs="Times New Roman"/>
-        </w:rPr>
-        <w:t>由于化合物</w:t>
-      </w:r>
-      <w:r>
-        <w:rPr>
-          <w:rFonts w:ascii="Times New Roman" w:hAnsi="Times New Roman" w:eastAsia="Times New Roman" w:cs="Times New Roman"/>
-        </w:rPr>
-        <w:t xml:space="preserve"> C </w:t>
-      </w:r>
-      <w:r>
-        <w:rPr>
-          <w:rFonts w:hint="eastAsia" w:ascii="Times New Roman" w:hAnsi="Times New Roman" w:eastAsia="FangSong" w:cs="Times New Roman"/>
-        </w:rPr>
-        <w:t>的阳离子可看作是封闭的多面体中削去对称的两个顶点得到的立体构型</w:t>
-      </w:r>
-      <w:r>
-        <w:rPr>
-          <w:rFonts w:hint="eastAsia" w:ascii="Times New Roman" w:hAnsi="Times New Roman" w:eastAsia="Times New Roman" w:cs="Times New Roman"/>
-        </w:rPr>
-        <w:t>，</w:t>
-      </w:r>
-      <w:r>
-        <w:rPr>
-          <w:rFonts w:hint="eastAsia" w:ascii="Times New Roman" w:hAnsi="Times New Roman" w:eastAsia="FangSong" w:cs="Times New Roman"/>
-        </w:rPr>
-        <w:t>排除了</w:t>
-      </w:r>
-      <w:r>
-        <w:rPr>
-          <w:rFonts w:ascii="Times New Roman" w:hAnsi="Times New Roman" w:eastAsia="Times New Roman" w:cs="Times New Roman"/>
-        </w:rPr>
-        <w:t xml:space="preserve"> </w:t>
-      </w:r>
-      <w:r>
-        <w:rPr>
-          <w:rFonts w:hint="eastAsia" w:ascii="Times New Roman" w:hAnsi="Times New Roman" w:eastAsia="Times New Roman" w:cs="Times New Roman"/>
-        </w:rPr>
-        <w:t>Bi</w:t>
-      </w:r>
-      <w:r>
-        <w:rPr>
-          <w:rFonts w:hint="eastAsia" w:ascii="Times New Roman" w:hAnsi="Times New Roman" w:eastAsia="Times New Roman" w:cs="Times New Roman"/>
-          <w:vertAlign w:val="subscript"/>
-        </w:rPr>
-        <w:t>4</w:t>
-      </w:r>
-      <w:r>
-        <w:rPr>
-          <w:rFonts w:hint="eastAsia" w:ascii="Times New Roman" w:hAnsi="Times New Roman" w:eastAsia="Times New Roman" w:cs="Times New Roman"/>
-          <w:vertAlign w:val="superscript"/>
-        </w:rPr>
-        <w:t>+</w:t>
-      </w:r>
-      <w:r>
-        <w:rPr>
-          <w:rFonts w:hint="eastAsia" w:ascii="Times New Roman" w:hAnsi="Times New Roman" w:eastAsia="Times New Roman" w:cs="Times New Roman"/>
-        </w:rPr>
-        <w:t>（</w:t>
-      </w:r>
-      <w:r>
-        <w:rPr>
-          <w:rFonts w:hint="eastAsia" w:ascii="Times New Roman" w:hAnsi="Times New Roman" w:eastAsia="FangSong" w:cs="Times New Roman"/>
-        </w:rPr>
-        <w:t>若是</w:t>
-      </w:r>
-      <w:r>
-        <w:rPr>
-          <w:rFonts w:hint="eastAsia" w:ascii="Times New Roman" w:hAnsi="Times New Roman" w:eastAsia="Times New Roman" w:cs="Times New Roman"/>
-        </w:rPr>
-        <w:t>，</w:t>
-      </w:r>
-      <w:r>
-        <w:rPr>
-          <w:rFonts w:hint="eastAsia" w:ascii="Times New Roman" w:hAnsi="Times New Roman" w:eastAsia="FangSong" w:cs="Times New Roman"/>
-        </w:rPr>
-        <w:t>应为八面体扣除对称的两个顶点</w:t>
-      </w:r>
-      <w:r>
-        <w:rPr>
-          <w:rFonts w:hint="eastAsia" w:ascii="Times New Roman" w:hAnsi="Times New Roman" w:eastAsia="Times New Roman" w:cs="Times New Roman"/>
-        </w:rPr>
-        <w:t>，</w:t>
-      </w:r>
-      <w:r>
-        <w:rPr>
-          <w:rFonts w:hint="eastAsia" w:ascii="Times New Roman" w:hAnsi="Times New Roman" w:eastAsia="FangSong" w:cs="Times New Roman"/>
-        </w:rPr>
-        <w:t>应为平面四边形</w:t>
-      </w:r>
-      <w:r>
-        <w:rPr>
-          <w:rFonts w:hint="eastAsia" w:ascii="Times New Roman" w:hAnsi="Times New Roman" w:eastAsia="Times New Roman" w:cs="Times New Roman"/>
-        </w:rPr>
-        <w:t>）。</w:t>
-      </w:r>
-    </w:p>
-    <w:p>
-      <w:pPr>
-        <w:pStyle w:val="BodyText"/>
-      </w:pPr>
-      <w:r>
-        <w:rPr>
-          <w:rFonts w:hint="eastAsia" w:ascii="Times New Roman" w:hAnsi="Times New Roman" w:eastAsia="FangSong" w:cs="Times New Roman"/>
-        </w:rPr>
-        <w:t xml:space="preserve">因此</w:t>
-      </w:r>
-      <w:r>
-        <w:rPr>
-          <w:rFonts w:ascii="Times New Roman" w:hAnsi="Times New Roman" w:eastAsia="Times New Roman" w:cs="Times New Roman"/>
-        </w:rPr>
-        <w:t xml:space="preserve"> </w:t>
-      </w:r>
-      <w:r>
-        <w:rPr>
-          <w:rFonts w:hint="eastAsia" w:ascii="Times New Roman" w:hAnsi="Times New Roman" w:eastAsia="Times New Roman" w:cs="Times New Roman"/>
-        </w:rPr>
-        <w:t xml:space="preserve">n/m＝4</w:t>
-      </w:r>
-      <w:r>
-        <w:rPr>
-          <w:rFonts w:ascii="Times New Roman" w:hAnsi="Times New Roman" w:eastAsia="Times New Roman" w:cs="Times New Roman"/>
-        </w:rPr>
-        <w:t xml:space="preserve"> </w:t>
-      </w:r>
-      <w:r>
-        <w:rPr>
-          <w:rFonts w:hint="eastAsia" w:ascii="Times New Roman" w:hAnsi="Times New Roman" w:eastAsia="FangSong" w:cs="Times New Roman"/>
-        </w:rPr>
-        <w:t xml:space="preserve">的公比应为</w:t>
-      </w:r>
-      <w:r>
-        <w:rPr>
-          <w:rFonts w:ascii="Times New Roman" w:hAnsi="Times New Roman" w:eastAsia="Times New Roman" w:cs="Times New Roman"/>
-        </w:rPr>
-        <w:t xml:space="preserve"> </w:t>
-      </w:r>
-      <w:r>
-        <w:rPr>
-          <w:rFonts w:hint="eastAsia" w:ascii="Times New Roman" w:hAnsi="Times New Roman" w:eastAsia="Times New Roman" w:cs="Times New Roman"/>
-        </w:rPr>
-        <w:t>2，</w:t>
-      </w:r>
-      <w:r>
-        <w:rPr>
-          <w:rFonts w:hint="eastAsia" w:ascii="Times New Roman" w:hAnsi="Times New Roman" w:eastAsia="FangSong" w:cs="Times New Roman"/>
-        </w:rPr>
-        <w:t>即</w:t>
-      </w:r>
-      <w:r>
-        <w:rPr>
-          <w:rFonts w:ascii="Times New Roman" w:hAnsi="Times New Roman" w:eastAsia="Times New Roman" w:cs="Times New Roman"/>
-        </w:rPr>
-        <w:t xml:space="preserve"> </w:t>
-      </w:r>
-      <w:r>
-        <w:rPr>
-          <w:rFonts w:hint="eastAsia" w:ascii="Times New Roman" w:hAnsi="Times New Roman" w:eastAsia="Times New Roman" w:cs="Times New Roman"/>
-        </w:rPr>
-        <w:t>n＝8，m＝2，</w:t>
-      </w:r>
-      <w:r>
-        <w:rPr>
-          <w:rFonts w:hint="eastAsia" w:ascii="Times New Roman" w:hAnsi="Times New Roman" w:eastAsia="FangSong" w:cs="Times New Roman"/>
-        </w:rPr>
-        <w:t>即</w:t>
-      </w:r>
-      <w:r>
-        <w:rPr>
-          <w:rFonts w:ascii="Times New Roman" w:hAnsi="Times New Roman" w:eastAsia="Times New Roman" w:cs="Times New Roman"/>
-        </w:rPr>
-        <w:t xml:space="preserve"> C </w:t>
-      </w:r>
-      <w:r>
-        <w:rPr>
-          <w:rFonts w:hint="eastAsia" w:ascii="Times New Roman" w:hAnsi="Times New Roman" w:eastAsia="FangSong" w:cs="Times New Roman"/>
-        </w:rPr>
-        <w:t xml:space="preserve">的阳离子为</w:t>
-      </w:r>
-      <w:r>
-        <w:rPr>
-          <w:rFonts w:ascii="Times New Roman" w:hAnsi="Times New Roman" w:eastAsia="Times New Roman" w:cs="Times New Roman"/>
-        </w:rPr>
-        <w:t xml:space="preserve"> </w:t>
-      </w:r>
-      <w:r>
-        <w:rPr>
-          <w:rFonts w:hint="eastAsia" w:ascii="Times New Roman" w:hAnsi="Times New Roman" w:eastAsia="Times New Roman" w:cs="Times New Roman"/>
-        </w:rPr>
-        <w:t>Bi</w:t>
-      </w:r>
-      <w:r>
-        <w:rPr>
-          <w:rFonts w:hint="eastAsia" w:ascii="Times New Roman" w:hAnsi="Times New Roman" w:eastAsia="Times New Roman" w:cs="Times New Roman"/>
-          <w:vertAlign w:val="subscript"/>
-        </w:rPr>
-        <w:t>8</w:t>
-      </w:r>
-      <w:r>
-        <w:rPr>
-          <w:rFonts w:hint="eastAsia" w:ascii="Times New Roman" w:hAnsi="Times New Roman" w:eastAsia="Times New Roman" w:cs="Times New Roman"/>
-          <w:vertAlign w:val="superscript"/>
-        </w:rPr>
-        <w:t>2+</w:t>
-      </w:r>
-      <w:r>
-        <w:rPr>
-          <w:rFonts w:hint="eastAsia" w:ascii="Times New Roman" w:hAnsi="Times New Roman" w:eastAsia="Times New Roman" w:cs="Times New Roman"/>
-        </w:rPr>
-        <w:t>，C</w:t>
-      </w:r>
-      <w:r>
-        <w:rPr>
-          <w:rFonts w:ascii="Times New Roman" w:hAnsi="Times New Roman" w:eastAsia="Times New Roman" w:cs="Times New Roman"/>
-        </w:rPr>
-        <w:t xml:space="preserve"> </w:t>
-      </w:r>
-      <w:r>
-        <w:rPr>
-          <w:rFonts w:hint="eastAsia" w:ascii="Times New Roman" w:hAnsi="Times New Roman" w:eastAsia="FangSong" w:cs="Times New Roman"/>
-        </w:rPr>
-        <w:t xml:space="preserve">的分子式为</w:t>
-      </w:r>
-      <w:r>
-        <w:rPr>
-          <w:rFonts w:ascii="Times New Roman" w:hAnsi="Times New Roman" w:eastAsia="Times New Roman" w:cs="Times New Roman"/>
-        </w:rPr>
-        <w:t xml:space="preserve"> Bi</w:t>
-      </w:r>
-      <w:r>
-        <w:rPr>
-          <w:rFonts w:ascii="Times New Roman" w:hAnsi="Times New Roman" w:eastAsia="Times New Roman" w:cs="Times New Roman"/>
-          <w:vertAlign w:val="subscript"/>
-        </w:rPr>
-        <w:t>8</w:t>
-      </w:r>
-      <w:r>
-        <w:rPr>
-          <w:rFonts w:ascii="Times New Roman" w:hAnsi="Times New Roman" w:eastAsia="Times New Roman" w:cs="Times New Roman"/>
-        </w:rPr>
-        <w:t>(AlCl</w:t>
-      </w:r>
-      <w:r>
-        <w:rPr>
-          <w:rFonts w:ascii="Times New Roman" w:hAnsi="Times New Roman" w:eastAsia="Times New Roman" w:cs="Times New Roman"/>
-          <w:vertAlign w:val="subscript"/>
-        </w:rPr>
-        <w:t>4</w:t>
-      </w:r>
-      <w:r>
-        <w:rPr>
-          <w:rFonts w:ascii="Times New Roman" w:hAnsi="Times New Roman" w:eastAsia="Times New Roman" w:cs="Times New Roman"/>
-        </w:rPr>
-        <w:t>)</w:t>
-      </w:r>
-      <w:r>
-        <w:rPr>
-          <w:rFonts w:ascii="Times New Roman" w:hAnsi="Times New Roman" w:eastAsia="Times New Roman" w:cs="Times New Roman"/>
-          <w:vertAlign w:val="subscript"/>
-        </w:rPr>
-        <w:t>2</w:t>
-      </w:r>
-      <w:r>
-        <w:rPr>
-          <w:rFonts w:ascii="Times New Roman" w:hAnsi="Times New Roman" w:eastAsia="Times New Roman" w:cs="Times New Roman"/>
-        </w:rPr>
-        <w:t>。</w:t>
-      </w:r>
-    </w:p>
-    <w:p>
-      <w:pPr>
-        <w:pStyle w:val="BodyText"/>
-      </w:pPr>
-      <w:r>
-        <w:rPr>
-          <w:rFonts w:hint="eastAsia" w:ascii="Times New Roman" w:hAnsi="Times New Roman" w:eastAsia="FangSong" w:cs="Times New Roman"/>
-        </w:rPr>
-        <w:t xml:space="preserve">制备</w:t>
-      </w:r>
-      <w:r>
-        <w:rPr>
-          <w:rFonts w:ascii="Times New Roman" w:hAnsi="Times New Roman" w:eastAsia="Times New Roman" w:cs="Times New Roman"/>
-        </w:rPr>
-        <w:t xml:space="preserve"> C </w:t>
-      </w:r>
-      <w:r>
-        <w:rPr>
-          <w:rFonts w:hint="eastAsia" w:ascii="Times New Roman" w:hAnsi="Times New Roman" w:eastAsia="FangSong" w:cs="Times New Roman"/>
-        </w:rPr>
-        <w:t>的化学方程式为</w:t>
-      </w:r>
-      <w:r>
-        <w:rPr>
-          <w:rFonts w:hint="eastAsia" w:ascii="Times New Roman" w:hAnsi="Times New Roman" w:eastAsia="Times New Roman" w:cs="Times New Roman"/>
-        </w:rPr>
-        <w:t>：22Bi</w:t>
-      </w:r>
-      <w:r>
-        <w:rPr>
-          <w:rFonts w:ascii="Times New Roman" w:hAnsi="Times New Roman" w:eastAsia="Times New Roman" w:cs="Times New Roman"/>
-        </w:rPr>
-        <w:t xml:space="preserve"> + 2BiCl</w:t>
-      </w:r>
-      <w:r>
-        <w:rPr>
-          <w:rFonts w:ascii="Times New Roman" w:hAnsi="Times New Roman" w:eastAsia="Times New Roman" w:cs="Times New Roman"/>
-          <w:vertAlign w:val="subscript"/>
-        </w:rPr>
-        <w:t>3</w:t>
-      </w:r>
-      <w:r>
-        <w:rPr>
-          <w:rFonts w:ascii="Times New Roman" w:hAnsi="Times New Roman" w:eastAsia="Times New Roman" w:cs="Times New Roman"/>
-        </w:rPr>
-        <w:t xml:space="preserve"> + 6AlCl</w:t>
-      </w:r>
-      <w:r>
-        <w:rPr>
-          <w:rFonts w:ascii="Times New Roman" w:hAnsi="Times New Roman" w:eastAsia="Times New Roman" w:cs="Times New Roman"/>
-          <w:vertAlign w:val="subscript"/>
-        </w:rPr>
-        <w:t>3</w:t>
-      </w:r>
-      <w:r>
-        <w:rPr>
-          <w:rFonts w:ascii="Times New Roman" w:hAnsi="Times New Roman" w:eastAsia="Times New Roman" w:cs="Times New Roman"/>
-        </w:rPr>
-        <w:t xml:space="preserve"> ═ 3Bi</w:t>
-      </w:r>
-      <w:r>
-        <w:rPr>
-          <w:rFonts w:ascii="Times New Roman" w:hAnsi="Times New Roman" w:eastAsia="Times New Roman" w:cs="Times New Roman"/>
-          <w:vertAlign w:val="subscript"/>
-        </w:rPr>
-        <w:t>8</w:t>
-      </w:r>
-      <w:r>
-        <w:rPr>
-          <w:rFonts w:ascii="Times New Roman" w:hAnsi="Times New Roman" w:eastAsia="Times New Roman" w:cs="Times New Roman"/>
-        </w:rPr>
-        <w:t>(AlCl</w:t>
-      </w:r>
-      <w:r>
-        <w:rPr>
-          <w:rFonts w:ascii="Times New Roman" w:hAnsi="Times New Roman" w:eastAsia="Times New Roman" w:cs="Times New Roman"/>
-          <w:vertAlign w:val="subscript"/>
-        </w:rPr>
-        <w:t>4</w:t>
-      </w:r>
-      <w:r>
-        <w:rPr>
-          <w:rFonts w:ascii="Times New Roman" w:hAnsi="Times New Roman" w:eastAsia="Times New Roman" w:cs="Times New Roman"/>
-        </w:rPr>
-        <w:t>)</w:t>
-      </w:r>
-      <w:r>
-        <w:rPr>
-          <w:rFonts w:ascii="Times New Roman" w:hAnsi="Times New Roman" w:eastAsia="Times New Roman" w:cs="Times New Roman"/>
-          <w:vertAlign w:val="subscript"/>
-        </w:rPr>
-        <w:t>2</w:t>
-      </w:r>
-    </w:p>
-    <w:p>
-      <w:pPr>
-        <w:pStyle w:val="BodyText"/>
-      </w:pPr>
-      <w:r>
-        <w:rPr>
-          <w:rFonts w:ascii="Times New Roman" w:hAnsi="Times New Roman" w:eastAsia="Times New Roman" w:cs="Times New Roman"/>
-          <w:b/>
-          <w:bCs/>
-        </w:rPr>
-        <w:t xml:space="preserve">11-2-3</w:t>
-      </w:r>
-    </w:p>
-    <w:p>
-      <w:pPr>
-        <w:pStyle w:val="BodyText"/>
-      </w:pPr>
-      <w:r>
-        <w:rPr>
-          <w:rFonts w:ascii="Times New Roman" w:hAnsi="Times New Roman" w:eastAsia="Times New Roman" w:cs="Times New Roman"/>
-        </w:rPr>
-        <w:t>Bi</w:t>
-      </w:r>
-      <w:r>
-        <w:rPr>
-          <w:rFonts w:ascii="Times New Roman" w:hAnsi="Times New Roman" w:eastAsia="Times New Roman" w:cs="Times New Roman"/>
-          <w:vertAlign w:val="subscript"/>
-        </w:rPr>
-        <w:t>5</w:t>
-      </w:r>
-      <w:r>
-        <w:rPr>
-          <w:rFonts w:ascii="Times New Roman" w:hAnsi="Times New Roman" w:eastAsia="Times New Roman" w:cs="Times New Roman"/>
-        </w:rPr>
-        <w:t>(AlCl</w:t>
-      </w:r>
-      <w:r>
-        <w:rPr>
-          <w:rFonts w:ascii="Times New Roman" w:hAnsi="Times New Roman" w:eastAsia="Times New Roman" w:cs="Times New Roman"/>
-          <w:vertAlign w:val="subscript"/>
-        </w:rPr>
-        <w:t>4</w:t>
-      </w:r>
-      <w:r>
-        <w:rPr>
-          <w:rFonts w:ascii="Times New Roman" w:hAnsi="Times New Roman" w:eastAsia="Times New Roman" w:cs="Times New Roman"/>
-        </w:rPr>
-        <w:t>)</w:t>
-      </w:r>
-      <w:r>
-        <w:rPr>
-          <w:rFonts w:ascii="Times New Roman" w:hAnsi="Times New Roman" w:eastAsia="Times New Roman" w:cs="Times New Roman"/>
-          <w:vertAlign w:val="subscript"/>
-        </w:rPr>
-        <w:t>3</w:t>
-      </w:r>
-      <w:r>
-        <w:rPr>
-          <w:rFonts w:ascii="Times New Roman" w:hAnsi="Times New Roman" w:eastAsia="Times New Roman" w:cs="Times New Roman"/>
-        </w:rPr>
-        <w:t xml:space="preserve"> </w:t>
-      </w:r>
-      <w:r>
-        <w:rPr>
-          <w:rFonts w:hint="eastAsia" w:ascii="Times New Roman" w:hAnsi="Times New Roman" w:eastAsia="FangSong" w:cs="Times New Roman"/>
-        </w:rPr>
-        <w:t>为抗磁性物质</w:t>
-      </w:r>
-      <w:r>
-        <w:rPr>
-          <w:rFonts w:hint="eastAsia" w:ascii="Times New Roman" w:hAnsi="Times New Roman" w:eastAsia="Times New Roman" w:cs="Times New Roman"/>
-        </w:rPr>
-        <w:t>，</w:t>
-      </w:r>
-      <w:r>
-        <w:rPr>
-          <w:rFonts w:hint="eastAsia" w:ascii="Times New Roman" w:hAnsi="Times New Roman" w:eastAsia="FangSong" w:cs="Times New Roman"/>
-        </w:rPr>
-        <w:t>无未成对电子</w:t>
-      </w:r>
-      <w:r>
-        <w:rPr>
-          <w:rFonts w:hint="eastAsia" w:ascii="Times New Roman" w:hAnsi="Times New Roman" w:eastAsia="Times New Roman" w:cs="Times New Roman"/>
-        </w:rPr>
-        <w:t>。</w:t>
-      </w:r>
-    </w:p>
-    <w:p>
-      <w:pPr>
-        <w:pStyle w:val="BodyText"/>
-      </w:pPr>
-      <w:r>
-        <w:rPr>
-          <w:rFonts w:ascii="Times New Roman" w:hAnsi="Times New Roman" w:eastAsia="Times New Roman" w:cs="Times New Roman"/>
-          <w:b/>
-          <w:bCs/>
-        </w:rPr>
-        <w:t xml:space="preserve">11-2-4</w:t>
-      </w:r>
-    </w:p>
-    <w:p>
-      <w:pPr>
-        <w:pStyle w:val="BodyText"/>
+        <w:ind w:firstLine="420"/>
       </w:pPr>
       <w:r>
         <w:rPr>
@@ -26834,6 +26982,7 @@
     <w:p>
       <w:pPr>
         <w:pStyle w:val="BodyText"/>
+        <w:ind w:firstLine="420"/>
       </w:pPr>
       <w:r>
         <w:rPr>
@@ -27006,6 +27155,7 @@
     <w:p>
       <w:pPr>
         <w:pStyle w:val="BlockText"/>
+        <w:ind w:firstLine="420"/>
       </w:pPr>
       <w:r>
         <w:rPr>
@@ -27101,6 +27251,7 @@
     <w:p>
       <w:pPr>
         <w:pStyle w:val="FirstParagraph"/>
+        <w:ind w:firstLine="420"/>
       </w:pPr>
       <w:r>
         <w:rPr>
@@ -27274,6 +27425,7 @@
     <w:p>
       <w:pPr>
         <w:pStyle w:val="BodyText"/>
+        <w:ind w:firstLine="420"/>
       </w:pPr>
       <w:r>
         <w:rPr>
@@ -27370,6 +27522,7 @@
     <w:p>
       <w:pPr>
         <w:pStyle w:val="BodyText"/>
+        <w:ind w:firstLine="420"/>
       </w:pPr>
       <w:r>
         <w:rPr>
@@ -27425,6 +27578,7 @@
     <w:p>
       <w:pPr>
         <w:pStyle w:val="BodyText"/>
+        <w:ind w:firstLine="420"/>
       </w:pPr>
       <w:r>
         <w:rPr>
@@ -27480,6 +27634,7 @@
     <w:p>
       <w:pPr>
         <w:pStyle w:val="BodyText"/>
+        <w:ind w:firstLine="420"/>
       </w:pPr>
       <w:r>
         <w:rPr>
@@ -27523,6 +27678,7 @@
     <w:p>
       <w:pPr>
         <w:pStyle w:val="BodyText"/>
+        <w:ind w:firstLine="420"/>
       </w:pPr>
       <w:r>
         <w:rPr>
@@ -27610,6 +27766,7 @@
     <w:p>
       <w:pPr>
         <w:pStyle w:val="BodyText"/>
+        <w:ind w:firstLine="420"/>
       </w:pPr>
       <w:r>
         <w:rPr>
@@ -27959,6 +28116,7 @@
     <w:p>
       <w:pPr>
         <w:pStyle w:val="BodyText"/>
+        <w:ind w:firstLine="420"/>
       </w:pPr>
       <w:r>
         <w:rPr>
@@ -28052,6 +28210,7 @@
     <w:p>
       <w:pPr>
         <w:pStyle w:val="BodyText"/>
+        <w:ind w:firstLine="420"/>
       </w:pPr>
       <w:r>
         <w:rPr>
@@ -28234,6 +28393,7 @@
     <w:p>
       <w:pPr>
         <w:pStyle w:val="BlockText"/>
+        <w:ind w:firstLine="420"/>
       </w:pPr>
       <w:r>
         <w:rPr>
@@ -28329,6 +28489,7 @@
     <w:p>
       <w:pPr>
         <w:pStyle w:val="FirstParagraph"/>
+        <w:ind w:firstLine="420"/>
       </w:pPr>
       <w:r>
         <w:rPr>
@@ -28649,6 +28810,7 @@
     <w:p>
       <w:pPr>
         <w:pStyle w:val="FirstParagraph"/>
+        <w:ind w:firstLine="420"/>
       </w:pPr>
       <w:r>
         <w:rPr>
@@ -28834,6 +28996,7 @@
     <w:p>
       <w:pPr>
         <w:pStyle w:val="FirstParagraph"/>
+        <w:ind w:firstLine="420"/>
       </w:pPr>
       <w:r>
         <w:rPr>
@@ -29714,6 +29877,7 @@
     <w:p>
       <w:pPr>
         <w:pStyle w:val="FirstParagraph"/>
+        <w:ind w:firstLine="420"/>
       </w:pPr>
       <w:r>
         <w:rPr>
@@ -29972,6 +30136,7 @@
     <w:p>
       <w:pPr>
         <w:pStyle w:val="FirstParagraph"/>
+        <w:ind w:firstLine="420"/>
       </w:pPr>
       <w:r>
         <w:rPr>
@@ -30065,6 +30230,7 @@
     <w:p>
       <w:pPr>
         <w:pStyle w:val="BodyText"/>
+        <w:ind w:firstLine="420"/>
       </w:pPr>
       <w:r>
         <w:rPr>
@@ -30360,6 +30526,7 @@
     <w:p>
       <w:pPr>
         <w:pStyle w:val="FirstParagraph"/>
+        <w:ind w:firstLine="420"/>
       </w:pPr>
       <w:r>
         <w:rPr>
@@ -31086,6 +31253,7 @@
     <w:p>
       <w:pPr>
         <w:pStyle w:val="FirstParagraph"/>
+        <w:ind w:firstLine="420"/>
       </w:pPr>
       <w:r>
         <w:rPr>
@@ -31154,6 +31322,7 @@
     <w:p>
       <w:pPr>
         <w:pStyle w:val="FirstParagraph"/>
+        <w:ind w:firstLine="420"/>
       </w:pPr>
       <w:r>
         <w:rPr>
@@ -31289,6 +31458,7 @@
     <w:p>
       <w:pPr>
         <w:pStyle w:val="BlockText"/>
+        <w:ind w:firstLine="420"/>
       </w:pPr>
       <w:r>
         <w:rPr>
@@ -31479,6 +31649,7 @@
     <w:p>
       <w:pPr>
         <w:pStyle w:val="BlockText"/>
+        <w:ind w:firstLine="420"/>
       </w:pPr>
       <w:r>
         <w:rPr>
@@ -31574,6 +31745,7 @@
     <w:p>
       <w:pPr>
         <w:pStyle w:val="FirstParagraph"/>
+        <w:ind w:firstLine="420"/>
       </w:pPr>
       <w:r>
         <w:rPr>
@@ -31723,6 +31895,7 @@
     <w:p>
       <w:pPr>
         <w:pStyle w:val="FirstParagraph"/>
+        <w:ind w:firstLine="420"/>
       </w:pPr>
       <w:r>
         <w:rPr>
@@ -31946,7 +32119,7 @@
         </w:rPr>
         <w:drawing>
           <wp:inline>
-            <wp:extent cx="1714500" cy="825500"/>
+            <wp:extent cx="1663700" cy="774700"/>
             <wp:effectExtent b="0" l="0" r="0" t="0"/>
             <wp:docPr descr="" title="" id="68" name="Picture"/>
             <a:graphic>
@@ -31967,7 +32140,7 @@
                   <pic:spPr bwMode="auto">
                     <a:xfrm>
                       <a:off x="0" y="0"/>
-                      <a:ext cx="1714500" cy="825500"/>
+                      <a:ext cx="1663700" cy="774700"/>
                     </a:xfrm>
                     <a:prstGeom prst="rect">
                       <a:avLst/>
@@ -31989,6 +32162,7 @@
     <w:p>
       <w:pPr>
         <w:pStyle w:val="BodyText"/>
+        <w:ind w:firstLine="420"/>
       </w:pPr>
       <w:r>
         <w:rPr>
@@ -32192,6 +32366,7 @@
     <w:p>
       <w:pPr>
         <w:pStyle w:val="BodyText"/>
+        <w:ind w:firstLine="420"/>
       </w:pPr>
       <w:r>
         <w:rPr>
@@ -32540,6 +32715,7 @@
     <w:p>
       <w:pPr>
         <w:pStyle w:val="FirstParagraph"/>
+        <w:ind w:firstLine="420"/>
       </w:pPr>
       <w:r>
         <w:rPr>
@@ -32563,6 +32739,7 @@
     <w:p>
       <w:pPr>
         <w:pStyle w:val="BodyText"/>
+        <w:ind w:firstLine="420"/>
       </w:pPr>
       <w:r>
         <w:rPr>
@@ -32768,6 +32945,7 @@
     <w:p>
       <w:pPr>
         <w:pStyle w:val="FirstParagraph"/>
+        <w:ind w:firstLine="420"/>
       </w:pPr>
       <w:r>
         <w:rPr>
@@ -32983,6 +33161,7 @@
     <w:p>
       <w:pPr>
         <w:pStyle w:val="FirstParagraph"/>
+        <w:ind w:firstLine="420"/>
       </w:pPr>
       <w:r>
         <w:rPr>
@@ -33001,6 +33180,174 @@
           <w:rFonts w:hint="eastAsia" w:ascii="Times New Roman" w:hAnsi="Times New Roman" w:eastAsia="Times New Roman" w:cs="Times New Roman"/>
         </w:rPr>
         <w:t>）</w:t>
+      </w:r>
+    </w:p>
+    <w:p>
+      <w:pPr>
+        <w:pStyle w:val="BodyText"/>
+        <w:ind w:firstLine="420"/>
+      </w:pPr>
+      <w:r>
+        <w:rPr>
+          <w:rFonts w:hint="eastAsia" w:ascii="Times New Roman" w:hAnsi="Times New Roman" w:eastAsia="Times New Roman" w:cs="Times New Roman"/>
+        </w:rPr>
+        <w:t>（</w:t>
+      </w:r>
+      <w:r>
+        <w:rPr>
+          <w:rFonts w:hint="eastAsia" w:ascii="Times New Roman" w:hAnsi="Times New Roman" w:eastAsia="FangSong" w:cs="Times New Roman"/>
+        </w:rPr>
+        <w:t>原书把离子活度系数之积写作</w:t>
+      </w:r>
+      <w:r>
+        <w:rPr>
+          <w:rFonts w:ascii="Times New Roman" w:hAnsi="Times New Roman" w:eastAsia="Times New Roman" w:cs="Times New Roman"/>
+        </w:rPr>
+        <w:t xml:space="preserve"> </w:t>
+      </w:r>
+      <w:r>
+        <w:rPr>
+          <w:rFonts w:hint="eastAsia" w:ascii="Times New Roman" w:hAnsi="Times New Roman" w:eastAsia="Times New Roman" w:cs="Times New Roman"/>
+        </w:rPr>
+        <w:t>γ＝γ±</w:t>
+      </w:r>
+      <w:r>
+        <w:rPr>
+          <w:rFonts w:hint="eastAsia" w:ascii="Times New Roman" w:hAnsi="Times New Roman" w:eastAsia="Times New Roman" w:cs="Times New Roman"/>
+          <w:vertAlign w:val="superscript"/>
+        </w:rPr>
+        <w:t>2</w:t>
+      </w:r>
+      <w:r>
+        <w:rPr>
+          <w:rFonts w:hint="eastAsia" w:ascii="Times New Roman" w:hAnsi="Times New Roman" w:eastAsia="Times New Roman" w:cs="Times New Roman"/>
+        </w:rPr>
+        <w:t>＝5.043×10</w:t>
+      </w:r>
+      <w:r>
+        <w:rPr>
+          <w:rFonts w:hint="eastAsia" w:ascii="Times New Roman" w:hAnsi="Times New Roman" w:eastAsia="Times New Roman" w:cs="Times New Roman"/>
+          <w:vertAlign w:val="superscript"/>
+        </w:rPr>
+        <w:t>-6</w:t>
+      </w:r>
+      <w:r>
+        <w:rPr>
+          <w:rFonts w:hint="eastAsia" w:ascii="Times New Roman" w:hAnsi="Times New Roman" w:eastAsia="Times New Roman" w:cs="Times New Roman"/>
+        </w:rPr>
+        <w:t>，</w:t>
+      </w:r>
+      <w:r>
+        <w:rPr>
+          <w:rFonts w:hint="eastAsia" w:ascii="Times New Roman" w:hAnsi="Times New Roman" w:eastAsia="FangSong" w:cs="Times New Roman"/>
+        </w:rPr>
+        <w:t>即</w:t>
+      </w:r>
+      <w:r>
+        <w:rPr>
+          <w:rFonts w:ascii="Times New Roman" w:hAnsi="Times New Roman" w:eastAsia="Times New Roman" w:cs="Times New Roman"/>
+        </w:rPr>
+        <w:t xml:space="preserve"> </w:t>
+      </w:r>
+      <w:r>
+        <w:rPr>
+          <w:rFonts w:hint="eastAsia" w:ascii="Times New Roman" w:hAnsi="Times New Roman" w:eastAsia="Times New Roman" w:cs="Times New Roman"/>
+        </w:rPr>
+        <w:t>γ</w:t>
+      </w:r>
+      <w:r>
+        <w:rPr>
+          <w:rFonts w:hint="eastAsia" w:ascii="Times New Roman" w:hAnsi="Times New Roman" w:eastAsia="Times New Roman" w:cs="Times New Roman"/>
+          <w:vertAlign w:val="subscript"/>
+        </w:rPr>
+        <w:t>+</w:t>
+      </w:r>
+      <w:r>
+        <w:rPr>
+          <w:rFonts w:hint="eastAsia" w:ascii="Times New Roman" w:hAnsi="Times New Roman" w:eastAsia="Times New Roman" w:cs="Times New Roman"/>
+        </w:rPr>
+        <w:t>γ</w:t>
+      </w:r>
+      <w:r>
+        <w:rPr>
+          <w:rFonts w:hint="eastAsia" w:ascii="Times New Roman" w:hAnsi="Times New Roman" w:eastAsia="Times New Roman" w:cs="Times New Roman"/>
+          <w:vertAlign w:val="subscript"/>
+        </w:rPr>
+        <w:t>-</w:t>
+      </w:r>
+      <w:r>
+        <w:rPr>
+          <w:rFonts w:hint="eastAsia" w:ascii="Times New Roman" w:hAnsi="Times New Roman" w:eastAsia="Times New Roman" w:cs="Times New Roman"/>
+        </w:rPr>
+        <w:t>＝γ±</w:t>
+      </w:r>
+      <w:r>
+        <w:rPr>
+          <w:rFonts w:hint="eastAsia" w:ascii="Times New Roman" w:hAnsi="Times New Roman" w:eastAsia="Times New Roman" w:cs="Times New Roman"/>
+          <w:vertAlign w:val="superscript"/>
+        </w:rPr>
+        <w:t>2</w:t>
+      </w:r>
+      <w:r>
+        <w:rPr>
+          <w:rFonts w:hint="eastAsia" w:ascii="Times New Roman" w:hAnsi="Times New Roman" w:eastAsia="Times New Roman" w:cs="Times New Roman"/>
+        </w:rPr>
+        <w:t>，1</w:t>
+      </w:r>
+      <w:r>
+        <w:rPr>
+          <w:rFonts w:hint="eastAsia" w:ascii="Times New Roman" w:hAnsi="Times New Roman" w:eastAsia="FangSong" w:cs="Times New Roman"/>
+        </w:rPr>
+        <w:t>分</w:t>
+      </w:r>
+      <w:r>
+        <w:rPr>
+          <w:rFonts w:hint="eastAsia" w:ascii="Times New Roman" w:hAnsi="Times New Roman" w:eastAsia="Times New Roman" w:cs="Times New Roman"/>
+        </w:rPr>
+        <w:t>；</w:t>
+      </w:r>
+      <w:r>
+        <w:rPr>
+          <w:rFonts w:hint="eastAsia" w:ascii="Times New Roman" w:hAnsi="Times New Roman" w:eastAsia="FangSong" w:cs="Times New Roman"/>
+        </w:rPr>
+        <w:t>题面定义下平均活度系数即</w:t>
+      </w:r>
+      <w:r>
+        <w:rPr>
+          <w:rFonts w:ascii="Times New Roman" w:hAnsi="Times New Roman" w:eastAsia="Times New Roman" w:cs="Times New Roman"/>
+        </w:rPr>
+        <w:t xml:space="preserve"> </w:t>
+      </w:r>
+      <w:r>
+        <w:rPr>
+          <w:rFonts w:hint="eastAsia" w:ascii="Times New Roman" w:hAnsi="Times New Roman" w:eastAsia="Times New Roman" w:cs="Times New Roman"/>
+        </w:rPr>
+        <w:t>2.246×10</w:t>
+      </w:r>
+      <w:r>
+        <w:rPr>
+          <w:rFonts w:hint="eastAsia" w:ascii="Times New Roman" w:hAnsi="Times New Roman" w:eastAsia="Times New Roman" w:cs="Times New Roman"/>
+          <w:vertAlign w:val="superscript"/>
+        </w:rPr>
+        <w:t>-3</w:t>
+      </w:r>
+      <w:r>
+        <w:rPr>
+          <w:rFonts w:hint="eastAsia" w:ascii="Times New Roman" w:hAnsi="Times New Roman" w:eastAsia="Times New Roman" w:cs="Times New Roman"/>
+        </w:rPr>
+        <w:t>，1</w:t>
+      </w:r>
+      <w:r>
+        <w:rPr>
+          <w:rFonts w:hint="eastAsia" w:ascii="Times New Roman" w:hAnsi="Times New Roman" w:eastAsia="FangSong" w:cs="Times New Roman"/>
+        </w:rPr>
+        <w:t>分</w:t>
+      </w:r>
+      <w:r>
+        <w:rPr>
+          <w:rFonts w:hint="eastAsia" w:ascii="Times New Roman" w:hAnsi="Times New Roman" w:eastAsia="Times New Roman" w:cs="Times New Roman"/>
+        </w:rPr>
+        <w:t>。）</w:t>
       </w:r>
     </w:p>
     <w:p>
@@ -33009,183 +33356,17 @@
       </w:pPr>
       <w:r>
         <w:rPr>
-          <w:rFonts w:hint="eastAsia" w:ascii="Times New Roman" w:hAnsi="Times New Roman" w:eastAsia="Times New Roman" w:cs="Times New Roman"/>
-        </w:rPr>
-        <w:t>（</w:t>
-      </w:r>
-      <w:r>
-        <w:rPr>
-          <w:rFonts w:hint="eastAsia" w:ascii="Times New Roman" w:hAnsi="Times New Roman" w:eastAsia="FangSong" w:cs="Times New Roman"/>
-        </w:rPr>
-        <w:t>原书把离子活度系数之积写作</w:t>
-      </w:r>
-      <w:r>
-        <w:rPr>
-          <w:rFonts w:ascii="Times New Roman" w:hAnsi="Times New Roman" w:eastAsia="Times New Roman" w:cs="Times New Roman"/>
-        </w:rPr>
-        <w:t xml:space="preserve"> </w:t>
-      </w:r>
-      <w:r>
-        <w:rPr>
-          <w:rFonts w:hint="eastAsia" w:ascii="Times New Roman" w:hAnsi="Times New Roman" w:eastAsia="Times New Roman" w:cs="Times New Roman"/>
-        </w:rPr>
-        <w:t>γ＝γ±</w:t>
-      </w:r>
-      <w:r>
-        <w:rPr>
-          <w:rFonts w:hint="eastAsia" w:ascii="Times New Roman" w:hAnsi="Times New Roman" w:eastAsia="Times New Roman" w:cs="Times New Roman"/>
-          <w:vertAlign w:val="superscript"/>
-        </w:rPr>
-        <w:t>2</w:t>
-      </w:r>
-      <w:r>
-        <w:rPr>
-          <w:rFonts w:hint="eastAsia" w:ascii="Times New Roman" w:hAnsi="Times New Roman" w:eastAsia="Times New Roman" w:cs="Times New Roman"/>
-        </w:rPr>
-        <w:t>＝5.043×10</w:t>
-      </w:r>
-      <w:r>
-        <w:rPr>
-          <w:rFonts w:hint="eastAsia" w:ascii="Times New Roman" w:hAnsi="Times New Roman" w:eastAsia="Times New Roman" w:cs="Times New Roman"/>
-          <w:vertAlign w:val="superscript"/>
-        </w:rPr>
-        <w:t>-6</w:t>
-      </w:r>
-      <w:r>
-        <w:rPr>
-          <w:rFonts w:hint="eastAsia" w:ascii="Times New Roman" w:hAnsi="Times New Roman" w:eastAsia="Times New Roman" w:cs="Times New Roman"/>
-        </w:rPr>
-        <w:t>，</w:t>
-      </w:r>
-      <w:r>
-        <w:rPr>
-          <w:rFonts w:hint="eastAsia" w:ascii="Times New Roman" w:hAnsi="Times New Roman" w:eastAsia="FangSong" w:cs="Times New Roman"/>
-        </w:rPr>
-        <w:t>即</w:t>
-      </w:r>
-      <w:r>
-        <w:rPr>
-          <w:rFonts w:ascii="Times New Roman" w:hAnsi="Times New Roman" w:eastAsia="Times New Roman" w:cs="Times New Roman"/>
-        </w:rPr>
-        <w:t xml:space="preserve"> </w:t>
-      </w:r>
-      <w:r>
-        <w:rPr>
-          <w:rFonts w:hint="eastAsia" w:ascii="Times New Roman" w:hAnsi="Times New Roman" w:eastAsia="Times New Roman" w:cs="Times New Roman"/>
-        </w:rPr>
-        <w:t>γ</w:t>
-      </w:r>
-      <w:r>
-        <w:rPr>
-          <w:rFonts w:hint="eastAsia" w:ascii="Times New Roman" w:hAnsi="Times New Roman" w:eastAsia="Times New Roman" w:cs="Times New Roman"/>
-          <w:vertAlign w:val="subscript"/>
-        </w:rPr>
-        <w:t>+</w:t>
-      </w:r>
-      <w:r>
-        <w:rPr>
-          <w:rFonts w:hint="eastAsia" w:ascii="Times New Roman" w:hAnsi="Times New Roman" w:eastAsia="Times New Roman" w:cs="Times New Roman"/>
-        </w:rPr>
-        <w:t>γ</w:t>
-      </w:r>
-      <w:r>
-        <w:rPr>
-          <w:rFonts w:hint="eastAsia" w:ascii="Times New Roman" w:hAnsi="Times New Roman" w:eastAsia="Times New Roman" w:cs="Times New Roman"/>
-          <w:vertAlign w:val="subscript"/>
-        </w:rPr>
-        <w:t>-</w:t>
-      </w:r>
-      <w:r>
-        <w:rPr>
-          <w:rFonts w:hint="eastAsia" w:ascii="Times New Roman" w:hAnsi="Times New Roman" w:eastAsia="Times New Roman" w:cs="Times New Roman"/>
-        </w:rPr>
-        <w:t>＝γ±</w:t>
-      </w:r>
-      <w:r>
-        <w:rPr>
-          <w:rFonts w:hint="eastAsia" w:ascii="Times New Roman" w:hAnsi="Times New Roman" w:eastAsia="Times New Roman" w:cs="Times New Roman"/>
-          <w:vertAlign w:val="superscript"/>
-        </w:rPr>
-        <w:t>2</w:t>
-      </w:r>
-      <w:r>
-        <w:rPr>
-          <w:rFonts w:hint="eastAsia" w:ascii="Times New Roman" w:hAnsi="Times New Roman" w:eastAsia="Times New Roman" w:cs="Times New Roman"/>
-        </w:rPr>
-        <w:t>，1</w:t>
-      </w:r>
-      <w:r>
-        <w:rPr>
-          <w:rFonts w:hint="eastAsia" w:ascii="Times New Roman" w:hAnsi="Times New Roman" w:eastAsia="FangSong" w:cs="Times New Roman"/>
-        </w:rPr>
-        <w:t>分</w:t>
-      </w:r>
-      <w:r>
-        <w:rPr>
-          <w:rFonts w:hint="eastAsia" w:ascii="Times New Roman" w:hAnsi="Times New Roman" w:eastAsia="Times New Roman" w:cs="Times New Roman"/>
-        </w:rPr>
-        <w:t>；</w:t>
-      </w:r>
-      <w:r>
-        <w:rPr>
-          <w:rFonts w:hint="eastAsia" w:ascii="Times New Roman" w:hAnsi="Times New Roman" w:eastAsia="FangSong" w:cs="Times New Roman"/>
-        </w:rPr>
-        <w:t>题面定义下平均活度系数即</w:t>
-      </w:r>
-      <w:r>
-        <w:rPr>
-          <w:rFonts w:ascii="Times New Roman" w:hAnsi="Times New Roman" w:eastAsia="Times New Roman" w:cs="Times New Roman"/>
-        </w:rPr>
-        <w:t xml:space="preserve"> </w:t>
-      </w:r>
-      <w:r>
-        <w:rPr>
-          <w:rFonts w:hint="eastAsia" w:ascii="Times New Roman" w:hAnsi="Times New Roman" w:eastAsia="Times New Roman" w:cs="Times New Roman"/>
-        </w:rPr>
-        <w:t>2.246×10</w:t>
-      </w:r>
-      <w:r>
-        <w:rPr>
-          <w:rFonts w:hint="eastAsia" w:ascii="Times New Roman" w:hAnsi="Times New Roman" w:eastAsia="Times New Roman" w:cs="Times New Roman"/>
-          <w:vertAlign w:val="superscript"/>
-        </w:rPr>
-        <w:t>-3</w:t>
-      </w:r>
-      <w:r>
-        <w:rPr>
-          <w:rFonts w:hint="eastAsia" w:ascii="Times New Roman" w:hAnsi="Times New Roman" w:eastAsia="Times New Roman" w:cs="Times New Roman"/>
-        </w:rPr>
-        <w:t>，1</w:t>
-      </w:r>
-      <w:r>
-        <w:rPr>
-          <w:rFonts w:hint="eastAsia" w:ascii="Times New Roman" w:hAnsi="Times New Roman" w:eastAsia="FangSong" w:cs="Times New Roman"/>
-        </w:rPr>
-        <w:t>分</w:t>
-      </w:r>
-      <w:r>
-        <w:rPr>
-          <w:rFonts w:hint="eastAsia" w:ascii="Times New Roman" w:hAnsi="Times New Roman" w:eastAsia="Times New Roman" w:cs="Times New Roman"/>
-        </w:rPr>
-        <w:t>。）</w:t>
+          <w:rFonts w:ascii="Times New Roman" w:hAnsi="Times New Roman" w:eastAsia="Times New Roman" w:cs="Times New Roman"/>
+          <w:b/>
+          <w:bCs/>
+        </w:rPr>
+        <w:t xml:space="preserve">14-2</w:t>
       </w:r>
     </w:p>
     <w:p>
       <w:pPr>
         <w:pStyle w:val="BodyText"/>
-      </w:pPr>
-      <w:r>
-        <w:rPr>
-          <w:rFonts w:ascii="Times New Roman" w:hAnsi="Times New Roman" w:eastAsia="Times New Roman" w:cs="Times New Roman"/>
-          <w:b/>
-          <w:bCs/>
-        </w:rPr>
-        <w:t xml:space="preserve">14-2</w:t>
-      </w:r>
-    </w:p>
-    <w:p>
-      <w:pPr>
-        <w:pStyle w:val="BodyText"/>
+        <w:ind w:firstLine="420"/>
       </w:pPr>
       <w:r>
         <w:rPr>
@@ -33467,6 +33648,7 @@
     <w:p>
       <w:pPr>
         <w:pStyle w:val="FirstParagraph"/>
+        <w:ind w:firstLine="420"/>
       </w:pPr>
       <w:r>
         <w:rPr>
@@ -33622,6 +33804,7 @@
     <w:p>
       <w:pPr>
         <w:pStyle w:val="FirstParagraph"/>
+        <w:ind w:firstLine="420"/>
       </w:pPr>
       <w:r>
         <w:rPr>
@@ -33848,6 +34031,7 @@
     <w:p>
       <w:pPr>
         <w:pStyle w:val="FirstParagraph"/>
+        <w:ind w:firstLine="420"/>
       </w:pPr>
       <w:r>
         <w:rPr>
@@ -33938,6 +34122,7 @@
     <w:p>
       <w:pPr>
         <w:pStyle w:val="BlockText"/>
+        <w:ind w:firstLine="420"/>
       </w:pPr>
       <w:r>
         <w:rPr>
@@ -34323,6 +34508,7 @@
     <w:p>
       <w:pPr>
         <w:pStyle w:val="FirstParagraph"/>
+        <w:ind w:firstLine="420"/>
       </w:pPr>
       <w:r>
         <w:rPr>
@@ -34352,6 +34538,7 @@
     <w:p>
       <w:pPr>
         <w:pStyle w:val="BodyText"/>
+        <w:ind w:firstLine="420"/>
       </w:pPr>
       <w:r>
         <w:rPr>
@@ -34407,6 +34594,7 @@
     <w:p>
       <w:pPr>
         <w:pStyle w:val="BodyText"/>
+        <w:ind w:firstLine="420"/>
       </w:pPr>
       <w:r>
         <w:rPr>
@@ -34498,6 +34686,7 @@
     <w:p>
       <w:pPr>
         <w:pStyle w:val="BodyText"/>
+        <w:ind w:firstLine="420"/>
       </w:pPr>
       <w:r>
         <w:rPr>
@@ -34577,6 +34766,7 @@
     <w:p>
       <w:pPr>
         <w:pStyle w:val="BodyText"/>
+        <w:ind w:firstLine="420"/>
       </w:pPr>
       <w:r>
         <w:rPr>
@@ -34670,6 +34860,7 @@
     <w:p>
       <w:pPr>
         <w:pStyle w:val="BodyText"/>
+        <w:ind w:firstLine="420"/>
       </w:pPr>
       <w:r>
         <w:rPr>
@@ -34904,6 +35095,7 @@
     <w:p>
       <w:pPr>
         <w:pStyle w:val="FirstParagraph"/>
+        <w:ind w:firstLine="420"/>
       </w:pPr>
       <w:r>
         <w:rPr>
@@ -35072,6 +35264,7 @@
     <w:p>
       <w:pPr>
         <w:pStyle w:val="BodyText"/>
+        <w:ind w:firstLine="420"/>
       </w:pPr>
       <w:r>
         <w:rPr>
@@ -35276,6 +35469,7 @@
     <w:p>
       <w:pPr>
         <w:pStyle w:val="FirstParagraph"/>
+        <w:ind w:firstLine="420"/>
       </w:pPr>
       <w:r>
         <w:rPr>
@@ -35373,6 +35567,7 @@
     <w:p>
       <w:pPr>
         <w:pStyle w:val="BlockText"/>
+        <w:ind w:firstLine="420"/>
       </w:pPr>
       <w:r>
         <w:rPr>
@@ -35922,6 +36117,7 @@
     <w:p>
       <w:pPr>
         <w:pStyle w:val="BodyText"/>
+        <w:ind w:firstLine="420"/>
       </w:pPr>
       <w:r>
         <w:rPr>
@@ -36068,6 +36264,7 @@
     <w:p>
       <w:pPr>
         <w:pStyle w:val="BodyText"/>
+        <w:ind w:firstLine="420"/>
       </w:pPr>
       <w:r>
         <w:rPr>
@@ -36286,6 +36483,7 @@
     <w:p>
       <w:pPr>
         <w:pStyle w:val="FirstParagraph"/>
+        <w:ind w:firstLine="420"/>
       </w:pPr>
       <w:r>
         <w:rPr>
@@ -36560,6 +36758,7 @@
     <w:p>
       <w:pPr>
         <w:pStyle w:val="BlockText"/>
+        <w:ind w:firstLine="420"/>
       </w:pPr>
       <w:r>
         <w:rPr>
@@ -36655,6 +36854,7 @@
     <w:p>
       <w:pPr>
         <w:pStyle w:val="FirstParagraph"/>
+        <w:ind w:firstLine="420"/>
       </w:pPr>
       <w:r>
         <w:rPr>
@@ -36903,6 +37103,7 @@
     <w:p>
       <w:pPr>
         <w:pStyle w:val="BodyText"/>
+        <w:ind w:firstLine="420"/>
       </w:pPr>
       <w:r>
         <w:rPr>
@@ -37039,6 +37240,7 @@
     <w:p>
       <w:pPr>
         <w:pStyle w:val="BodyText"/>
+        <w:ind w:firstLine="420"/>
       </w:pPr>
       <w:r>
         <w:rPr>
@@ -37215,6 +37417,7 @@
     <w:p>
       <w:pPr>
         <w:pStyle w:val="BodyText"/>
+        <w:ind w:firstLine="420"/>
       </w:pPr>
       <w:r>
         <w:rPr>
@@ -37428,6 +37631,7 @@
     <w:p>
       <w:pPr>
         <w:pStyle w:val="FirstParagraph"/>
+        <w:ind w:firstLine="420"/>
       </w:pPr>
       <w:r>
         <w:rPr>
@@ -37708,6 +37912,7 @@
     <w:p>
       <w:pPr>
         <w:pStyle w:val="FirstParagraph"/>
+        <w:ind w:firstLine="420"/>
       </w:pPr>
       <w:r>
         <w:rPr>
@@ -37897,6 +38102,7 @@
     <w:p>
       <w:pPr>
         <w:pStyle w:val="BlockText"/>
+        <w:ind w:firstLine="420"/>
       </w:pPr>
       <w:r>
         <w:rPr>
@@ -38032,6 +38238,7 @@
     <w:p>
       <w:pPr>
         <w:pStyle w:val="BodyText"/>
+        <w:ind w:firstLine="420"/>
       </w:pPr>
       <w:r>
         <w:rPr>
@@ -38250,6 +38457,7 @@
     <w:p>
       <w:pPr>
         <w:pStyle w:val="FirstParagraph"/>
+        <w:ind w:firstLine="420"/>
       </w:pPr>
       <w:r>
         <w:rPr>
@@ -38572,6 +38780,7 @@
     <w:p>
       <w:pPr>
         <w:pStyle w:val="FirstParagraph"/>
+        <w:ind w:firstLine="420"/>
       </w:pPr>
       <w:r>
         <w:rPr>
@@ -38967,6 +39176,7 @@
     <w:p>
       <w:pPr>
         <w:pStyle w:val="FirstParagraph"/>
+        <w:ind w:firstLine="420"/>
       </w:pPr>
       <w:r>
         <w:rPr>
@@ -39125,6 +39335,7 @@
     <w:p>
       <w:pPr>
         <w:pStyle w:val="FirstParagraph"/>
+        <w:ind w:firstLine="420"/>
       </w:pPr>
       <w:r>
         <w:rPr>
@@ -39156,6 +39367,7 @@
     <w:p>
       <w:pPr>
         <w:pStyle w:val="BlockText"/>
+        <w:ind w:firstLine="420"/>
       </w:pPr>
       <w:r>
         <w:rPr>
@@ -39294,6 +39506,15 @@
         <w:tblW w:type="pct" w:w="5000"/>
         <w:tblLayout w:type="fixed"/>
         <w:tblLook w:firstRow="1" w:lastRow="0" w:firstColumn="0" w:lastColumn="0" w:noHBand="0" w:noVBand="0" w:val="0020"/>
+        <w:jc w:val="center"/>
+        <w:tblBorders>
+          <w:top w:val="single" w:sz="12" w:space="0" w:color="333333"/>
+          <w:bottom w:val="single" w:sz="12" w:space="0" w:color="333333"/>
+          <w:left w:val="none"/>
+          <w:right w:val="none"/>
+          <w:insideH w:val="none"/>
+          <w:insideV w:val="none"/>
+        </w:tblBorders>
       </w:tblPr>
       <w:tblGrid>
         <w:gridCol w:w="1508"/>
@@ -39308,7 +39529,11 @@
           <w:tblHeader w:val="on"/>
         </w:trPr>
         <w:tc>
-          <w:tcPr/>
+          <w:tcPr>
+            <w:tcBorders>
+              <w:bottom w:val="single" w:sz="6" w:space="0" w:color="333333"/>
+            </w:tcBorders>
+          </w:tcPr>
           <w:p>
             <w:pPr>
               <w:pStyle w:val="Compact"/>
@@ -39324,7 +39549,11 @@
           </w:p>
         </w:tc>
         <w:tc>
-          <w:tcPr/>
+          <w:tcPr>
+            <w:tcBorders>
+              <w:bottom w:val="single" w:sz="6" w:space="0" w:color="333333"/>
+            </w:tcBorders>
+          </w:tcPr>
           <w:p>
             <w:pPr>
               <w:pStyle w:val="Compact"/>
@@ -39340,7 +39569,11 @@
           </w:p>
         </w:tc>
         <w:tc>
-          <w:tcPr/>
+          <w:tcPr>
+            <w:tcBorders>
+              <w:bottom w:val="single" w:sz="6" w:space="0" w:color="333333"/>
+            </w:tcBorders>
+          </w:tcPr>
           <w:p>
             <w:pPr>
               <w:pStyle w:val="Compact"/>
@@ -39370,7 +39603,11 @@
           </w:p>
         </w:tc>
         <w:tc>
-          <w:tcPr/>
+          <w:tcPr>
+            <w:tcBorders>
+              <w:bottom w:val="single" w:sz="6" w:space="0" w:color="333333"/>
+            </w:tcBorders>
+          </w:tcPr>
           <w:p>
             <w:pPr>
               <w:pStyle w:val="Compact"/>
@@ -39386,7 +39623,11 @@
           </w:p>
         </w:tc>
         <w:tc>
-          <w:tcPr/>
+          <w:tcPr>
+            <w:tcBorders>
+              <w:bottom w:val="single" w:sz="6" w:space="0" w:color="333333"/>
+            </w:tcBorders>
+          </w:tcPr>
           <w:p>
             <w:pPr>
               <w:pStyle w:val="Compact"/>
@@ -39402,7 +39643,11 @@
           </w:p>
         </w:tc>
         <w:tc>
-          <w:tcPr/>
+          <w:tcPr>
+            <w:tcBorders>
+              <w:bottom w:val="single" w:sz="6" w:space="0" w:color="333333"/>
+            </w:tcBorders>
+          </w:tcPr>
           <w:p>
             <w:pPr>
               <w:pStyle w:val="Compact"/>
@@ -42077,6 +42322,7 @@
       <w:pPr>
         <w:pStyle w:val="BlockText"/>
         <w:spacing w:before="120"/>
+        <w:ind w:firstLine="420"/>
       </w:pPr>
       <w:r>
         <w:rPr>

--- a/00-首页/题组Word/初赛模拟卷/初赛模拟卷III（非有机·答案版）.docx
+++ b/00-首页/题组Word/初赛模拟卷/初赛模拟卷III（非有机·答案版）.docx
@@ -39517,12 +39517,13 @@
         </w:tblBorders>
       </w:tblPr>
       <w:tblGrid>
-        <w:gridCol w:w="1508"/>
-        <w:gridCol w:w="1131"/>
-        <w:gridCol w:w="1131"/>
-        <w:gridCol w:w="1131"/>
-        <w:gridCol w:w="1508"/>
-        <w:gridCol w:w="1508"/>
+        <w:gridCol w:w="1277"/>
+        <w:gridCol w:w="766"/>
+        <w:gridCol w:w="766"/>
+        <w:gridCol w:w="1277"/>
+        <w:gridCol w:w="1277"/>
+        <w:gridCol w:w="1277"/>
+        <w:gridCol w:w="1277"/>
       </w:tblGrid>
       <w:tr>
         <w:trPr>
@@ -39564,6 +39565,26 @@
                 <w:rFonts w:hint="eastAsia" w:ascii="Times New Roman" w:hAnsi="Times New Roman" w:eastAsia="SimHei" w:cs="Times New Roman"/>
                 <w:b/>
               </w:rPr>
+              <w:t xml:space="preserve">题名</w:t>
+            </w:r>
+          </w:p>
+        </w:tc>
+        <w:tc>
+          <w:tcPr>
+            <w:tcBorders>
+              <w:bottom w:val="single" w:sz="6" w:space="0" w:color="333333"/>
+            </w:tcBorders>
+          </w:tcPr>
+          <w:p>
+            <w:pPr>
+              <w:pStyle w:val="Compact"/>
+              <w:jc w:val="center"/>
+            </w:pPr>
+            <w:r>
+              <w:rPr>
+                <w:rFonts w:hint="eastAsia" w:ascii="Times New Roman" w:hAnsi="Times New Roman" w:eastAsia="SimHei" w:cs="Times New Roman"/>
+                <w:b/>
+              </w:rPr>
               <w:t xml:space="preserve">题卡</w:t>
             </w:r>
           </w:p>
@@ -39584,21 +39605,7 @@
                 <w:rFonts w:hint="eastAsia" w:ascii="Times New Roman" w:hAnsi="Times New Roman" w:eastAsia="SimHei" w:cs="Times New Roman"/>
                 <w:b/>
               </w:rPr>
-              <w:t>原书套卷</w:t>
-            </w:r>
-            <w:r>
-              <w:rPr>
-                <w:rFonts w:hint="eastAsia" w:ascii="Times New Roman" w:hAnsi="Times New Roman" w:eastAsia="Times New Roman" w:cs="Times New Roman"/>
-                <w:b/>
-              </w:rPr>
-              <w:t>·</w:t>
-            </w:r>
-            <w:r>
-              <w:rPr>
-                <w:rFonts w:hint="eastAsia" w:ascii="Times New Roman" w:hAnsi="Times New Roman" w:eastAsia="SimHei" w:cs="Times New Roman"/>
-                <w:b/>
-              </w:rPr>
-              <w:t>题号</w:t>
+              <w:t xml:space="preserve">来源</w:t>
             </w:r>
           </w:p>
         </w:tc>
@@ -39690,6 +39697,21 @@
               <w:rPr>
                 <w:rFonts w:hint="eastAsia" w:ascii="Times New Roman" w:hAnsi="Times New Roman" w:eastAsia="FangSong" w:cs="Times New Roman"/>
               </w:rPr>
+              <w:t xml:space="preserve">完成反应方程式</w:t>
+            </w:r>
+          </w:p>
+        </w:tc>
+        <w:tc>
+          <w:tcPr/>
+          <w:p>
+            <w:pPr>
+              <w:pStyle w:val="Compact"/>
+              <w:jc w:val="center"/>
+            </w:pPr>
+            <w:r>
+              <w:rPr>
+                <w:rFonts w:hint="eastAsia" w:ascii="Times New Roman" w:hAnsi="Times New Roman" w:eastAsia="FangSong" w:cs="Times New Roman"/>
+              </w:rPr>
               <w:t>题</w:t>
             </w:r>
             <w:r>
@@ -39739,45 +39761,9 @@
             </w:pPr>
             <w:r>
               <w:rPr>
-                <w:rFonts w:ascii="Times New Roman" w:hAnsi="Times New Roman" w:eastAsia="Times New Roman" w:cs="Times New Roman"/>
-              </w:rPr>
-              <w:t xml:space="preserve">2019 </w:t>
-            </w:r>
-            <w:r>
-              <w:rPr>
-                <w:rFonts w:hint="eastAsia" w:ascii="Times New Roman" w:hAnsi="Times New Roman" w:eastAsia="Times New Roman" w:cs="Times New Roman"/>
-              </w:rPr>
-              <w:t>BST6</w:t>
-            </w:r>
-            <w:r>
-              <w:rPr>
                 <w:rFonts w:hint="eastAsia" w:ascii="Times New Roman" w:hAnsi="Times New Roman" w:eastAsia="FangSong" w:cs="Times New Roman"/>
               </w:rPr>
-              <w:t>冲刺一</w:t>
-            </w:r>
-            <w:r>
-              <w:rPr>
-                <w:rFonts w:ascii="Times New Roman" w:hAnsi="Times New Roman" w:eastAsia="Times New Roman" w:cs="Times New Roman"/>
-              </w:rPr>
-              <w:t xml:space="preserve"> </w:t>
-            </w:r>
-            <w:r>
-              <w:rPr>
-                <w:rFonts w:hint="eastAsia" w:ascii="Times New Roman" w:hAnsi="Times New Roman" w:eastAsia="FangSong" w:cs="Times New Roman"/>
-              </w:rPr>
-              <w:t>第</w:t>
-            </w:r>
-            <w:r>
-              <w:rPr>
-                <w:rFonts w:hint="eastAsia" w:ascii="Times New Roman" w:hAnsi="Times New Roman" w:eastAsia="Times New Roman" w:cs="Times New Roman"/>
-              </w:rPr>
-              <w:t>1</w:t>
-            </w:r>
-            <w:r>
-              <w:rPr>
-                <w:rFonts w:hint="eastAsia" w:ascii="Times New Roman" w:hAnsi="Times New Roman" w:eastAsia="FangSong" w:cs="Times New Roman"/>
-              </w:rPr>
-              <w:t>题</w:t>
+              <w:t xml:space="preserve">北斗学友</w:t>
             </w:r>
           </w:p>
         </w:tc>
@@ -39807,7 +39793,7 @@
               <w:rPr>
                 <w:rFonts w:ascii="Times New Roman" w:hAnsi="Times New Roman" w:eastAsia="Times New Roman" w:cs="Times New Roman"/>
               </w:rPr>
-              <w:t xml:space="preserve">4</w:t>
+              <w:t xml:space="preserve">⭐⭐⭐⭐</w:t>
             </w:r>
           </w:p>
         </w:tc>
@@ -39840,6 +39826,21 @@
                 <w:rFonts w:ascii="Times New Roman" w:hAnsi="Times New Roman" w:eastAsia="Times New Roman" w:cs="Times New Roman"/>
               </w:rPr>
               <w:t xml:space="preserve">2</w:t>
+            </w:r>
+          </w:p>
+        </w:tc>
+        <w:tc>
+          <w:tcPr/>
+          <w:p>
+            <w:pPr>
+              <w:pStyle w:val="Compact"/>
+              <w:jc w:val="center"/>
+            </w:pPr>
+            <w:r>
+              <w:rPr>
+                <w:rFonts w:hint="eastAsia" w:ascii="Times New Roman" w:hAnsi="Times New Roman" w:eastAsia="FangSong" w:cs="Times New Roman"/>
+              </w:rPr>
+              <w:t xml:space="preserve">四氧化锇与氨基锇酸盐</w:t>
             </w:r>
           </w:p>
         </w:tc>
@@ -39903,45 +39904,9 @@
             </w:pPr>
             <w:r>
               <w:rPr>
-                <w:rFonts w:ascii="Times New Roman" w:hAnsi="Times New Roman" w:eastAsia="Times New Roman" w:cs="Times New Roman"/>
-              </w:rPr>
-              <w:t xml:space="preserve">2019 </w:t>
-            </w:r>
-            <w:r>
-              <w:rPr>
-                <w:rFonts w:hint="eastAsia" w:ascii="Times New Roman" w:hAnsi="Times New Roman" w:eastAsia="Times New Roman" w:cs="Times New Roman"/>
-              </w:rPr>
-              <w:t>BST7</w:t>
-            </w:r>
-            <w:r>
-              <w:rPr>
                 <w:rFonts w:hint="eastAsia" w:ascii="Times New Roman" w:hAnsi="Times New Roman" w:eastAsia="FangSong" w:cs="Times New Roman"/>
               </w:rPr>
-              <w:t>押题一</w:t>
-            </w:r>
-            <w:r>
-              <w:rPr>
-                <w:rFonts w:ascii="Times New Roman" w:hAnsi="Times New Roman" w:eastAsia="Times New Roman" w:cs="Times New Roman"/>
-              </w:rPr>
-              <w:t xml:space="preserve"> </w:t>
-            </w:r>
-            <w:r>
-              <w:rPr>
-                <w:rFonts w:hint="eastAsia" w:ascii="Times New Roman" w:hAnsi="Times New Roman" w:eastAsia="FangSong" w:cs="Times New Roman"/>
-              </w:rPr>
-              <w:t>第</w:t>
-            </w:r>
-            <w:r>
-              <w:rPr>
-                <w:rFonts w:hint="eastAsia" w:ascii="Times New Roman" w:hAnsi="Times New Roman" w:eastAsia="Times New Roman" w:cs="Times New Roman"/>
-              </w:rPr>
-              <w:t>2</w:t>
-            </w:r>
-            <w:r>
-              <w:rPr>
-                <w:rFonts w:hint="eastAsia" w:ascii="Times New Roman" w:hAnsi="Times New Roman" w:eastAsia="FangSong" w:cs="Times New Roman"/>
-              </w:rPr>
-              <w:t>题</w:t>
+              <w:t xml:space="preserve">北斗学友</w:t>
             </w:r>
           </w:p>
         </w:tc>
@@ -39971,7 +39936,7 @@
               <w:rPr>
                 <w:rFonts w:ascii="Times New Roman" w:hAnsi="Times New Roman" w:eastAsia="Times New Roman" w:cs="Times New Roman"/>
               </w:rPr>
-              <w:t xml:space="preserve">5</w:t>
+              <w:t xml:space="preserve">⭐⭐⭐⭐⭐</w:t>
             </w:r>
           </w:p>
         </w:tc>
@@ -40004,6 +39969,21 @@
                 <w:rFonts w:ascii="Times New Roman" w:hAnsi="Times New Roman" w:eastAsia="Times New Roman" w:cs="Times New Roman"/>
               </w:rPr>
               <w:t xml:space="preserve">3</w:t>
+            </w:r>
+          </w:p>
+        </w:tc>
+        <w:tc>
+          <w:tcPr/>
+          <w:p>
+            <w:pPr>
+              <w:pStyle w:val="Compact"/>
+              <w:jc w:val="center"/>
+            </w:pPr>
+            <w:r>
+              <w:rPr>
+                <w:rFonts w:hint="eastAsia" w:ascii="Times New Roman" w:hAnsi="Times New Roman" w:eastAsia="FangSong" w:cs="Times New Roman"/>
+              </w:rPr>
+              <w:t xml:space="preserve">铀矿石重铬酸钾滴定</w:t>
             </w:r>
           </w:p>
         </w:tc>
@@ -40067,45 +40047,9 @@
             </w:pPr>
             <w:r>
               <w:rPr>
-                <w:rFonts w:ascii="Times New Roman" w:hAnsi="Times New Roman" w:eastAsia="Times New Roman" w:cs="Times New Roman"/>
-              </w:rPr>
-              <w:t xml:space="preserve">2018 </w:t>
-            </w:r>
-            <w:r>
-              <w:rPr>
-                <w:rFonts w:hint="eastAsia" w:ascii="Times New Roman" w:hAnsi="Times New Roman" w:eastAsia="Times New Roman" w:cs="Times New Roman"/>
-              </w:rPr>
-              <w:t>BST6</w:t>
-            </w:r>
-            <w:r>
-              <w:rPr>
                 <w:rFonts w:hint="eastAsia" w:ascii="Times New Roman" w:hAnsi="Times New Roman" w:eastAsia="FangSong" w:cs="Times New Roman"/>
               </w:rPr>
-              <w:t>冲刺二</w:t>
-            </w:r>
-            <w:r>
-              <w:rPr>
-                <w:rFonts w:ascii="Times New Roman" w:hAnsi="Times New Roman" w:eastAsia="Times New Roman" w:cs="Times New Roman"/>
-              </w:rPr>
-              <w:t xml:space="preserve"> </w:t>
-            </w:r>
-            <w:r>
-              <w:rPr>
-                <w:rFonts w:hint="eastAsia" w:ascii="Times New Roman" w:hAnsi="Times New Roman" w:eastAsia="FangSong" w:cs="Times New Roman"/>
-              </w:rPr>
-              <w:t>第</w:t>
-            </w:r>
-            <w:r>
-              <w:rPr>
-                <w:rFonts w:hint="eastAsia" w:ascii="Times New Roman" w:hAnsi="Times New Roman" w:eastAsia="Times New Roman" w:cs="Times New Roman"/>
-              </w:rPr>
-              <w:t>6</w:t>
-            </w:r>
-            <w:r>
-              <w:rPr>
-                <w:rFonts w:hint="eastAsia" w:ascii="Times New Roman" w:hAnsi="Times New Roman" w:eastAsia="FangSong" w:cs="Times New Roman"/>
-              </w:rPr>
-              <w:t>题</w:t>
+              <w:t xml:space="preserve">北斗学友</w:t>
             </w:r>
           </w:p>
         </w:tc>
@@ -40135,7 +40079,7 @@
               <w:rPr>
                 <w:rFonts w:ascii="Times New Roman" w:hAnsi="Times New Roman" w:eastAsia="Times New Roman" w:cs="Times New Roman"/>
               </w:rPr>
-              <w:t xml:space="preserve">5</w:t>
+              <w:t xml:space="preserve">⭐⭐⭐⭐⭐</w:t>
             </w:r>
           </w:p>
         </w:tc>
@@ -40168,6 +40112,33 @@
                 <w:rFonts w:ascii="Times New Roman" w:hAnsi="Times New Roman" w:eastAsia="Times New Roman" w:cs="Times New Roman"/>
               </w:rPr>
               <w:t xml:space="preserve">4</w:t>
+            </w:r>
+          </w:p>
+        </w:tc>
+        <w:tc>
+          <w:tcPr/>
+          <w:p>
+            <w:pPr>
+              <w:pStyle w:val="Compact"/>
+              <w:jc w:val="center"/>
+            </w:pPr>
+            <w:r>
+              <w:rPr>
+                <w:rFonts w:hint="eastAsia" w:ascii="Times New Roman" w:hAnsi="Times New Roman" w:eastAsia="FangSong" w:cs="Times New Roman"/>
+              </w:rPr>
+              <w:t>铅精矿</w:t>
+            </w:r>
+            <w:r>
+              <w:rPr>
+                <w:rFonts w:hint="eastAsia" w:ascii="Times New Roman" w:hAnsi="Times New Roman" w:eastAsia="Times New Roman" w:cs="Times New Roman"/>
+              </w:rPr>
+              <w:t>EDTA</w:t>
+            </w:r>
+            <w:r>
+              <w:rPr>
+                <w:rFonts w:hint="eastAsia" w:ascii="Times New Roman" w:hAnsi="Times New Roman" w:eastAsia="FangSong" w:cs="Times New Roman"/>
+              </w:rPr>
+              <w:t>滴定</w:t>
             </w:r>
           </w:p>
         </w:tc>
@@ -40243,45 +40214,9 @@
             </w:pPr>
             <w:r>
               <w:rPr>
-                <w:rFonts w:ascii="Times New Roman" w:hAnsi="Times New Roman" w:eastAsia="Times New Roman" w:cs="Times New Roman"/>
-              </w:rPr>
-              <w:t xml:space="preserve">2017 </w:t>
-            </w:r>
-            <w:r>
-              <w:rPr>
-                <w:rFonts w:hint="eastAsia" w:ascii="Times New Roman" w:hAnsi="Times New Roman" w:eastAsia="Times New Roman" w:cs="Times New Roman"/>
-              </w:rPr>
-              <w:t>BST7</w:t>
-            </w:r>
-            <w:r>
-              <w:rPr>
                 <w:rFonts w:hint="eastAsia" w:ascii="Times New Roman" w:hAnsi="Times New Roman" w:eastAsia="FangSong" w:cs="Times New Roman"/>
               </w:rPr>
-              <w:t>押题一</w:t>
-            </w:r>
-            <w:r>
-              <w:rPr>
-                <w:rFonts w:ascii="Times New Roman" w:hAnsi="Times New Roman" w:eastAsia="Times New Roman" w:cs="Times New Roman"/>
-              </w:rPr>
-              <w:t xml:space="preserve"> </w:t>
-            </w:r>
-            <w:r>
-              <w:rPr>
-                <w:rFonts w:hint="eastAsia" w:ascii="Times New Roman" w:hAnsi="Times New Roman" w:eastAsia="FangSong" w:cs="Times New Roman"/>
-              </w:rPr>
-              <w:t>第</w:t>
-            </w:r>
-            <w:r>
-              <w:rPr>
-                <w:rFonts w:hint="eastAsia" w:ascii="Times New Roman" w:hAnsi="Times New Roman" w:eastAsia="Times New Roman" w:cs="Times New Roman"/>
-              </w:rPr>
-              <w:t>4</w:t>
-            </w:r>
-            <w:r>
-              <w:rPr>
-                <w:rFonts w:hint="eastAsia" w:ascii="Times New Roman" w:hAnsi="Times New Roman" w:eastAsia="FangSong" w:cs="Times New Roman"/>
-              </w:rPr>
-              <w:t>题</w:t>
+              <w:t xml:space="preserve">北斗学友</w:t>
             </w:r>
           </w:p>
         </w:tc>
@@ -40311,7 +40246,7 @@
               <w:rPr>
                 <w:rFonts w:ascii="Times New Roman" w:hAnsi="Times New Roman" w:eastAsia="Times New Roman" w:cs="Times New Roman"/>
               </w:rPr>
-              <w:t xml:space="preserve">5</w:t>
+              <w:t xml:space="preserve">⭐⭐⭐⭐⭐</w:t>
             </w:r>
           </w:p>
         </w:tc>
@@ -40344,6 +40279,21 @@
                 <w:rFonts w:ascii="Times New Roman" w:hAnsi="Times New Roman" w:eastAsia="Times New Roman" w:cs="Times New Roman"/>
               </w:rPr>
               <w:t xml:space="preserve">5</w:t>
+            </w:r>
+          </w:p>
+        </w:tc>
+        <w:tc>
+          <w:tcPr/>
+          <w:p>
+            <w:pPr>
+              <w:pStyle w:val="Compact"/>
+              <w:jc w:val="center"/>
+            </w:pPr>
+            <w:r>
+              <w:rPr>
+                <w:rFonts w:hint="eastAsia" w:ascii="Times New Roman" w:hAnsi="Times New Roman" w:eastAsia="FangSong" w:cs="Times New Roman"/>
+              </w:rPr>
+              <w:t xml:space="preserve">硼砂循环与过硼酸盐</w:t>
             </w:r>
           </w:p>
         </w:tc>
@@ -40407,45 +40357,9 @@
             </w:pPr>
             <w:r>
               <w:rPr>
-                <w:rFonts w:ascii="Times New Roman" w:hAnsi="Times New Roman" w:eastAsia="Times New Roman" w:cs="Times New Roman"/>
-              </w:rPr>
-              <w:t xml:space="preserve">2018 </w:t>
-            </w:r>
-            <w:r>
-              <w:rPr>
-                <w:rFonts w:hint="eastAsia" w:ascii="Times New Roman" w:hAnsi="Times New Roman" w:eastAsia="Times New Roman" w:cs="Times New Roman"/>
-              </w:rPr>
-              <w:t>BAT3</w:t>
-            </w:r>
-            <w:r>
-              <w:rPr>
                 <w:rFonts w:hint="eastAsia" w:ascii="Times New Roman" w:hAnsi="Times New Roman" w:eastAsia="FangSong" w:cs="Times New Roman"/>
               </w:rPr>
-              <w:t>一模</w:t>
-            </w:r>
-            <w:r>
-              <w:rPr>
-                <w:rFonts w:ascii="Times New Roman" w:hAnsi="Times New Roman" w:eastAsia="Times New Roman" w:cs="Times New Roman"/>
-              </w:rPr>
-              <w:t xml:space="preserve"> </w:t>
-            </w:r>
-            <w:r>
-              <w:rPr>
-                <w:rFonts w:hint="eastAsia" w:ascii="Times New Roman" w:hAnsi="Times New Roman" w:eastAsia="FangSong" w:cs="Times New Roman"/>
-              </w:rPr>
-              <w:t>第</w:t>
-            </w:r>
-            <w:r>
-              <w:rPr>
-                <w:rFonts w:hint="eastAsia" w:ascii="Times New Roman" w:hAnsi="Times New Roman" w:eastAsia="Times New Roman" w:cs="Times New Roman"/>
-              </w:rPr>
-              <w:t>6</w:t>
-            </w:r>
-            <w:r>
-              <w:rPr>
-                <w:rFonts w:hint="eastAsia" w:ascii="Times New Roman" w:hAnsi="Times New Roman" w:eastAsia="FangSong" w:cs="Times New Roman"/>
-              </w:rPr>
-              <w:t>题</w:t>
+              <w:t xml:space="preserve">北斗学友</w:t>
             </w:r>
           </w:p>
         </w:tc>
@@ -40475,7 +40389,7 @@
               <w:rPr>
                 <w:rFonts w:ascii="Times New Roman" w:hAnsi="Times New Roman" w:eastAsia="Times New Roman" w:cs="Times New Roman"/>
               </w:rPr>
-              <w:t xml:space="preserve">4</w:t>
+              <w:t xml:space="preserve">⭐⭐⭐⭐</w:t>
             </w:r>
           </w:p>
         </w:tc>
@@ -40508,6 +40422,21 @@
                 <w:rFonts w:ascii="Times New Roman" w:hAnsi="Times New Roman" w:eastAsia="Times New Roman" w:cs="Times New Roman"/>
               </w:rPr>
               <w:t xml:space="preserve">6</w:t>
+            </w:r>
+          </w:p>
+        </w:tc>
+        <w:tc>
+          <w:tcPr/>
+          <w:p>
+            <w:pPr>
+              <w:pStyle w:val="Compact"/>
+              <w:jc w:val="center"/>
+            </w:pPr>
+            <w:r>
+              <w:rPr>
+                <w:rFonts w:hint="eastAsia" w:ascii="Times New Roman" w:hAnsi="Times New Roman" w:eastAsia="FangSong" w:cs="Times New Roman"/>
+              </w:rPr>
+              <w:t xml:space="preserve">络合滴定测定锌与铝</w:t>
             </w:r>
           </w:p>
         </w:tc>
@@ -40571,45 +40500,9 @@
             </w:pPr>
             <w:r>
               <w:rPr>
-                <w:rFonts w:ascii="Times New Roman" w:hAnsi="Times New Roman" w:eastAsia="Times New Roman" w:cs="Times New Roman"/>
-              </w:rPr>
-              <w:t xml:space="preserve">2015 </w:t>
-            </w:r>
-            <w:r>
-              <w:rPr>
-                <w:rFonts w:hint="eastAsia" w:ascii="Times New Roman" w:hAnsi="Times New Roman" w:eastAsia="Times New Roman" w:cs="Times New Roman"/>
-              </w:rPr>
-              <w:t>BAT4</w:t>
-            </w:r>
-            <w:r>
-              <w:rPr>
                 <w:rFonts w:hint="eastAsia" w:ascii="Times New Roman" w:hAnsi="Times New Roman" w:eastAsia="FangSong" w:cs="Times New Roman"/>
               </w:rPr>
-              <w:t>二模</w:t>
-            </w:r>
-            <w:r>
-              <w:rPr>
-                <w:rFonts w:ascii="Times New Roman" w:hAnsi="Times New Roman" w:eastAsia="Times New Roman" w:cs="Times New Roman"/>
-              </w:rPr>
-              <w:t xml:space="preserve"> </w:t>
-            </w:r>
-            <w:r>
-              <w:rPr>
-                <w:rFonts w:hint="eastAsia" w:ascii="Times New Roman" w:hAnsi="Times New Roman" w:eastAsia="FangSong" w:cs="Times New Roman"/>
-              </w:rPr>
-              <w:t>第</w:t>
-            </w:r>
-            <w:r>
-              <w:rPr>
-                <w:rFonts w:hint="eastAsia" w:ascii="Times New Roman" w:hAnsi="Times New Roman" w:eastAsia="Times New Roman" w:cs="Times New Roman"/>
-              </w:rPr>
-              <w:t>3</w:t>
-            </w:r>
-            <w:r>
-              <w:rPr>
-                <w:rFonts w:hint="eastAsia" w:ascii="Times New Roman" w:hAnsi="Times New Roman" w:eastAsia="FangSong" w:cs="Times New Roman"/>
-              </w:rPr>
-              <w:t>题</w:t>
+              <w:t xml:space="preserve">北斗学友</w:t>
             </w:r>
           </w:p>
         </w:tc>
@@ -40639,7 +40532,7 @@
               <w:rPr>
                 <w:rFonts w:ascii="Times New Roman" w:hAnsi="Times New Roman" w:eastAsia="Times New Roman" w:cs="Times New Roman"/>
               </w:rPr>
-              <w:t xml:space="preserve">5</w:t>
+              <w:t xml:space="preserve">⭐⭐⭐⭐⭐</w:t>
             </w:r>
           </w:p>
         </w:tc>
@@ -40672,6 +40565,21 @@
                 <w:rFonts w:ascii="Times New Roman" w:hAnsi="Times New Roman" w:eastAsia="Times New Roman" w:cs="Times New Roman"/>
               </w:rPr>
               <w:t xml:space="preserve">7</w:t>
+            </w:r>
+          </w:p>
+        </w:tc>
+        <w:tc>
+          <w:tcPr/>
+          <w:p>
+            <w:pPr>
+              <w:pStyle w:val="Compact"/>
+              <w:jc w:val="center"/>
+            </w:pPr>
+            <w:r>
+              <w:rPr>
+                <w:rFonts w:hint="eastAsia" w:ascii="Times New Roman" w:hAnsi="Times New Roman" w:eastAsia="FangSong" w:cs="Times New Roman"/>
+              </w:rPr>
+              <w:t xml:space="preserve">钾的氧化物</w:t>
             </w:r>
           </w:p>
         </w:tc>
@@ -40735,45 +40643,9 @@
             </w:pPr>
             <w:r>
               <w:rPr>
-                <w:rFonts w:ascii="Times New Roman" w:hAnsi="Times New Roman" w:eastAsia="Times New Roman" w:cs="Times New Roman"/>
-              </w:rPr>
-              <w:t xml:space="preserve">2019 </w:t>
-            </w:r>
-            <w:r>
-              <w:rPr>
-                <w:rFonts w:hint="eastAsia" w:ascii="Times New Roman" w:hAnsi="Times New Roman" w:eastAsia="Times New Roman" w:cs="Times New Roman"/>
-              </w:rPr>
-              <w:t>BST7</w:t>
-            </w:r>
-            <w:r>
-              <w:rPr>
                 <w:rFonts w:hint="eastAsia" w:ascii="Times New Roman" w:hAnsi="Times New Roman" w:eastAsia="FangSong" w:cs="Times New Roman"/>
               </w:rPr>
-              <w:t>押题二</w:t>
-            </w:r>
-            <w:r>
-              <w:rPr>
-                <w:rFonts w:ascii="Times New Roman" w:hAnsi="Times New Roman" w:eastAsia="Times New Roman" w:cs="Times New Roman"/>
-              </w:rPr>
-              <w:t xml:space="preserve"> </w:t>
-            </w:r>
-            <w:r>
-              <w:rPr>
-                <w:rFonts w:hint="eastAsia" w:ascii="Times New Roman" w:hAnsi="Times New Roman" w:eastAsia="FangSong" w:cs="Times New Roman"/>
-              </w:rPr>
-              <w:t>第</w:t>
-            </w:r>
-            <w:r>
-              <w:rPr>
-                <w:rFonts w:hint="eastAsia" w:ascii="Times New Roman" w:hAnsi="Times New Roman" w:eastAsia="Times New Roman" w:cs="Times New Roman"/>
-              </w:rPr>
-              <w:t>3</w:t>
-            </w:r>
-            <w:r>
-              <w:rPr>
-                <w:rFonts w:hint="eastAsia" w:ascii="Times New Roman" w:hAnsi="Times New Roman" w:eastAsia="FangSong" w:cs="Times New Roman"/>
-              </w:rPr>
-              <w:t>题</w:t>
+              <w:t xml:space="preserve">北斗学友</w:t>
             </w:r>
           </w:p>
         </w:tc>
@@ -40803,7 +40675,7 @@
               <w:rPr>
                 <w:rFonts w:ascii="Times New Roman" w:hAnsi="Times New Roman" w:eastAsia="Times New Roman" w:cs="Times New Roman"/>
               </w:rPr>
-              <w:t xml:space="preserve">4</w:t>
+              <w:t xml:space="preserve">⭐⭐⭐⭐</w:t>
             </w:r>
           </w:p>
         </w:tc>
@@ -40836,6 +40708,21 @@
                 <w:rFonts w:ascii="Times New Roman" w:hAnsi="Times New Roman" w:eastAsia="Times New Roman" w:cs="Times New Roman"/>
               </w:rPr>
               <w:t xml:space="preserve">8</w:t>
+            </w:r>
+          </w:p>
+        </w:tc>
+        <w:tc>
+          <w:tcPr/>
+          <w:p>
+            <w:pPr>
+              <w:pStyle w:val="Compact"/>
+              <w:jc w:val="center"/>
+            </w:pPr>
+            <w:r>
+              <w:rPr>
+                <w:rFonts w:hint="eastAsia" w:ascii="Times New Roman" w:hAnsi="Times New Roman" w:eastAsia="FangSong" w:cs="Times New Roman"/>
+              </w:rPr>
+              <w:t xml:space="preserve">氢氧化钙的层状结构</w:t>
             </w:r>
           </w:p>
         </w:tc>
@@ -40899,45 +40786,9 @@
             </w:pPr>
             <w:r>
               <w:rPr>
-                <w:rFonts w:ascii="Times New Roman" w:hAnsi="Times New Roman" w:eastAsia="Times New Roman" w:cs="Times New Roman"/>
-              </w:rPr>
-              <w:t xml:space="preserve">2019 </w:t>
-            </w:r>
-            <w:r>
-              <w:rPr>
-                <w:rFonts w:hint="eastAsia" w:ascii="Times New Roman" w:hAnsi="Times New Roman" w:eastAsia="Times New Roman" w:cs="Times New Roman"/>
-              </w:rPr>
-              <w:t>BAT3</w:t>
-            </w:r>
-            <w:r>
-              <w:rPr>
                 <w:rFonts w:hint="eastAsia" w:ascii="Times New Roman" w:hAnsi="Times New Roman" w:eastAsia="FangSong" w:cs="Times New Roman"/>
               </w:rPr>
-              <w:t>一模</w:t>
-            </w:r>
-            <w:r>
-              <w:rPr>
-                <w:rFonts w:ascii="Times New Roman" w:hAnsi="Times New Roman" w:eastAsia="Times New Roman" w:cs="Times New Roman"/>
-              </w:rPr>
-              <w:t xml:space="preserve"> </w:t>
-            </w:r>
-            <w:r>
-              <w:rPr>
-                <w:rFonts w:hint="eastAsia" w:ascii="Times New Roman" w:hAnsi="Times New Roman" w:eastAsia="FangSong" w:cs="Times New Roman"/>
-              </w:rPr>
-              <w:t>第</w:t>
-            </w:r>
-            <w:r>
-              <w:rPr>
-                <w:rFonts w:hint="eastAsia" w:ascii="Times New Roman" w:hAnsi="Times New Roman" w:eastAsia="Times New Roman" w:cs="Times New Roman"/>
-              </w:rPr>
-              <w:t>5</w:t>
-            </w:r>
-            <w:r>
-              <w:rPr>
-                <w:rFonts w:hint="eastAsia" w:ascii="Times New Roman" w:hAnsi="Times New Roman" w:eastAsia="FangSong" w:cs="Times New Roman"/>
-              </w:rPr>
-              <w:t>题</w:t>
+              <w:t xml:space="preserve">北斗学友</w:t>
             </w:r>
           </w:p>
         </w:tc>
@@ -40967,7 +40818,7 @@
               <w:rPr>
                 <w:rFonts w:ascii="Times New Roman" w:hAnsi="Times New Roman" w:eastAsia="Times New Roman" w:cs="Times New Roman"/>
               </w:rPr>
-              <w:t xml:space="preserve">5</w:t>
+              <w:t xml:space="preserve">⭐⭐⭐⭐⭐</w:t>
             </w:r>
           </w:p>
         </w:tc>
@@ -41000,6 +40851,21 @@
                 <w:rFonts w:ascii="Times New Roman" w:hAnsi="Times New Roman" w:eastAsia="Times New Roman" w:cs="Times New Roman"/>
               </w:rPr>
               <w:t xml:space="preserve">9</w:t>
+            </w:r>
+          </w:p>
+        </w:tc>
+        <w:tc>
+          <w:tcPr/>
+          <w:p>
+            <w:pPr>
+              <w:pStyle w:val="Compact"/>
+              <w:jc w:val="center"/>
+            </w:pPr>
+            <w:r>
+              <w:rPr>
+                <w:rFonts w:hint="eastAsia" w:ascii="Times New Roman" w:hAnsi="Times New Roman" w:eastAsia="FangSong" w:cs="Times New Roman"/>
+              </w:rPr>
+              <w:t xml:space="preserve">砷化锰三元材料晶体学</w:t>
             </w:r>
           </w:p>
         </w:tc>
@@ -41063,45 +40929,9 @@
             </w:pPr>
             <w:r>
               <w:rPr>
-                <w:rFonts w:ascii="Times New Roman" w:hAnsi="Times New Roman" w:eastAsia="Times New Roman" w:cs="Times New Roman"/>
-              </w:rPr>
-              <w:t xml:space="preserve">2018 </w:t>
-            </w:r>
-            <w:r>
-              <w:rPr>
-                <w:rFonts w:hint="eastAsia" w:ascii="Times New Roman" w:hAnsi="Times New Roman" w:eastAsia="Times New Roman" w:cs="Times New Roman"/>
-              </w:rPr>
-              <w:t>BST6</w:t>
-            </w:r>
-            <w:r>
-              <w:rPr>
                 <w:rFonts w:hint="eastAsia" w:ascii="Times New Roman" w:hAnsi="Times New Roman" w:eastAsia="FangSong" w:cs="Times New Roman"/>
               </w:rPr>
-              <w:t>冲刺一</w:t>
-            </w:r>
-            <w:r>
-              <w:rPr>
-                <w:rFonts w:ascii="Times New Roman" w:hAnsi="Times New Roman" w:eastAsia="Times New Roman" w:cs="Times New Roman"/>
-              </w:rPr>
-              <w:t xml:space="preserve"> </w:t>
-            </w:r>
-            <w:r>
-              <w:rPr>
-                <w:rFonts w:hint="eastAsia" w:ascii="Times New Roman" w:hAnsi="Times New Roman" w:eastAsia="FangSong" w:cs="Times New Roman"/>
-              </w:rPr>
-              <w:t>第</w:t>
-            </w:r>
-            <w:r>
-              <w:rPr>
-                <w:rFonts w:hint="eastAsia" w:ascii="Times New Roman" w:hAnsi="Times New Roman" w:eastAsia="Times New Roman" w:cs="Times New Roman"/>
-              </w:rPr>
-              <w:t>4</w:t>
-            </w:r>
-            <w:r>
-              <w:rPr>
-                <w:rFonts w:hint="eastAsia" w:ascii="Times New Roman" w:hAnsi="Times New Roman" w:eastAsia="FangSong" w:cs="Times New Roman"/>
-              </w:rPr>
-              <w:t>题</w:t>
+              <w:t xml:space="preserve">北斗学友</w:t>
             </w:r>
           </w:p>
         </w:tc>
@@ -41131,7 +40961,7 @@
               <w:rPr>
                 <w:rFonts w:ascii="Times New Roman" w:hAnsi="Times New Roman" w:eastAsia="Times New Roman" w:cs="Times New Roman"/>
               </w:rPr>
-              <w:t xml:space="preserve">5</w:t>
+              <w:t xml:space="preserve">⭐⭐⭐⭐⭐</w:t>
             </w:r>
           </w:p>
         </w:tc>
@@ -41164,6 +40994,27 @@
                 <w:rFonts w:ascii="Times New Roman" w:hAnsi="Times New Roman" w:eastAsia="Times New Roman" w:cs="Times New Roman"/>
               </w:rPr>
               <w:t xml:space="preserve">10</w:t>
+            </w:r>
+          </w:p>
+        </w:tc>
+        <w:tc>
+          <w:tcPr/>
+          <w:p>
+            <w:pPr>
+              <w:pStyle w:val="Compact"/>
+              <w:jc w:val="center"/>
+            </w:pPr>
+            <w:r>
+              <w:rPr>
+                <w:rFonts w:hint="eastAsia" w:ascii="Times New Roman" w:hAnsi="Times New Roman" w:eastAsia="FangSong" w:cs="Times New Roman"/>
+              </w:rPr>
+              <w:t>无铅钙钛矿</w:t>
+            </w:r>
+            <w:r>
+              <w:rPr>
+                <w:rFonts w:hint="eastAsia" w:ascii="Times New Roman" w:hAnsi="Times New Roman" w:eastAsia="Times New Roman" w:cs="Times New Roman"/>
+              </w:rPr>
+              <w:t>Cs2PdBr6</w:t>
             </w:r>
           </w:p>
         </w:tc>
@@ -41233,45 +41084,9 @@
             </w:pPr>
             <w:r>
               <w:rPr>
-                <w:rFonts w:ascii="Times New Roman" w:hAnsi="Times New Roman" w:eastAsia="Times New Roman" w:cs="Times New Roman"/>
-              </w:rPr>
-              <w:t xml:space="preserve">2017 </w:t>
-            </w:r>
-            <w:r>
-              <w:rPr>
-                <w:rFonts w:hint="eastAsia" w:ascii="Times New Roman" w:hAnsi="Times New Roman" w:eastAsia="Times New Roman" w:cs="Times New Roman"/>
-              </w:rPr>
-              <w:t>BST7</w:t>
-            </w:r>
-            <w:r>
-              <w:rPr>
                 <w:rFonts w:hint="eastAsia" w:ascii="Times New Roman" w:hAnsi="Times New Roman" w:eastAsia="FangSong" w:cs="Times New Roman"/>
               </w:rPr>
-              <w:t>押题二</w:t>
-            </w:r>
-            <w:r>
-              <w:rPr>
-                <w:rFonts w:ascii="Times New Roman" w:hAnsi="Times New Roman" w:eastAsia="Times New Roman" w:cs="Times New Roman"/>
-              </w:rPr>
-              <w:t xml:space="preserve"> </w:t>
-            </w:r>
-            <w:r>
-              <w:rPr>
-                <w:rFonts w:hint="eastAsia" w:ascii="Times New Roman" w:hAnsi="Times New Roman" w:eastAsia="FangSong" w:cs="Times New Roman"/>
-              </w:rPr>
-              <w:t>第</w:t>
-            </w:r>
-            <w:r>
-              <w:rPr>
-                <w:rFonts w:hint="eastAsia" w:ascii="Times New Roman" w:hAnsi="Times New Roman" w:eastAsia="Times New Roman" w:cs="Times New Roman"/>
-              </w:rPr>
-              <w:t>3</w:t>
-            </w:r>
-            <w:r>
-              <w:rPr>
-                <w:rFonts w:hint="eastAsia" w:ascii="Times New Roman" w:hAnsi="Times New Roman" w:eastAsia="FangSong" w:cs="Times New Roman"/>
-              </w:rPr>
-              <w:t>题</w:t>
+              <w:t xml:space="preserve">北斗学友</w:t>
             </w:r>
           </w:p>
         </w:tc>
@@ -41301,7 +41116,7 @@
               <w:rPr>
                 <w:rFonts w:ascii="Times New Roman" w:hAnsi="Times New Roman" w:eastAsia="Times New Roman" w:cs="Times New Roman"/>
               </w:rPr>
-              <w:t xml:space="preserve">5</w:t>
+              <w:t xml:space="preserve">⭐⭐⭐⭐⭐</w:t>
             </w:r>
           </w:p>
         </w:tc>
@@ -41334,6 +41149,21 @@
                 <w:rFonts w:ascii="Times New Roman" w:hAnsi="Times New Roman" w:eastAsia="Times New Roman" w:cs="Times New Roman"/>
               </w:rPr>
               <w:t xml:space="preserve">11</w:t>
+            </w:r>
+          </w:p>
+        </w:tc>
+        <w:tc>
+          <w:tcPr/>
+          <w:p>
+            <w:pPr>
+              <w:pStyle w:val="Compact"/>
+              <w:jc w:val="center"/>
+            </w:pPr>
+            <w:r>
+              <w:rPr>
+                <w:rFonts w:hint="eastAsia" w:ascii="Times New Roman" w:hAnsi="Times New Roman" w:eastAsia="FangSong" w:cs="Times New Roman"/>
+              </w:rPr>
+              <w:t xml:space="preserve">全铋阳离子原子簇</w:t>
             </w:r>
           </w:p>
         </w:tc>
@@ -41397,45 +41227,9 @@
             </w:pPr>
             <w:r>
               <w:rPr>
-                <w:rFonts w:ascii="Times New Roman" w:hAnsi="Times New Roman" w:eastAsia="Times New Roman" w:cs="Times New Roman"/>
-              </w:rPr>
-              <w:t xml:space="preserve">2016 </w:t>
-            </w:r>
-            <w:r>
-              <w:rPr>
-                <w:rFonts w:hint="eastAsia" w:ascii="Times New Roman" w:hAnsi="Times New Roman" w:eastAsia="Times New Roman" w:cs="Times New Roman"/>
-              </w:rPr>
-              <w:t>BAT3</w:t>
-            </w:r>
-            <w:r>
-              <w:rPr>
                 <w:rFonts w:hint="eastAsia" w:ascii="Times New Roman" w:hAnsi="Times New Roman" w:eastAsia="FangSong" w:cs="Times New Roman"/>
               </w:rPr>
-              <w:t>一模</w:t>
-            </w:r>
-            <w:r>
-              <w:rPr>
-                <w:rFonts w:ascii="Times New Roman" w:hAnsi="Times New Roman" w:eastAsia="Times New Roman" w:cs="Times New Roman"/>
-              </w:rPr>
-              <w:t xml:space="preserve"> </w:t>
-            </w:r>
-            <w:r>
-              <w:rPr>
-                <w:rFonts w:hint="eastAsia" w:ascii="Times New Roman" w:hAnsi="Times New Roman" w:eastAsia="FangSong" w:cs="Times New Roman"/>
-              </w:rPr>
-              <w:t>第</w:t>
-            </w:r>
-            <w:r>
-              <w:rPr>
-                <w:rFonts w:hint="eastAsia" w:ascii="Times New Roman" w:hAnsi="Times New Roman" w:eastAsia="Times New Roman" w:cs="Times New Roman"/>
-              </w:rPr>
-              <w:t>5</w:t>
-            </w:r>
-            <w:r>
-              <w:rPr>
-                <w:rFonts w:hint="eastAsia" w:ascii="Times New Roman" w:hAnsi="Times New Roman" w:eastAsia="FangSong" w:cs="Times New Roman"/>
-              </w:rPr>
-              <w:t>题</w:t>
+              <w:t xml:space="preserve">北斗学友</w:t>
             </w:r>
           </w:p>
         </w:tc>
@@ -41465,7 +41259,7 @@
               <w:rPr>
                 <w:rFonts w:ascii="Times New Roman" w:hAnsi="Times New Roman" w:eastAsia="Times New Roman" w:cs="Times New Roman"/>
               </w:rPr>
-              <w:t xml:space="preserve">5</w:t>
+              <w:t xml:space="preserve">⭐⭐⭐⭐⭐</w:t>
             </w:r>
           </w:p>
         </w:tc>
@@ -41498,6 +41292,27 @@
                 <w:rFonts w:ascii="Times New Roman" w:hAnsi="Times New Roman" w:eastAsia="Times New Roman" w:cs="Times New Roman"/>
               </w:rPr>
               <w:t xml:space="preserve">12</w:t>
+            </w:r>
+          </w:p>
+        </w:tc>
+        <w:tc>
+          <w:tcPr/>
+          <w:p>
+            <w:pPr>
+              <w:pStyle w:val="Compact"/>
+              <w:jc w:val="center"/>
+            </w:pPr>
+            <w:r>
+              <w:rPr>
+                <w:rFonts w:hint="eastAsia" w:ascii="Times New Roman" w:hAnsi="Times New Roman" w:eastAsia="FangSong" w:cs="Times New Roman"/>
+              </w:rPr>
+              <w:t>镍氢电池与储氢合金</w:t>
+            </w:r>
+            <w:r>
+              <w:rPr>
+                <w:rFonts w:hint="eastAsia" w:ascii="Times New Roman" w:hAnsi="Times New Roman" w:eastAsia="Times New Roman" w:cs="Times New Roman"/>
+              </w:rPr>
+              <w:t>LaNi5</w:t>
             </w:r>
           </w:p>
         </w:tc>
@@ -41567,45 +41382,9 @@
             </w:pPr>
             <w:r>
               <w:rPr>
-                <w:rFonts w:ascii="Times New Roman" w:hAnsi="Times New Roman" w:eastAsia="Times New Roman" w:cs="Times New Roman"/>
-              </w:rPr>
-              <w:t xml:space="preserve">2015 </w:t>
-            </w:r>
-            <w:r>
-              <w:rPr>
-                <w:rFonts w:hint="eastAsia" w:ascii="Times New Roman" w:hAnsi="Times New Roman" w:eastAsia="Times New Roman" w:cs="Times New Roman"/>
-              </w:rPr>
-              <w:t>BST6</w:t>
-            </w:r>
-            <w:r>
-              <w:rPr>
                 <w:rFonts w:hint="eastAsia" w:ascii="Times New Roman" w:hAnsi="Times New Roman" w:eastAsia="FangSong" w:cs="Times New Roman"/>
               </w:rPr>
-              <w:t>冲刺二</w:t>
-            </w:r>
-            <w:r>
-              <w:rPr>
-                <w:rFonts w:ascii="Times New Roman" w:hAnsi="Times New Roman" w:eastAsia="Times New Roman" w:cs="Times New Roman"/>
-              </w:rPr>
-              <w:t xml:space="preserve"> </w:t>
-            </w:r>
-            <w:r>
-              <w:rPr>
-                <w:rFonts w:hint="eastAsia" w:ascii="Times New Roman" w:hAnsi="Times New Roman" w:eastAsia="FangSong" w:cs="Times New Roman"/>
-              </w:rPr>
-              <w:t>第</w:t>
-            </w:r>
-            <w:r>
-              <w:rPr>
-                <w:rFonts w:hint="eastAsia" w:ascii="Times New Roman" w:hAnsi="Times New Roman" w:eastAsia="Times New Roman" w:cs="Times New Roman"/>
-              </w:rPr>
-              <w:t>2</w:t>
-            </w:r>
-            <w:r>
-              <w:rPr>
-                <w:rFonts w:hint="eastAsia" w:ascii="Times New Roman" w:hAnsi="Times New Roman" w:eastAsia="FangSong" w:cs="Times New Roman"/>
-              </w:rPr>
-              <w:t>题</w:t>
+              <w:t xml:space="preserve">北斗学友</w:t>
             </w:r>
           </w:p>
         </w:tc>
@@ -41635,7 +41414,7 @@
               <w:rPr>
                 <w:rFonts w:ascii="Times New Roman" w:hAnsi="Times New Roman" w:eastAsia="Times New Roman" w:cs="Times New Roman"/>
               </w:rPr>
-              <w:t xml:space="preserve">4</w:t>
+              <w:t xml:space="preserve">⭐⭐⭐⭐</w:t>
             </w:r>
           </w:p>
         </w:tc>
@@ -41668,6 +41447,21 @@
                 <w:rFonts w:ascii="Times New Roman" w:hAnsi="Times New Roman" w:eastAsia="Times New Roman" w:cs="Times New Roman"/>
               </w:rPr>
               <w:t xml:space="preserve">13</w:t>
+            </w:r>
+          </w:p>
+        </w:tc>
+        <w:tc>
+          <w:tcPr/>
+          <w:p>
+            <w:pPr>
+              <w:pStyle w:val="Compact"/>
+              <w:jc w:val="center"/>
+            </w:pPr>
+            <w:r>
+              <w:rPr>
+                <w:rFonts w:hint="eastAsia" w:ascii="Times New Roman" w:hAnsi="Times New Roman" w:eastAsia="FangSong" w:cs="Times New Roman"/>
+              </w:rPr>
+              <w:t xml:space="preserve">氨氧化制硝酸热力学</w:t>
             </w:r>
           </w:p>
         </w:tc>
@@ -41731,45 +41525,9 @@
             </w:pPr>
             <w:r>
               <w:rPr>
-                <w:rFonts w:ascii="Times New Roman" w:hAnsi="Times New Roman" w:eastAsia="Times New Roman" w:cs="Times New Roman"/>
-              </w:rPr>
-              <w:t xml:space="preserve">2018 </w:t>
-            </w:r>
-            <w:r>
-              <w:rPr>
-                <w:rFonts w:hint="eastAsia" w:ascii="Times New Roman" w:hAnsi="Times New Roman" w:eastAsia="Times New Roman" w:cs="Times New Roman"/>
-              </w:rPr>
-              <w:t>BST6</w:t>
-            </w:r>
-            <w:r>
-              <w:rPr>
                 <w:rFonts w:hint="eastAsia" w:ascii="Times New Roman" w:hAnsi="Times New Roman" w:eastAsia="FangSong" w:cs="Times New Roman"/>
               </w:rPr>
-              <w:t>冲刺二</w:t>
-            </w:r>
-            <w:r>
-              <w:rPr>
-                <w:rFonts w:ascii="Times New Roman" w:hAnsi="Times New Roman" w:eastAsia="Times New Roman" w:cs="Times New Roman"/>
-              </w:rPr>
-              <w:t xml:space="preserve"> </w:t>
-            </w:r>
-            <w:r>
-              <w:rPr>
-                <w:rFonts w:hint="eastAsia" w:ascii="Times New Roman" w:hAnsi="Times New Roman" w:eastAsia="FangSong" w:cs="Times New Roman"/>
-              </w:rPr>
-              <w:t>第</w:t>
-            </w:r>
-            <w:r>
-              <w:rPr>
-                <w:rFonts w:hint="eastAsia" w:ascii="Times New Roman" w:hAnsi="Times New Roman" w:eastAsia="Times New Roman" w:cs="Times New Roman"/>
-              </w:rPr>
-              <w:t>7</w:t>
-            </w:r>
-            <w:r>
-              <w:rPr>
-                <w:rFonts w:hint="eastAsia" w:ascii="Times New Roman" w:hAnsi="Times New Roman" w:eastAsia="FangSong" w:cs="Times New Roman"/>
-              </w:rPr>
-              <w:t>题</w:t>
+              <w:t xml:space="preserve">北斗学友</w:t>
             </w:r>
           </w:p>
         </w:tc>
@@ -41799,7 +41557,7 @@
               <w:rPr>
                 <w:rFonts w:ascii="Times New Roman" w:hAnsi="Times New Roman" w:eastAsia="Times New Roman" w:cs="Times New Roman"/>
               </w:rPr>
-              <w:t xml:space="preserve">5</w:t>
+              <w:t xml:space="preserve">⭐⭐⭐⭐⭐</w:t>
             </w:r>
           </w:p>
         </w:tc>
@@ -41832,6 +41590,27 @@
                 <w:rFonts w:ascii="Times New Roman" w:hAnsi="Times New Roman" w:eastAsia="Times New Roman" w:cs="Times New Roman"/>
               </w:rPr>
               <w:t xml:space="preserve">14</w:t>
+            </w:r>
+          </w:p>
+        </w:tc>
+        <w:tc>
+          <w:tcPr/>
+          <w:p>
+            <w:pPr>
+              <w:pStyle w:val="Compact"/>
+              <w:jc w:val="center"/>
+            </w:pPr>
+            <w:r>
+              <w:rPr>
+                <w:rFonts w:hint="eastAsia" w:ascii="Times New Roman" w:hAnsi="Times New Roman" w:eastAsia="FangSong" w:cs="Times New Roman"/>
+              </w:rPr>
+              <w:t>平均活度系数与电池测</w:t>
+            </w:r>
+            <w:r>
+              <w:rPr>
+                <w:rFonts w:hint="eastAsia" w:ascii="Times New Roman" w:hAnsi="Times New Roman" w:eastAsia="Times New Roman" w:cs="Times New Roman"/>
+              </w:rPr>
+              <w:t>Ksp</w:t>
             </w:r>
           </w:p>
         </w:tc>
@@ -41901,45 +41680,9 @@
             </w:pPr>
             <w:r>
               <w:rPr>
-                <w:rFonts w:ascii="Times New Roman" w:hAnsi="Times New Roman" w:eastAsia="Times New Roman" w:cs="Times New Roman"/>
-              </w:rPr>
-              <w:t xml:space="preserve">2017 </w:t>
-            </w:r>
-            <w:r>
-              <w:rPr>
-                <w:rFonts w:hint="eastAsia" w:ascii="Times New Roman" w:hAnsi="Times New Roman" w:eastAsia="Times New Roman" w:cs="Times New Roman"/>
-              </w:rPr>
-              <w:t>BST4</w:t>
-            </w:r>
-            <w:r>
-              <w:rPr>
                 <w:rFonts w:hint="eastAsia" w:ascii="Times New Roman" w:hAnsi="Times New Roman" w:eastAsia="FangSong" w:cs="Times New Roman"/>
               </w:rPr>
-              <w:t>强化二</w:t>
-            </w:r>
-            <w:r>
-              <w:rPr>
-                <w:rFonts w:ascii="Times New Roman" w:hAnsi="Times New Roman" w:eastAsia="Times New Roman" w:cs="Times New Roman"/>
-              </w:rPr>
-              <w:t xml:space="preserve"> </w:t>
-            </w:r>
-            <w:r>
-              <w:rPr>
-                <w:rFonts w:hint="eastAsia" w:ascii="Times New Roman" w:hAnsi="Times New Roman" w:eastAsia="FangSong" w:cs="Times New Roman"/>
-              </w:rPr>
-              <w:t>第</w:t>
-            </w:r>
-            <w:r>
-              <w:rPr>
-                <w:rFonts w:hint="eastAsia" w:ascii="Times New Roman" w:hAnsi="Times New Roman" w:eastAsia="Times New Roman" w:cs="Times New Roman"/>
-              </w:rPr>
-              <w:t>3</w:t>
-            </w:r>
-            <w:r>
-              <w:rPr>
-                <w:rFonts w:hint="eastAsia" w:ascii="Times New Roman" w:hAnsi="Times New Roman" w:eastAsia="FangSong" w:cs="Times New Roman"/>
-              </w:rPr>
-              <w:t>题</w:t>
+              <w:t xml:space="preserve">北斗学友</w:t>
             </w:r>
           </w:p>
         </w:tc>
@@ -41969,7 +41712,7 @@
               <w:rPr>
                 <w:rFonts w:ascii="Times New Roman" w:hAnsi="Times New Roman" w:eastAsia="Times New Roman" w:cs="Times New Roman"/>
               </w:rPr>
-              <w:t xml:space="preserve">5</w:t>
+              <w:t xml:space="preserve">⭐⭐⭐⭐⭐</w:t>
             </w:r>
           </w:p>
         </w:tc>
@@ -42002,6 +41745,21 @@
                 <w:rFonts w:ascii="Times New Roman" w:hAnsi="Times New Roman" w:eastAsia="Times New Roman" w:cs="Times New Roman"/>
               </w:rPr>
               <w:t xml:space="preserve">15</w:t>
+            </w:r>
+          </w:p>
+        </w:tc>
+        <w:tc>
+          <w:tcPr/>
+          <w:p>
+            <w:pPr>
+              <w:pStyle w:val="Compact"/>
+              <w:jc w:val="center"/>
+            </w:pPr>
+            <w:r>
+              <w:rPr>
+                <w:rFonts w:hint="eastAsia" w:ascii="Times New Roman" w:hAnsi="Times New Roman" w:eastAsia="FangSong" w:cs="Times New Roman"/>
+              </w:rPr>
+              <w:t xml:space="preserve">铅汞齐浓差电池热力学</w:t>
             </w:r>
           </w:p>
         </w:tc>
@@ -42065,45 +41823,9 @@
             </w:pPr>
             <w:r>
               <w:rPr>
-                <w:rFonts w:ascii="Times New Roman" w:hAnsi="Times New Roman" w:eastAsia="Times New Roman" w:cs="Times New Roman"/>
-              </w:rPr>
-              <w:t xml:space="preserve">2017 </w:t>
-            </w:r>
-            <w:r>
-              <w:rPr>
-                <w:rFonts w:hint="eastAsia" w:ascii="Times New Roman" w:hAnsi="Times New Roman" w:eastAsia="Times New Roman" w:cs="Times New Roman"/>
-              </w:rPr>
-              <w:t>BAT4</w:t>
-            </w:r>
-            <w:r>
-              <w:rPr>
                 <w:rFonts w:hint="eastAsia" w:ascii="Times New Roman" w:hAnsi="Times New Roman" w:eastAsia="FangSong" w:cs="Times New Roman"/>
               </w:rPr>
-              <w:t>二模</w:t>
-            </w:r>
-            <w:r>
-              <w:rPr>
-                <w:rFonts w:ascii="Times New Roman" w:hAnsi="Times New Roman" w:eastAsia="Times New Roman" w:cs="Times New Roman"/>
-              </w:rPr>
-              <w:t xml:space="preserve"> </w:t>
-            </w:r>
-            <w:r>
-              <w:rPr>
-                <w:rFonts w:hint="eastAsia" w:ascii="Times New Roman" w:hAnsi="Times New Roman" w:eastAsia="FangSong" w:cs="Times New Roman"/>
-              </w:rPr>
-              <w:t>第</w:t>
-            </w:r>
-            <w:r>
-              <w:rPr>
-                <w:rFonts w:hint="eastAsia" w:ascii="Times New Roman" w:hAnsi="Times New Roman" w:eastAsia="Times New Roman" w:cs="Times New Roman"/>
-              </w:rPr>
-              <w:t>5</w:t>
-            </w:r>
-            <w:r>
-              <w:rPr>
-                <w:rFonts w:hint="eastAsia" w:ascii="Times New Roman" w:hAnsi="Times New Roman" w:eastAsia="FangSong" w:cs="Times New Roman"/>
-              </w:rPr>
-              <w:t>题</w:t>
+              <w:t xml:space="preserve">北斗学友</w:t>
             </w:r>
           </w:p>
         </w:tc>
@@ -42133,7 +41855,7 @@
               <w:rPr>
                 <w:rFonts w:ascii="Times New Roman" w:hAnsi="Times New Roman" w:eastAsia="Times New Roman" w:cs="Times New Roman"/>
               </w:rPr>
-              <w:t xml:space="preserve">5</w:t>
+              <w:t xml:space="preserve">⭐⭐⭐⭐⭐</w:t>
             </w:r>
           </w:p>
         </w:tc>
@@ -42166,6 +41888,21 @@
                 <w:rFonts w:ascii="Times New Roman" w:hAnsi="Times New Roman" w:eastAsia="Times New Roman" w:cs="Times New Roman"/>
               </w:rPr>
               <w:t xml:space="preserve">16</w:t>
+            </w:r>
+          </w:p>
+        </w:tc>
+        <w:tc>
+          <w:tcPr/>
+          <w:p>
+            <w:pPr>
+              <w:pStyle w:val="Compact"/>
+              <w:jc w:val="center"/>
+            </w:pPr>
+            <w:r>
+              <w:rPr>
+                <w:rFonts w:hint="eastAsia" w:ascii="Times New Roman" w:hAnsi="Times New Roman" w:eastAsia="FangSong" w:cs="Times New Roman"/>
+              </w:rPr>
+              <w:t xml:space="preserve">硫氢化铵分解平衡</w:t>
             </w:r>
           </w:p>
         </w:tc>
@@ -42229,45 +41966,9 @@
             </w:pPr>
             <w:r>
               <w:rPr>
-                <w:rFonts w:ascii="Times New Roman" w:hAnsi="Times New Roman" w:eastAsia="Times New Roman" w:cs="Times New Roman"/>
-              </w:rPr>
-              <w:t xml:space="preserve">2017 </w:t>
-            </w:r>
-            <w:r>
-              <w:rPr>
-                <w:rFonts w:hint="eastAsia" w:ascii="Times New Roman" w:hAnsi="Times New Roman" w:eastAsia="Times New Roman" w:cs="Times New Roman"/>
-              </w:rPr>
-              <w:t>BST4</w:t>
-            </w:r>
-            <w:r>
-              <w:rPr>
                 <w:rFonts w:hint="eastAsia" w:ascii="Times New Roman" w:hAnsi="Times New Roman" w:eastAsia="FangSong" w:cs="Times New Roman"/>
               </w:rPr>
-              <w:t>强化一</w:t>
-            </w:r>
-            <w:r>
-              <w:rPr>
-                <w:rFonts w:ascii="Times New Roman" w:hAnsi="Times New Roman" w:eastAsia="Times New Roman" w:cs="Times New Roman"/>
-              </w:rPr>
-              <w:t xml:space="preserve"> </w:t>
-            </w:r>
-            <w:r>
-              <w:rPr>
-                <w:rFonts w:hint="eastAsia" w:ascii="Times New Roman" w:hAnsi="Times New Roman" w:eastAsia="FangSong" w:cs="Times New Roman"/>
-              </w:rPr>
-              <w:t>第</w:t>
-            </w:r>
-            <w:r>
-              <w:rPr>
-                <w:rFonts w:hint="eastAsia" w:ascii="Times New Roman" w:hAnsi="Times New Roman" w:eastAsia="Times New Roman" w:cs="Times New Roman"/>
-              </w:rPr>
-              <w:t>3</w:t>
-            </w:r>
-            <w:r>
-              <w:rPr>
-                <w:rFonts w:hint="eastAsia" w:ascii="Times New Roman" w:hAnsi="Times New Roman" w:eastAsia="FangSong" w:cs="Times New Roman"/>
-              </w:rPr>
-              <w:t>题</w:t>
+              <w:t xml:space="preserve">北斗学友</w:t>
             </w:r>
           </w:p>
         </w:tc>
@@ -42297,7 +41998,7 @@
               <w:rPr>
                 <w:rFonts w:ascii="Times New Roman" w:hAnsi="Times New Roman" w:eastAsia="Times New Roman" w:cs="Times New Roman"/>
               </w:rPr>
-              <w:t xml:space="preserve">4</w:t>
+              <w:t xml:space="preserve">⭐⭐⭐⭐</w:t>
             </w:r>
           </w:p>
         </w:tc>

--- a/00-首页/题组Word/初赛模拟卷/初赛模拟卷III（非有机·答案版）.docx
+++ b/00-首页/题组Word/初赛模拟卷/初赛模拟卷III（非有机·答案版）.docx
@@ -39503,7 +39503,7 @@
     <w:tbl>
       <w:tblPr>
         <w:tblStyle w:val="Table"/>
-        <w:tblW w:type="pct" w:w="5000"/>
+        <w:tblW w:type="dxa" w:w="9411"/>
         <w:tblLayout w:type="fixed"/>
         <w:tblLook w:firstRow="1" w:lastRow="0" w:firstColumn="0" w:lastColumn="0" w:noHBand="0" w:noVBand="0" w:val="0020"/>
         <w:jc w:val="center"/>
@@ -39517,13 +39517,13 @@
         </w:tblBorders>
       </w:tblPr>
       <w:tblGrid>
-        <w:gridCol w:w="1277"/>
-        <w:gridCol w:w="766"/>
-        <w:gridCol w:w="766"/>
-        <w:gridCol w:w="1277"/>
-        <w:gridCol w:w="1277"/>
-        <w:gridCol w:w="1277"/>
-        <w:gridCol w:w="1277"/>
+        <w:gridCol w:w="737"/>
+        <w:gridCol w:w="2251"/>
+        <w:gridCol w:w="3061"/>
+        <w:gridCol w:w="752"/>
+        <w:gridCol w:w="963"/>
+        <w:gridCol w:w="992"/>
+        <w:gridCol w:w="651"/>
       </w:tblGrid>
       <w:tr>
         <w:trPr>
